--- a/apps/resume/dist/Brian_Lee_Resume_Graphics.docx
+++ b/apps/resume/dist/Brian_Lee_Resume_Graphics.docx
@@ -4,7 +4,7 @@
   <w:body>
     <w:p>
       <w:pPr>
-        <w:spacing w:before="0" w:after="20" w:line="220" w:lineRule="auto"/>
+        <w:spacing w:before="0" w:after="20" w:line="214" w:lineRule="auto"/>
         <w:jc w:val="center"/>
       </w:pPr>
       <w:r>
@@ -20,7 +20,7 @@
     </w:p>
     <w:p>
       <w:pPr>
-        <w:spacing w:before="0" w:after="40" w:line="220" w:lineRule="auto"/>
+        <w:spacing w:before="0" w:after="40" w:line="214" w:lineRule="auto"/>
         <w:jc w:val="center"/>
       </w:pPr>
       <w:r>
@@ -69,7 +69,7 @@
         <w:pBdr>
           <w:bottom w:val="single" w:sz="6" w:space="1" w:color="000000"/>
         </w:pBdr>
-        <w:spacing w:before="80" w:after="40" w:line="220" w:lineRule="auto"/>
+        <w:spacing w:before="80" w:after="40" w:line="214" w:lineRule="auto"/>
       </w:pPr>
       <w:r>
         <w:rPr>
@@ -89,7 +89,7 @@
         <w:tabs>
           <w:tab w:val="right" w:pos="10944"/>
         </w:tabs>
-        <w:spacing w:before="40" w:after="0" w:line="220" w:lineRule="auto"/>
+        <w:spacing w:before="40" w:after="0" w:line="214" w:lineRule="auto"/>
       </w:pPr>
       <w:r>
         <w:rPr>
@@ -116,7 +116,7 @@
         <w:tabs>
           <w:tab w:val="right" w:pos="10944"/>
         </w:tabs>
-        <w:spacing w:before="0" w:after="0" w:line="220" w:lineRule="auto"/>
+        <w:spacing w:before="0" w:after="0" w:line="214" w:lineRule="auto"/>
       </w:pPr>
       <w:r>
         <w:rPr>
@@ -126,7 +126,7 @@
           <w:sz w:val="20"/>
           <w:szCs w:val="20"/>
         </w:rPr>
-        <w:t xml:space="preserve">BA in Computer Science &amp; Design (Double Major), Benjamin Franklin Scholars</w:t>
+        <w:t xml:space="preserve">MSE in Computer Graphics &amp; Game Technology (CGGT), Submatriculation</w:t>
       </w:r>
       <w:r>
         <w:rPr>
@@ -137,12 +137,41 @@
           <w:szCs w:val="20"/>
         </w:rPr>
         <w:tab/>
+        <w:t xml:space="preserve">Expected May 2028</w:t>
+      </w:r>
+    </w:p>
+    <w:p>
+      <w:pPr>
+        <w:tabs>
+          <w:tab w:val="right" w:pos="10944"/>
+        </w:tabs>
+        <w:spacing w:before="0" w:after="0" w:line="214" w:lineRule="auto"/>
+      </w:pPr>
+      <w:r>
+        <w:rPr>
+          <w:rFonts w:ascii="Calibri" w:hAnsi="Calibri" w:cs="Calibri"/>
+          <w:i/>
+          <w:iCs/>
+          <w:sz w:val="20"/>
+          <w:szCs w:val="20"/>
+        </w:rPr>
+        <w:t xml:space="preserve">BA in Computer Science &amp; Design (Double Major), Benjamin Franklin Scholars</w:t>
+      </w:r>
+      <w:r>
+        <w:rPr>
+          <w:rFonts w:ascii="Calibri" w:hAnsi="Calibri" w:cs="Calibri"/>
+          <w:i/>
+          <w:iCs/>
+          <w:sz w:val="20"/>
+          <w:szCs w:val="20"/>
+        </w:rPr>
+        <w:tab/>
         <w:t xml:space="preserve">Expected May 2027</w:t>
       </w:r>
     </w:p>
     <w:p>
       <w:pPr>
-        <w:spacing w:before="0" w:after="0" w:line="220" w:lineRule="auto"/>
+        <w:spacing w:before="0" w:after="0" w:line="214" w:lineRule="auto"/>
       </w:pPr>
       <w:r>
         <w:rPr>
@@ -168,7 +197,7 @@
         <w:pBdr>
           <w:bottom w:val="single" w:sz="6" w:space="1" w:color="000000"/>
         </w:pBdr>
-        <w:spacing w:before="60" w:after="40" w:line="220" w:lineRule="auto"/>
+        <w:spacing w:before="60" w:after="40" w:line="214" w:lineRule="auto"/>
       </w:pPr>
       <w:r>
         <w:rPr>
@@ -188,7 +217,7 @@
         <w:tabs>
           <w:tab w:val="right" w:pos="10944"/>
         </w:tabs>
-        <w:spacing w:before="100" w:after="0" w:line="220" w:lineRule="auto"/>
+        <w:spacing w:before="100" w:after="0" w:line="214" w:lineRule="auto"/>
       </w:pPr>
       <w:r>
         <w:rPr>
@@ -226,7 +255,7 @@
           <w:ilvl w:val="0"/>
           <w:numId w:val="1"/>
         </w:numPr>
-        <w:spacing w:before="0" w:after="0" w:line="220" w:lineRule="auto"/>
+        <w:spacing w:before="0" w:after="0" w:line="214" w:lineRule="auto"/>
         <w:ind w:left="360" w:hanging="216"/>
       </w:pPr>
       <w:r>
@@ -262,7 +291,7 @@
           <w:ilvl w:val="0"/>
           <w:numId w:val="1"/>
         </w:numPr>
-        <w:spacing w:before="0" w:after="0" w:line="220" w:lineRule="auto"/>
+        <w:spacing w:before="0" w:after="0" w:line="214" w:lineRule="auto"/>
         <w:ind w:left="360" w:hanging="216"/>
       </w:pPr>
       <w:r>
@@ -290,7 +319,7 @@
           <w:ilvl w:val="0"/>
           <w:numId w:val="1"/>
         </w:numPr>
-        <w:spacing w:before="0" w:after="0" w:line="220" w:lineRule="auto"/>
+        <w:spacing w:before="0" w:after="0" w:line="214" w:lineRule="auto"/>
         <w:ind w:left="360" w:hanging="216"/>
       </w:pPr>
       <w:r>
@@ -344,7 +373,7 @@
           <w:ilvl w:val="0"/>
           <w:numId w:val="1"/>
         </w:numPr>
-        <w:spacing w:before="0" w:after="0" w:line="220" w:lineRule="auto"/>
+        <w:spacing w:before="0" w:after="0" w:line="214" w:lineRule="auto"/>
         <w:ind w:left="360" w:hanging="216"/>
       </w:pPr>
       <w:r>
@@ -371,7 +400,7 @@
         <w:tabs>
           <w:tab w:val="right" w:pos="10944"/>
         </w:tabs>
-        <w:spacing w:before="100" w:after="0" w:line="220" w:lineRule="auto"/>
+        <w:spacing w:before="100" w:after="0" w:line="214" w:lineRule="auto"/>
       </w:pPr>
       <w:r>
         <w:rPr>
@@ -409,7 +438,7 @@
           <w:ilvl w:val="0"/>
           <w:numId w:val="1"/>
         </w:numPr>
-        <w:spacing w:before="0" w:after="0" w:line="220" w:lineRule="auto"/>
+        <w:spacing w:before="0" w:after="0" w:line="214" w:lineRule="auto"/>
         <w:ind w:left="360" w:hanging="216"/>
       </w:pPr>
       <w:r>
@@ -445,7 +474,7 @@
           <w:ilvl w:val="0"/>
           <w:numId w:val="1"/>
         </w:numPr>
-        <w:spacing w:before="0" w:after="0" w:line="220" w:lineRule="auto"/>
+        <w:spacing w:before="0" w:after="0" w:line="214" w:lineRule="auto"/>
         <w:ind w:left="360" w:hanging="216"/>
       </w:pPr>
       <w:r>
@@ -481,7 +510,7 @@
           <w:ilvl w:val="0"/>
           <w:numId w:val="1"/>
         </w:numPr>
-        <w:spacing w:before="0" w:after="0" w:line="220" w:lineRule="auto"/>
+        <w:spacing w:before="0" w:after="0" w:line="214" w:lineRule="auto"/>
         <w:ind w:left="360" w:hanging="216"/>
       </w:pPr>
       <w:r>
@@ -516,7 +545,7 @@
         <w:tabs>
           <w:tab w:val="right" w:pos="10944"/>
         </w:tabs>
-        <w:spacing w:before="100" w:after="0" w:line="220" w:lineRule="auto"/>
+        <w:spacing w:before="100" w:after="0" w:line="214" w:lineRule="auto"/>
       </w:pPr>
       <w:r>
         <w:rPr>
@@ -554,7 +583,7 @@
           <w:ilvl w:val="0"/>
           <w:numId w:val="1"/>
         </w:numPr>
-        <w:spacing w:before="0" w:after="0" w:line="220" w:lineRule="auto"/>
+        <w:spacing w:before="0" w:after="0" w:line="214" w:lineRule="auto"/>
         <w:ind w:left="360" w:hanging="216"/>
       </w:pPr>
       <w:r>
@@ -600,7 +629,7 @@
           <w:ilvl w:val="0"/>
           <w:numId w:val="1"/>
         </w:numPr>
-        <w:spacing w:before="0" w:after="0" w:line="220" w:lineRule="auto"/>
+        <w:spacing w:before="0" w:after="0" w:line="214" w:lineRule="auto"/>
         <w:ind w:left="360" w:hanging="216"/>
       </w:pPr>
       <w:r>
@@ -636,7 +665,7 @@
           <w:ilvl w:val="0"/>
           <w:numId w:val="1"/>
         </w:numPr>
-        <w:spacing w:before="0" w:after="0" w:line="220" w:lineRule="auto"/>
+        <w:spacing w:before="0" w:after="0" w:line="214" w:lineRule="auto"/>
         <w:ind w:left="360" w:hanging="216"/>
       </w:pPr>
       <w:r>
@@ -671,7 +700,7 @@
         <w:tabs>
           <w:tab w:val="right" w:pos="10944"/>
         </w:tabs>
-        <w:spacing w:before="100" w:after="0" w:line="220" w:lineRule="auto"/>
+        <w:spacing w:before="100" w:after="0" w:line="214" w:lineRule="auto"/>
       </w:pPr>
       <w:r>
         <w:rPr>
@@ -709,7 +738,7 @@
           <w:ilvl w:val="0"/>
           <w:numId w:val="1"/>
         </w:numPr>
-        <w:spacing w:before="0" w:after="0" w:line="220" w:lineRule="auto"/>
+        <w:spacing w:before="0" w:after="0" w:line="214" w:lineRule="auto"/>
         <w:ind w:left="360" w:hanging="216"/>
       </w:pPr>
       <w:r>
@@ -745,7 +774,7 @@
           <w:ilvl w:val="0"/>
           <w:numId w:val="1"/>
         </w:numPr>
-        <w:spacing w:before="0" w:after="0" w:line="220" w:lineRule="auto"/>
+        <w:spacing w:before="0" w:after="0" w:line="214" w:lineRule="auto"/>
         <w:ind w:left="360" w:hanging="216"/>
       </w:pPr>
       <w:r>
@@ -780,7 +809,7 @@
         <w:tabs>
           <w:tab w:val="right" w:pos="10944"/>
         </w:tabs>
-        <w:spacing w:before="100" w:after="0" w:line="220" w:lineRule="auto"/>
+        <w:spacing w:before="100" w:after="0" w:line="214" w:lineRule="auto"/>
       </w:pPr>
       <w:r>
         <w:rPr>
@@ -818,7 +847,7 @@
           <w:ilvl w:val="0"/>
           <w:numId w:val="1"/>
         </w:numPr>
-        <w:spacing w:before="0" w:after="0" w:line="220" w:lineRule="auto"/>
+        <w:spacing w:before="0" w:after="0" w:line="214" w:lineRule="auto"/>
         <w:ind w:left="360" w:hanging="216"/>
       </w:pPr>
       <w:r>
@@ -854,7 +883,7 @@
           <w:ilvl w:val="0"/>
           <w:numId w:val="1"/>
         </w:numPr>
-        <w:spacing w:before="0" w:after="0" w:line="220" w:lineRule="auto"/>
+        <w:spacing w:before="0" w:after="0" w:line="214" w:lineRule="auto"/>
         <w:ind w:left="360" w:hanging="216"/>
       </w:pPr>
       <w:r>
@@ -890,7 +919,7 @@
           <w:ilvl w:val="0"/>
           <w:numId w:val="1"/>
         </w:numPr>
-        <w:spacing w:before="0" w:after="0" w:line="220" w:lineRule="auto"/>
+        <w:spacing w:before="0" w:after="0" w:line="214" w:lineRule="auto"/>
         <w:ind w:left="360" w:hanging="216"/>
       </w:pPr>
       <w:r>
@@ -925,7 +954,7 @@
         <w:pBdr>
           <w:bottom w:val="single" w:sz="6" w:space="1" w:color="000000"/>
         </w:pBdr>
-        <w:spacing w:before="60" w:after="40" w:line="220" w:lineRule="auto"/>
+        <w:spacing w:before="60" w:after="40" w:line="214" w:lineRule="auto"/>
       </w:pPr>
       <w:r>
         <w:rPr>
@@ -945,7 +974,7 @@
         <w:tabs>
           <w:tab w:val="right" w:pos="10944"/>
         </w:tabs>
-        <w:spacing w:before="60" w:after="0" w:line="220" w:lineRule="auto"/>
+        <w:spacing w:before="60" w:after="0" w:line="214" w:lineRule="auto"/>
       </w:pPr>
       <w:r>
         <w:rPr>
@@ -993,7 +1022,7 @@
           <w:ilvl w:val="0"/>
           <w:numId w:val="1"/>
         </w:numPr>
-        <w:spacing w:before="0" w:after="0" w:line="220" w:lineRule="auto"/>
+        <w:spacing w:before="0" w:after="0" w:line="214" w:lineRule="auto"/>
         <w:ind w:left="360" w:hanging="216"/>
       </w:pPr>
       <w:r>
@@ -1029,7 +1058,7 @@
           <w:ilvl w:val="0"/>
           <w:numId w:val="1"/>
         </w:numPr>
-        <w:spacing w:before="0" w:after="0" w:line="220" w:lineRule="auto"/>
+        <w:spacing w:before="0" w:after="0" w:line="214" w:lineRule="auto"/>
         <w:ind w:left="360" w:hanging="216"/>
       </w:pPr>
       <w:r>
@@ -1065,7 +1094,7 @@
           <w:ilvl w:val="0"/>
           <w:numId w:val="1"/>
         </w:numPr>
-        <w:spacing w:before="0" w:after="0" w:line="220" w:lineRule="auto"/>
+        <w:spacing w:before="0" w:after="0" w:line="214" w:lineRule="auto"/>
         <w:ind w:left="360" w:hanging="216"/>
       </w:pPr>
       <w:r>
@@ -1100,7 +1129,7 @@
         <w:tabs>
           <w:tab w:val="right" w:pos="10944"/>
         </w:tabs>
-        <w:spacing w:before="60" w:after="0" w:line="220" w:lineRule="auto"/>
+        <w:spacing w:before="60" w:after="0" w:line="214" w:lineRule="auto"/>
       </w:pPr>
       <w:r>
         <w:rPr>
@@ -1148,7 +1177,7 @@
           <w:ilvl w:val="0"/>
           <w:numId w:val="1"/>
         </w:numPr>
-        <w:spacing w:before="0" w:after="0" w:line="220" w:lineRule="auto"/>
+        <w:spacing w:before="0" w:after="0" w:line="214" w:lineRule="auto"/>
         <w:ind w:left="360" w:hanging="216"/>
       </w:pPr>
       <w:r>
@@ -1184,7 +1213,7 @@
           <w:ilvl w:val="0"/>
           <w:numId w:val="1"/>
         </w:numPr>
-        <w:spacing w:before="0" w:after="0" w:line="220" w:lineRule="auto"/>
+        <w:spacing w:before="0" w:after="0" w:line="214" w:lineRule="auto"/>
         <w:ind w:left="360" w:hanging="216"/>
       </w:pPr>
       <w:r>
@@ -1212,7 +1241,7 @@
           <w:ilvl w:val="0"/>
           <w:numId w:val="1"/>
         </w:numPr>
-        <w:spacing w:before="0" w:after="0" w:line="220" w:lineRule="auto"/>
+        <w:spacing w:before="0" w:after="0" w:line="214" w:lineRule="auto"/>
         <w:ind w:left="360" w:hanging="216"/>
       </w:pPr>
       <w:r>
@@ -1247,7 +1276,7 @@
         <w:tabs>
           <w:tab w:val="right" w:pos="10944"/>
         </w:tabs>
-        <w:spacing w:before="60" w:after="0" w:line="220" w:lineRule="auto"/>
+        <w:spacing w:before="60" w:after="0" w:line="214" w:lineRule="auto"/>
       </w:pPr>
       <w:r>
         <w:rPr>
@@ -1295,7 +1324,7 @@
           <w:ilvl w:val="0"/>
           <w:numId w:val="1"/>
         </w:numPr>
-        <w:spacing w:before="0" w:after="0" w:line="220" w:lineRule="auto"/>
+        <w:spacing w:before="0" w:after="0" w:line="214" w:lineRule="auto"/>
         <w:ind w:left="360" w:hanging="216"/>
       </w:pPr>
       <w:r>
@@ -1331,7 +1360,7 @@
           <w:ilvl w:val="0"/>
           <w:numId w:val="1"/>
         </w:numPr>
-        <w:spacing w:before="0" w:after="0" w:line="220" w:lineRule="auto"/>
+        <w:spacing w:before="0" w:after="0" w:line="214" w:lineRule="auto"/>
         <w:ind w:left="360" w:hanging="216"/>
       </w:pPr>
       <w:r>
@@ -1366,7 +1395,7 @@
         <w:pBdr>
           <w:bottom w:val="single" w:sz="6" w:space="1" w:color="000000"/>
         </w:pBdr>
-        <w:spacing w:before="60" w:after="40" w:line="220" w:lineRule="auto"/>
+        <w:spacing w:before="60" w:after="40" w:line="214" w:lineRule="auto"/>
       </w:pPr>
       <w:r>
         <w:rPr>
@@ -1383,7 +1412,7 @@
     </w:p>
     <w:p>
       <w:pPr>
-        <w:spacing w:before="40" w:after="0" w:line="220" w:lineRule="auto"/>
+        <w:spacing w:before="40" w:after="0" w:line="214" w:lineRule="auto"/>
       </w:pPr>
       <w:r>
         <w:rPr>
@@ -1406,7 +1435,7 @@
     </w:p>
     <w:p>
       <w:pPr>
-        <w:spacing w:before="0" w:after="0" w:line="220" w:lineRule="auto"/>
+        <w:spacing w:before="0" w:after="0" w:line="214" w:lineRule="auto"/>
       </w:pPr>
       <w:r>
         <w:rPr>
@@ -1429,7 +1458,7 @@
     </w:p>
     <w:p>
       <w:pPr>
-        <w:spacing w:before="0" w:after="0" w:line="220" w:lineRule="auto"/>
+        <w:spacing w:before="0" w:after="0" w:line="214" w:lineRule="auto"/>
       </w:pPr>
       <w:r>
         <w:rPr>
@@ -1452,7 +1481,7 @@
     </w:p>
     <w:p>
       <w:pPr>
-        <w:spacing w:before="0" w:after="0" w:line="220" w:lineRule="auto"/>
+        <w:spacing w:before="0" w:after="0" w:line="214" w:lineRule="auto"/>
       </w:pPr>
       <w:r>
         <w:rPr>

--- a/apps/resume/dist/Brian_Lee_Resume_Graphics.docx
+++ b/apps/resume/dist/Brian_Lee_Resume_Graphics.docx
@@ -282,7 +282,17 @@
           <w:sz w:val="21"/>
           <w:szCs w:val="21"/>
         </w:rPr>
-        <w:t xml:space="preserve"> a recency-segmented push-notification retention engine (Supabase triggers, Deno edge functions, FCM) at a 4-engineer YC startup, with a treatment/holdout A/B instrumented to measure return-rate lift</w:t>
+        <w:t xml:space="preserve"> a recency-segmented retention system (Supabase triggers, Deno edge functions, FCM) at a 4-engineer YC startup, with a treatment/holdout A/B that drove the product's </w:t>
+      </w:r>
+      <w:r>
+        <w:rPr>
+          <w:rFonts w:ascii="Calibri" w:hAnsi="Calibri" w:cs="Calibri"/>
+          <w:b/>
+          <w:bCs/>
+          <w:sz w:val="21"/>
+          <w:szCs w:val="21"/>
+        </w:rPr>
+        <w:t xml:space="preserve">first measured win-back → paid conversion</w:t>
       </w:r>
     </w:p>
     <w:p>
@@ -328,25 +338,25 @@
           <w:sz w:val="21"/>
           <w:szCs w:val="21"/>
         </w:rPr>
-        <w:t xml:space="preserve">Architected a typed integration SDK placing a production game-AI agent behind </w:t>
-      </w:r>
-      <w:r>
-        <w:rPr>
-          <w:rFonts w:ascii="Calibri" w:hAnsi="Calibri" w:cs="Calibri"/>
-          <w:b/>
-          <w:bCs/>
-          <w:sz w:val="21"/>
-          <w:szCs w:val="21"/>
-        </w:rPr>
-        <w:t xml:space="preserve">4 versioned contract seams</w:t>
-      </w:r>
-      <w:r>
-        <w:rPr>
-          <w:rFonts w:ascii="Calibri" w:hAnsi="Calibri" w:cs="Calibri"/>
-          <w:sz w:val="21"/>
-          <w:szCs w:val="21"/>
-        </w:rPr>
-        <w:t xml:space="preserve"> (zod, JSON Schema, </w:t>
+        <w:t xml:space="preserve">Packaged a production AI agent as an </w:t>
+      </w:r>
+      <w:r>
+        <w:rPr>
+          <w:rFonts w:ascii="Calibri" w:hAnsi="Calibri" w:cs="Calibri"/>
+          <w:b/>
+          <w:bCs/>
+          <w:sz w:val="21"/>
+          <w:szCs w:val="21"/>
+        </w:rPr>
+        <w:t xml:space="preserve">installable service</w:t>
+      </w:r>
+      <w:r>
+        <w:rPr>
+          <w:rFonts w:ascii="Calibri" w:hAnsi="Calibri" w:cs="Calibri"/>
+          <w:sz w:val="21"/>
+          <w:szCs w:val="21"/>
+        </w:rPr>
+        <w:t xml:space="preserve"> behind a typed SDK — 5 versioned wire contracts, </w:t>
       </w:r>
       <w:r>
         <w:rPr>
@@ -364,7 +374,17 @@
           <w:sz w:val="21"/>
           <w:szCs w:val="21"/>
         </w:rPr>
-        <w:t xml:space="preserve">), verified against the live system at full event parity</w:t>
+        <w:t xml:space="preserve">; a fresh AI agent integrated a new environment in </w:t>
+      </w:r>
+      <w:r>
+        <w:rPr>
+          <w:rFonts w:ascii="Calibri" w:hAnsi="Calibri" w:cs="Calibri"/>
+          <w:b/>
+          <w:bCs/>
+          <w:sz w:val="21"/>
+          <w:szCs w:val="21"/>
+        </w:rPr>
+        <w:t xml:space="preserve">0 fix-loops</w:t>
       </w:r>
     </w:p>
     <w:p>

--- a/apps/resume/dist/Brian_Lee_Resume_Graphics.docx
+++ b/apps/resume/dist/Brian_Lee_Resume_Graphics.docx
@@ -264,155 +264,119 @@
           <w:sz w:val="21"/>
           <w:szCs w:val="21"/>
         </w:rPr>
-        <w:t xml:space="preserve">Built and </w:t>
-      </w:r>
-      <w:r>
-        <w:rPr>
-          <w:rFonts w:ascii="Calibri" w:hAnsi="Calibri" w:cs="Calibri"/>
-          <w:b/>
-          <w:bCs/>
-          <w:sz w:val="21"/>
-          <w:szCs w:val="21"/>
-        </w:rPr>
-        <w:t xml:space="preserve">shipped to production</w:t>
-      </w:r>
-      <w:r>
-        <w:rPr>
-          <w:rFonts w:ascii="Calibri" w:hAnsi="Calibri" w:cs="Calibri"/>
-          <w:sz w:val="21"/>
-          <w:szCs w:val="21"/>
-        </w:rPr>
-        <w:t xml:space="preserve"> a recency-segmented retention system (Supabase triggers, Deno edge functions, FCM) at a 4-engineer YC startup, with a treatment/holdout A/B that drove the product's </w:t>
-      </w:r>
-      <w:r>
-        <w:rPr>
-          <w:rFonts w:ascii="Calibri" w:hAnsi="Calibri" w:cs="Calibri"/>
-          <w:b/>
-          <w:bCs/>
-          <w:sz w:val="21"/>
-          <w:szCs w:val="21"/>
-        </w:rPr>
-        <w:t xml:space="preserve">first measured win-back → paid conversion</w:t>
-      </w:r>
-    </w:p>
-    <w:p>
-      <w:pPr>
-        <w:numPr>
-          <w:ilvl w:val="0"/>
-          <w:numId w:val="1"/>
-        </w:numPr>
-        <w:spacing w:before="0" w:after="0" w:line="214" w:lineRule="auto"/>
-        <w:ind w:left="360" w:hanging="216"/>
-      </w:pPr>
-      <w:r>
-        <w:rPr>
-          <w:rFonts w:ascii="Calibri" w:hAnsi="Calibri" w:cs="Calibri"/>
-          <w:sz w:val="21"/>
-          <w:szCs w:val="21"/>
-        </w:rPr>
-        <w:t xml:space="preserve">Caught a win-back targeting flaw by validating against production data — repointing from child-role to cross-account activity for a </w:t>
-      </w:r>
-      <w:r>
-        <w:rPr>
-          <w:rFonts w:ascii="Calibri" w:hAnsi="Calibri" w:cs="Calibri"/>
-          <w:b/>
-          <w:bCs/>
-          <w:sz w:val="21"/>
-          <w:szCs w:val="21"/>
-        </w:rPr>
-        <w:t xml:space="preserve">~2.7× gain in reachable users</w:t>
-      </w:r>
-    </w:p>
-    <w:p>
-      <w:pPr>
-        <w:numPr>
-          <w:ilvl w:val="0"/>
-          <w:numId w:val="1"/>
-        </w:numPr>
-        <w:spacing w:before="0" w:after="0" w:line="214" w:lineRule="auto"/>
-        <w:ind w:left="360" w:hanging="216"/>
-      </w:pPr>
-      <w:r>
-        <w:rPr>
-          <w:rFonts w:ascii="Calibri" w:hAnsi="Calibri" w:cs="Calibri"/>
-          <w:sz w:val="21"/>
-          <w:szCs w:val="21"/>
-        </w:rPr>
-        <w:t xml:space="preserve">Packaged a production AI agent as an </w:t>
-      </w:r>
-      <w:r>
-        <w:rPr>
-          <w:rFonts w:ascii="Calibri" w:hAnsi="Calibri" w:cs="Calibri"/>
-          <w:b/>
-          <w:bCs/>
-          <w:sz w:val="21"/>
-          <w:szCs w:val="21"/>
-        </w:rPr>
-        <w:t xml:space="preserve">installable service</w:t>
-      </w:r>
-      <w:r>
-        <w:rPr>
-          <w:rFonts w:ascii="Calibri" w:hAnsi="Calibri" w:cs="Calibri"/>
-          <w:sz w:val="21"/>
-          <w:szCs w:val="21"/>
-        </w:rPr>
-        <w:t xml:space="preserve"> behind a typed SDK — 5 versioned wire contracts, </w:t>
-      </w:r>
-      <w:r>
-        <w:rPr>
-          <w:rFonts w:ascii="Calibri" w:hAnsi="Calibri" w:cs="Calibri"/>
-          <w:b/>
-          <w:bCs/>
-          <w:sz w:val="21"/>
-          <w:szCs w:val="21"/>
-        </w:rPr>
-        <w:t xml:space="preserve">136 tests</w:t>
-      </w:r>
-      <w:r>
-        <w:rPr>
-          <w:rFonts w:ascii="Calibri" w:hAnsi="Calibri" w:cs="Calibri"/>
-          <w:sz w:val="21"/>
-          <w:szCs w:val="21"/>
-        </w:rPr>
-        <w:t xml:space="preserve">; a fresh AI agent integrated a new environment in </w:t>
-      </w:r>
-      <w:r>
-        <w:rPr>
-          <w:rFonts w:ascii="Calibri" w:hAnsi="Calibri" w:cs="Calibri"/>
-          <w:b/>
-          <w:bCs/>
-          <w:sz w:val="21"/>
-          <w:szCs w:val="21"/>
-        </w:rPr>
-        <w:t xml:space="preserve">0 fix-loops</w:t>
-      </w:r>
-    </w:p>
-    <w:p>
-      <w:pPr>
-        <w:numPr>
-          <w:ilvl w:val="0"/>
-          <w:numId w:val="1"/>
-        </w:numPr>
-        <w:spacing w:before="0" w:after="0" w:line="214" w:lineRule="auto"/>
-        <w:ind w:left="360" w:hanging="216"/>
-      </w:pPr>
-      <w:r>
-        <w:rPr>
-          <w:rFonts w:ascii="Calibri" w:hAnsi="Calibri" w:cs="Calibri"/>
-          <w:b/>
-          <w:bCs/>
-          <w:sz w:val="21"/>
-          <w:szCs w:val="21"/>
-        </w:rPr>
-        <w:t xml:space="preserve">Root-caused a production auth outage</w:t>
-      </w:r>
-      <w:r>
-        <w:rPr>
-          <w:rFonts w:ascii="Calibri" w:hAnsi="Calibri" w:cs="Calibri"/>
-          <w:sz w:val="21"/>
-          <w:szCs w:val="21"/>
-        </w:rPr>
-        <w:t xml:space="preserve"> from a JWT signing-key migration and shipped the fix, restoring the guarded notification pipeline (401 → 200)</w:t>
+        <w:t xml:space="preserve">Shipped a production retention system that re-engages lapsed users with targeted push notifications (Supabase, Deno edge functions, FCM), measured by a treatment/holdout A/B — drove the product's </w:t>
+      </w:r>
+      <w:r>
+        <w:rPr>
+          <w:rFonts w:ascii="Calibri" w:hAnsi="Calibri" w:cs="Calibri"/>
+          <w:b/>
+          <w:bCs/>
+          <w:sz w:val="21"/>
+          <w:szCs w:val="21"/>
+        </w:rPr>
+        <w:t xml:space="preserve">first recovered paid subscription</w:t>
+      </w:r>
+    </w:p>
+    <w:p>
+      <w:pPr>
+        <w:numPr>
+          <w:ilvl w:val="0"/>
+          <w:numId w:val="1"/>
+        </w:numPr>
+        <w:spacing w:before="0" w:after="0" w:line="214" w:lineRule="auto"/>
+        <w:ind w:left="360" w:hanging="216"/>
+      </w:pPr>
+      <w:r>
+        <w:rPr>
+          <w:rFonts w:ascii="Calibri" w:hAnsi="Calibri" w:cs="Calibri"/>
+          <w:sz w:val="21"/>
+          <w:szCs w:val="21"/>
+        </w:rPr>
+        <w:t xml:space="preserve">Validated the win-back targeting against live production data and fixed how eligible users were identified, </w:t>
+      </w:r>
+      <w:r>
+        <w:rPr>
+          <w:rFonts w:ascii="Calibri" w:hAnsi="Calibri" w:cs="Calibri"/>
+          <w:b/>
+          <w:bCs/>
+          <w:sz w:val="21"/>
+          <w:szCs w:val="21"/>
+        </w:rPr>
+        <w:t xml:space="preserve">expanding reach ~2.7×</w:t>
+      </w:r>
+    </w:p>
+    <w:p>
+      <w:pPr>
+        <w:numPr>
+          <w:ilvl w:val="0"/>
+          <w:numId w:val="1"/>
+        </w:numPr>
+        <w:spacing w:before="0" w:after="0" w:line="214" w:lineRule="auto"/>
+        <w:ind w:left="360" w:hanging="216"/>
+      </w:pPr>
+      <w:r>
+        <w:rPr>
+          <w:rFonts w:ascii="Calibri" w:hAnsi="Calibri" w:cs="Calibri"/>
+          <w:sz w:val="21"/>
+          <w:szCs w:val="21"/>
+        </w:rPr>
+        <w:t xml:space="preserve">Turned the company's production AI agent into a drop-in package other teams can embed in their own apps — a typed SDK with versioned APIs and </w:t>
+      </w:r>
+      <w:r>
+        <w:rPr>
+          <w:rFonts w:ascii="Calibri" w:hAnsi="Calibri" w:cs="Calibri"/>
+          <w:b/>
+          <w:bCs/>
+          <w:sz w:val="21"/>
+          <w:szCs w:val="21"/>
+        </w:rPr>
+        <w:t xml:space="preserve">136 automated tests</w:t>
+      </w:r>
+      <w:r>
+        <w:rPr>
+          <w:rFonts w:ascii="Calibri" w:hAnsi="Calibri" w:cs="Calibri"/>
+          <w:sz w:val="21"/>
+          <w:szCs w:val="21"/>
+        </w:rPr>
+        <w:t xml:space="preserve">; a new AI coding agent integrated it into a fresh app on the </w:t>
+      </w:r>
+      <w:r>
+        <w:rPr>
+          <w:rFonts w:ascii="Calibri" w:hAnsi="Calibri" w:cs="Calibri"/>
+          <w:b/>
+          <w:bCs/>
+          <w:sz w:val="21"/>
+          <w:szCs w:val="21"/>
+        </w:rPr>
+        <w:t xml:space="preserve">first attempt</w:t>
+      </w:r>
+    </w:p>
+    <w:p>
+      <w:pPr>
+        <w:numPr>
+          <w:ilvl w:val="0"/>
+          <w:numId w:val="1"/>
+        </w:numPr>
+        <w:spacing w:before="0" w:after="0" w:line="214" w:lineRule="auto"/>
+        <w:ind w:left="360" w:hanging="216"/>
+      </w:pPr>
+      <w:r>
+        <w:rPr>
+          <w:rFonts w:ascii="Calibri" w:hAnsi="Calibri" w:cs="Calibri"/>
+          <w:sz w:val="21"/>
+          <w:szCs w:val="21"/>
+        </w:rPr>
+        <w:t xml:space="preserve">Diagnosed and fixed a production authentication outage (a JWT signing-key migration) that had silently broken the notification pipeline, restoring it </w:t>
+      </w:r>
+      <w:r>
+        <w:rPr>
+          <w:rFonts w:ascii="Calibri" w:hAnsi="Calibri" w:cs="Calibri"/>
+          <w:b/>
+          <w:bCs/>
+          <w:sz w:val="21"/>
+          <w:szCs w:val="21"/>
+        </w:rPr>
+        <w:t xml:space="preserve">from failing (401) to healthy (200)</w:t>
       </w:r>
     </w:p>
     <w:p>
@@ -485,7 +449,7 @@
           <w:sz w:val="21"/>
           <w:szCs w:val="21"/>
         </w:rPr>
-        <w:t xml:space="preserve">, improving UI/UX and core gameplay stability across deployments</w:t>
+        <w:t xml:space="preserve">, improving UI/UX and core gameplay stability across releases</w:t>
       </w:r>
     </w:p>
     <w:p>
@@ -539,25 +503,7 @@
           <w:sz w:val="21"/>
           <w:szCs w:val="21"/>
         </w:rPr>
-        <w:t xml:space="preserve">Upgraded SDKs and platform modules </w:t>
-      </w:r>
-      <w:r>
-        <w:rPr>
-          <w:rFonts w:ascii="Calibri" w:hAnsi="Calibri" w:cs="Calibri"/>
-          <w:b/>
-          <w:bCs/>
-          <w:sz w:val="21"/>
-          <w:szCs w:val="21"/>
-        </w:rPr>
-        <w:t xml:space="preserve">fleet-wide</w:t>
-      </w:r>
-      <w:r>
-        <w:rPr>
-          <w:rFonts w:ascii="Calibri" w:hAnsi="Calibri" w:cs="Calibri"/>
-          <w:sz w:val="21"/>
-          <w:szCs w:val="21"/>
-        </w:rPr>
-        <w:t xml:space="preserve"> to meet evolving app-store requirements and sustain production availability</w:t>
+        <w:t xml:space="preserve">Upgraded SDKs and platform modules fleet-wide to meet evolving app-store requirements and sustain production availability</w:t>
       </w:r>
     </w:p>
     <w:p>
@@ -612,25 +558,25 @@
           <w:sz w:val="21"/>
           <w:szCs w:val="21"/>
         </w:rPr>
-        <w:t xml:space="preserve">Led a </w:t>
-      </w:r>
-      <w:r>
-        <w:rPr>
-          <w:rFonts w:ascii="Calibri" w:hAnsi="Calibri" w:cs="Calibri"/>
-          <w:b/>
-          <w:bCs/>
-          <w:sz w:val="21"/>
-          <w:szCs w:val="21"/>
-        </w:rPr>
-        <w:t xml:space="preserve">15+-person cross-functional team</w:t>
-      </w:r>
-      <w:r>
-        <w:rPr>
-          <w:rFonts w:ascii="Calibri" w:hAnsi="Calibri" w:cs="Calibri"/>
-          <w:sz w:val="21"/>
-          <w:szCs w:val="21"/>
-        </w:rPr>
-        <w:t xml:space="preserve"> of designers and developers to ship client-facing </w:t>
+        <w:t xml:space="preserve">Led a cross-functional team of </w:t>
+      </w:r>
+      <w:r>
+        <w:rPr>
+          <w:rFonts w:ascii="Calibri" w:hAnsi="Calibri" w:cs="Calibri"/>
+          <w:b/>
+          <w:bCs/>
+          <w:sz w:val="21"/>
+          <w:szCs w:val="21"/>
+        </w:rPr>
+        <w:t xml:space="preserve">15+</w:t>
+      </w:r>
+      <w:r>
+        <w:rPr>
+          <w:rFonts w:ascii="Calibri" w:hAnsi="Calibri" w:cs="Calibri"/>
+          <w:sz w:val="21"/>
+          <w:szCs w:val="21"/>
+        </w:rPr>
+        <w:t xml:space="preserve"> designers and developers to ship client-facing </w:t>
       </w:r>
       <w:r>
         <w:rPr>
@@ -658,61 +604,25 @@
           <w:sz w:val="21"/>
           <w:szCs w:val="21"/>
         </w:rPr>
-        <w:t xml:space="preserve">Defined </w:t>
-      </w:r>
-      <w:r>
-        <w:rPr>
-          <w:rFonts w:ascii="Calibri" w:hAnsi="Calibri" w:cs="Calibri"/>
-          <w:b/>
-          <w:bCs/>
-          <w:sz w:val="21"/>
-          <w:szCs w:val="21"/>
-        </w:rPr>
-        <w:t xml:space="preserve">end-to-end user flows</w:t>
-      </w:r>
-      <w:r>
-        <w:rPr>
-          <w:rFonts w:ascii="Calibri" w:hAnsi="Calibri" w:cs="Calibri"/>
-          <w:sz w:val="21"/>
-          <w:szCs w:val="21"/>
-        </w:rPr>
-        <w:t xml:space="preserve">, interaction patterns, and reusable interface systems across multiple deliverables</w:t>
-      </w:r>
-    </w:p>
-    <w:p>
-      <w:pPr>
-        <w:numPr>
-          <w:ilvl w:val="0"/>
-          <w:numId w:val="1"/>
-        </w:numPr>
-        <w:spacing w:before="0" w:after="0" w:line="214" w:lineRule="auto"/>
-        <w:ind w:left="360" w:hanging="216"/>
-      </w:pPr>
-      <w:r>
-        <w:rPr>
-          <w:rFonts w:ascii="Calibri" w:hAnsi="Calibri" w:cs="Calibri"/>
-          <w:sz w:val="21"/>
-          <w:szCs w:val="21"/>
-        </w:rPr>
-        <w:t xml:space="preserve">Shipped polished, </w:t>
-      </w:r>
-      <w:r>
-        <w:rPr>
-          <w:rFonts w:ascii="Calibri" w:hAnsi="Calibri" w:cs="Calibri"/>
-          <w:b/>
-          <w:bCs/>
-          <w:sz w:val="21"/>
-          <w:szCs w:val="21"/>
-        </w:rPr>
-        <w:t xml:space="preserve">user-centered features</w:t>
-      </w:r>
-      <w:r>
-        <w:rPr>
-          <w:rFonts w:ascii="Calibri" w:hAnsi="Calibri" w:cs="Calibri"/>
-          <w:sz w:val="21"/>
-          <w:szCs w:val="21"/>
-        </w:rPr>
-        <w:t xml:space="preserve"> across semester-long client project cycles</w:t>
+        <w:t xml:space="preserve">Defined end-to-end user flows, interaction patterns, and reusable interface systems across multiple deliverables</w:t>
+      </w:r>
+    </w:p>
+    <w:p>
+      <w:pPr>
+        <w:numPr>
+          <w:ilvl w:val="0"/>
+          <w:numId w:val="1"/>
+        </w:numPr>
+        <w:spacing w:before="0" w:after="0" w:line="214" w:lineRule="auto"/>
+        <w:ind w:left="360" w:hanging="216"/>
+      </w:pPr>
+      <w:r>
+        <w:rPr>
+          <w:rFonts w:ascii="Calibri" w:hAnsi="Calibri" w:cs="Calibri"/>
+          <w:sz w:val="21"/>
+          <w:szCs w:val="21"/>
+        </w:rPr>
+        <w:t xml:space="preserve">Shipped polished, user-centered features across semester-long client project cycles</w:t>
       </w:r>
     </w:p>
     <w:p>
@@ -767,61 +677,25 @@
           <w:sz w:val="21"/>
           <w:szCs w:val="21"/>
         </w:rPr>
-        <w:t xml:space="preserve">Provided </w:t>
-      </w:r>
-      <w:r>
-        <w:rPr>
-          <w:rFonts w:ascii="Calibri" w:hAnsi="Calibri" w:cs="Calibri"/>
-          <w:b/>
-          <w:bCs/>
-          <w:sz w:val="21"/>
-          <w:szCs w:val="21"/>
-        </w:rPr>
-        <w:t xml:space="preserve">real-time English-Korean interpretation</w:t>
-      </w:r>
-      <w:r>
-        <w:rPr>
-          <w:rFonts w:ascii="Calibri" w:hAnsi="Calibri" w:cs="Calibri"/>
-          <w:sz w:val="21"/>
-          <w:szCs w:val="21"/>
-        </w:rPr>
-        <w:t xml:space="preserve"> in high-security, multi-agency environments for international stakeholders</w:t>
-      </w:r>
-    </w:p>
-    <w:p>
-      <w:pPr>
-        <w:numPr>
-          <w:ilvl w:val="0"/>
-          <w:numId w:val="1"/>
-        </w:numPr>
-        <w:spacing w:before="0" w:after="0" w:line="214" w:lineRule="auto"/>
-        <w:ind w:left="360" w:hanging="216"/>
-      </w:pPr>
-      <w:r>
-        <w:rPr>
-          <w:rFonts w:ascii="Calibri" w:hAnsi="Calibri" w:cs="Calibri"/>
-          <w:sz w:val="21"/>
-          <w:szCs w:val="21"/>
-        </w:rPr>
-        <w:t xml:space="preserve">Translated </w:t>
-      </w:r>
-      <w:r>
-        <w:rPr>
-          <w:rFonts w:ascii="Calibri" w:hAnsi="Calibri" w:cs="Calibri"/>
-          <w:b/>
-          <w:bCs/>
-          <w:sz w:val="21"/>
-          <w:szCs w:val="21"/>
-        </w:rPr>
-        <w:t xml:space="preserve">sensitive documents and briefings</w:t>
-      </w:r>
-      <w:r>
-        <w:rPr>
-          <w:rFonts w:ascii="Calibri" w:hAnsi="Calibri" w:cs="Calibri"/>
-          <w:sz w:val="21"/>
-          <w:szCs w:val="21"/>
-        </w:rPr>
-        <w:t xml:space="preserve"> with precision, enabling coordination across government and defense teams</w:t>
+        <w:t xml:space="preserve">Provided real-time English–Korean interpretation in high-security, multi-agency environments for international stakeholders</w:t>
+      </w:r>
+    </w:p>
+    <w:p>
+      <w:pPr>
+        <w:numPr>
+          <w:ilvl w:val="0"/>
+          <w:numId w:val="1"/>
+        </w:numPr>
+        <w:spacing w:before="0" w:after="0" w:line="214" w:lineRule="auto"/>
+        <w:ind w:left="360" w:hanging="216"/>
+      </w:pPr>
+      <w:r>
+        <w:rPr>
+          <w:rFonts w:ascii="Calibri" w:hAnsi="Calibri" w:cs="Calibri"/>
+          <w:sz w:val="21"/>
+          <w:szCs w:val="21"/>
+        </w:rPr>
+        <w:t xml:space="preserve">Translated sensitive documents and briefings with precision, enabling coordination across government and defense teams</w:t>
       </w:r>
     </w:p>
     <w:p>
@@ -948,25 +822,7 @@
           <w:sz w:val="21"/>
           <w:szCs w:val="21"/>
         </w:rPr>
-        <w:t xml:space="preserve">Wrote and </w:t>
-      </w:r>
-      <w:r>
-        <w:rPr>
-          <w:rFonts w:ascii="Calibri" w:hAnsi="Calibri" w:cs="Calibri"/>
-          <w:b/>
-          <w:bCs/>
-          <w:sz w:val="21"/>
-          <w:szCs w:val="21"/>
-        </w:rPr>
-        <w:t xml:space="preserve">optimized SQL queries</w:t>
-      </w:r>
-      <w:r>
-        <w:rPr>
-          <w:rFonts w:ascii="Calibri" w:hAnsi="Calibri" w:cs="Calibri"/>
-          <w:sz w:val="21"/>
-          <w:szCs w:val="21"/>
-        </w:rPr>
-        <w:t xml:space="preserve"> to improve retrieval and management efficiency across large-scale datasets</w:t>
+        <w:t xml:space="preserve">Wrote and optimized SQL queries to improve retrieval and management efficiency across large-scale datasets</w:t>
       </w:r>
     </w:p>
     <w:p>

--- a/apps/resume/dist/Brian_Lee_Resume_Graphics.docx
+++ b/apps/resume/dist/Brian_Lee_Resume_Graphics.docx
@@ -292,17 +292,25 @@
           <w:sz w:val="21"/>
           <w:szCs w:val="21"/>
         </w:rPr>
-        <w:t xml:space="preserve">Validated the win-back targeting against live production data and fixed how eligible users were identified, </w:t>
-      </w:r>
-      <w:r>
-        <w:rPr>
-          <w:rFonts w:ascii="Calibri" w:hAnsi="Calibri" w:cs="Calibri"/>
-          <w:b/>
-          <w:bCs/>
-          <w:sz w:val="21"/>
-          <w:szCs w:val="21"/>
-        </w:rPr>
-        <w:t xml:space="preserve">expanding reach ~2.7×</w:t>
+        <w:t xml:space="preserve">Expanded reachable users </w:t>
+      </w:r>
+      <w:r>
+        <w:rPr>
+          <w:rFonts w:ascii="Calibri" w:hAnsi="Calibri" w:cs="Calibri"/>
+          <w:b/>
+          <w:bCs/>
+          <w:sz w:val="21"/>
+          <w:szCs w:val="21"/>
+        </w:rPr>
+        <w:t xml:space="preserve">~2.7×</w:t>
+      </w:r>
+      <w:r>
+        <w:rPr>
+          <w:rFonts w:ascii="Calibri" w:hAnsi="Calibri" w:cs="Calibri"/>
+          <w:sz w:val="21"/>
+          <w:szCs w:val="21"/>
+        </w:rPr>
+        <w:t xml:space="preserve"> by validating the win-back targeting against live production data and correcting how eligible users were identified</w:t>
       </w:r>
     </w:p>
     <w:p>
@@ -1264,6 +1272,42 @@
           <w:szCs w:val="21"/>
         </w:rPr>
         <w:t xml:space="preserve"> on an OpenGL/VBO pipeline with GLSL shaders</w:t>
+      </w:r>
+    </w:p>
+    <w:p>
+      <w:pPr>
+        <w:numPr>
+          <w:ilvl w:val="0"/>
+          <w:numId w:val="1"/>
+        </w:numPr>
+        <w:spacing w:before="0" w:after="0" w:line="214" w:lineRule="auto"/>
+        <w:ind w:left="360" w:hanging="216"/>
+      </w:pPr>
+      <w:r>
+        <w:rPr>
+          <w:rFonts w:ascii="Calibri" w:hAnsi="Calibri" w:cs="Calibri"/>
+          <w:sz w:val="21"/>
+          <w:szCs w:val="21"/>
+        </w:rPr>
+        <w:t xml:space="preserve">Built an interactive </w:t>
+      </w:r>
+      <w:r>
+        <w:rPr>
+          <w:rFonts w:ascii="Calibri" w:hAnsi="Calibri" w:cs="Calibri"/>
+          <w:b/>
+          <w:bCs/>
+          <w:sz w:val="21"/>
+          <w:szCs w:val="21"/>
+        </w:rPr>
+        <w:t xml:space="preserve">Qt desktop editor</w:t>
+      </w:r>
+      <w:r>
+        <w:rPr>
+          <w:rFonts w:ascii="Calibri" w:hAnsi="Calibri" w:cs="Calibri"/>
+          <w:sz w:val="21"/>
+          <w:szCs w:val="21"/>
+        </w:rPr>
+        <w:t xml:space="preserve"> — vertex/edge/face selection, a GUI control panel, and a real-time OpenGL viewport</w:t>
       </w:r>
     </w:p>
     <w:p>

--- a/apps/resume/dist/Brian_Lee_Resume_Graphics.docx
+++ b/apps/resume/dist/Brian_Lee_Resume_Graphics.docx
@@ -264,17 +264,17 @@
           <w:sz w:val="21"/>
           <w:szCs w:val="21"/>
         </w:rPr>
-        <w:t xml:space="preserve">Shipped a production retention system that re-engages lapsed users with targeted push notifications (Supabase, Deno edge functions, FCM), measured by a treatment/holdout A/B — drove the product's </w:t>
-      </w:r>
-      <w:r>
-        <w:rPr>
-          <w:rFonts w:ascii="Calibri" w:hAnsi="Calibri" w:cs="Calibri"/>
-          <w:b/>
-          <w:bCs/>
-          <w:sz w:val="21"/>
-          <w:szCs w:val="21"/>
-        </w:rPr>
-        <w:t xml:space="preserve">first recovered paid subscription</w:t>
+        <w:t xml:space="preserve">Shipped a production retention system that re-engages lapsed users with targeted push notifications (Supabase, Deno edge functions, FCM) to recover them as paying subscribers, instrumented with a </w:t>
+      </w:r>
+      <w:r>
+        <w:rPr>
+          <w:rFonts w:ascii="Calibri" w:hAnsi="Calibri" w:cs="Calibri"/>
+          <w:b/>
+          <w:bCs/>
+          <w:sz w:val="21"/>
+          <w:szCs w:val="21"/>
+        </w:rPr>
+        <w:t xml:space="preserve">treatment/holdout A/B</w:t>
       </w:r>
     </w:p>
     <w:p>

--- a/apps/resume/dist/Brian_Lee_Resume_Graphics.docx
+++ b/apps/resume/dist/Brian_Lee_Resume_Graphics.docx
@@ -264,17 +264,17 @@
           <w:sz w:val="21"/>
           <w:szCs w:val="21"/>
         </w:rPr>
-        <w:t xml:space="preserve">Shipped a production retention system that re-engages lapsed users with targeted push notifications (Supabase, Deno edge functions, FCM) to recover them as paying subscribers, instrumented with a </w:t>
-      </w:r>
-      <w:r>
-        <w:rPr>
-          <w:rFonts w:ascii="Calibri" w:hAnsi="Calibri" w:cs="Calibri"/>
-          <w:b/>
-          <w:bCs/>
-          <w:sz w:val="21"/>
-          <w:szCs w:val="21"/>
-        </w:rPr>
-        <w:t xml:space="preserve">treatment/holdout A/B</w:t>
+        <w:t xml:space="preserve">Shipped a production retention system (targeted push via Supabase, Deno edge functions, FCM) with a treatment/holdout A/B, </w:t>
+      </w:r>
+      <w:r>
+        <w:rPr>
+          <w:rFonts w:ascii="Calibri" w:hAnsi="Calibri" w:cs="Calibri"/>
+          <w:b/>
+          <w:bCs/>
+          <w:sz w:val="21"/>
+          <w:szCs w:val="21"/>
+        </w:rPr>
+        <w:t xml:space="preserve">recovering churned users back into paying subscribers</w:t>
       </w:r>
     </w:p>
     <w:p>
@@ -915,97 +915,97 @@
           <w:sz w:val="21"/>
           <w:szCs w:val="21"/>
         </w:rPr>
-        <w:t xml:space="preserve">Engineered a </w:t>
-      </w:r>
-      <w:r>
-        <w:rPr>
-          <w:rFonts w:ascii="Calibri" w:hAnsi="Calibri" w:cs="Calibri"/>
-          <w:b/>
-          <w:bCs/>
-          <w:sz w:val="21"/>
-          <w:szCs w:val="21"/>
-        </w:rPr>
-        <w:t xml:space="preserve">voxel engine from scratch</w:t>
-      </w:r>
-      <w:r>
-        <w:rPr>
-          <w:rFonts w:ascii="Calibri" w:hAnsi="Calibri" w:cs="Calibri"/>
-          <w:sz w:val="21"/>
-          <w:szCs w:val="21"/>
-        </w:rPr>
-        <w:t xml:space="preserve">: 7 procedural biomes from layered Perlin/FBM/Voronoi noise with smoothstep blending</w:t>
-      </w:r>
-    </w:p>
-    <w:p>
-      <w:pPr>
-        <w:numPr>
-          <w:ilvl w:val="0"/>
-          <w:numId w:val="1"/>
-        </w:numPr>
-        <w:spacing w:before="0" w:after="0" w:line="214" w:lineRule="auto"/>
-        <w:ind w:left="360" w:hanging="216"/>
-      </w:pPr>
-      <w:r>
-        <w:rPr>
-          <w:rFonts w:ascii="Calibri" w:hAnsi="Calibri" w:cs="Calibri"/>
-          <w:sz w:val="21"/>
-          <w:szCs w:val="21"/>
-        </w:rPr>
-        <w:t xml:space="preserve">Implemented </w:t>
-      </w:r>
-      <w:r>
-        <w:rPr>
-          <w:rFonts w:ascii="Calibri" w:hAnsi="Calibri" w:cs="Calibri"/>
-          <w:b/>
-          <w:bCs/>
-          <w:sz w:val="21"/>
-          <w:szCs w:val="21"/>
-        </w:rPr>
-        <w:t xml:space="preserve">3D Perlin cave systems</w:t>
-      </w:r>
-      <w:r>
-        <w:rPr>
-          <w:rFonts w:ascii="Calibri" w:hAnsi="Calibri" w:cs="Calibri"/>
-          <w:sz w:val="21"/>
-          <w:szCs w:val="21"/>
-        </w:rPr>
-        <w:t xml:space="preserve"> with trilinear interpolation, fluid physics, and post-process tint overlays</w:t>
-      </w:r>
-    </w:p>
-    <w:p>
-      <w:pPr>
-        <w:numPr>
-          <w:ilvl w:val="0"/>
-          <w:numId w:val="1"/>
-        </w:numPr>
-        <w:spacing w:before="0" w:after="0" w:line="214" w:lineRule="auto"/>
-        <w:ind w:left="360" w:hanging="216"/>
-      </w:pPr>
-      <w:r>
-        <w:rPr>
-          <w:rFonts w:ascii="Calibri" w:hAnsi="Calibri" w:cs="Calibri"/>
-          <w:sz w:val="21"/>
-          <w:szCs w:val="21"/>
-        </w:rPr>
-        <w:t xml:space="preserve">Built the render pipeline: </w:t>
-      </w:r>
-      <w:r>
-        <w:rPr>
-          <w:rFonts w:ascii="Calibri" w:hAnsi="Calibri" w:cs="Calibri"/>
-          <w:b/>
-          <w:bCs/>
-          <w:sz w:val="21"/>
-          <w:szCs w:val="21"/>
-        </w:rPr>
-        <w:t xml:space="preserve">7×7 PCF soft shadows, screen-space reflections, vertex AO</w:t>
-      </w:r>
-      <w:r>
-        <w:rPr>
-          <w:rFonts w:ascii="Calibri" w:hAnsi="Calibri" w:cs="Calibri"/>
-          <w:sz w:val="21"/>
-          <w:szCs w:val="21"/>
-        </w:rPr>
-        <w:t xml:space="preserve">, and a dynamic day-night cycle</w:t>
+        <w:t xml:space="preserve">Built </w:t>
+      </w:r>
+      <w:r>
+        <w:rPr>
+          <w:rFonts w:ascii="Calibri" w:hAnsi="Calibri" w:cs="Calibri"/>
+          <w:b/>
+          <w:bCs/>
+          <w:sz w:val="21"/>
+          <w:szCs w:val="21"/>
+        </w:rPr>
+        <w:t xml:space="preserve">7-biome procedural world generation</w:t>
+      </w:r>
+      <w:r>
+        <w:rPr>
+          <w:rFonts w:ascii="Calibri" w:hAnsi="Calibri" w:cs="Calibri"/>
+          <w:sz w:val="21"/>
+          <w:szCs w:val="21"/>
+        </w:rPr>
+        <w:t xml:space="preserve"> for a from-scratch voxel engine (team of 3) — layered Perlin/FBM/Voronoi noise with smoothstep blending</w:t>
+      </w:r>
+    </w:p>
+    <w:p>
+      <w:pPr>
+        <w:numPr>
+          <w:ilvl w:val="0"/>
+          <w:numId w:val="1"/>
+        </w:numPr>
+        <w:spacing w:before="0" w:after="0" w:line="214" w:lineRule="auto"/>
+        <w:ind w:left="360" w:hanging="216"/>
+      </w:pPr>
+      <w:r>
+        <w:rPr>
+          <w:rFonts w:ascii="Calibri" w:hAnsi="Calibri" w:cs="Calibri"/>
+          <w:sz w:val="21"/>
+          <w:szCs w:val="21"/>
+        </w:rPr>
+        <w:t xml:space="preserve">Carved </w:t>
+      </w:r>
+      <w:r>
+        <w:rPr>
+          <w:rFonts w:ascii="Calibri" w:hAnsi="Calibri" w:cs="Calibri"/>
+          <w:b/>
+          <w:bCs/>
+          <w:sz w:val="21"/>
+          <w:szCs w:val="21"/>
+        </w:rPr>
+        <w:t xml:space="preserve">3D Perlin-noise cave systems</w:t>
+      </w:r>
+      <w:r>
+        <w:rPr>
+          <w:rFonts w:ascii="Calibri" w:hAnsi="Calibri" w:cs="Calibri"/>
+          <w:sz w:val="21"/>
+          <w:szCs w:val="21"/>
+        </w:rPr>
+        <w:t xml:space="preserve"> and post-process water/lava overlays through a framebuffer pass</w:t>
+      </w:r>
+    </w:p>
+    <w:p>
+      <w:pPr>
+        <w:numPr>
+          <w:ilvl w:val="0"/>
+          <w:numId w:val="1"/>
+        </w:numPr>
+        <w:spacing w:before="0" w:after="0" w:line="214" w:lineRule="auto"/>
+        <w:ind w:left="360" w:hanging="216"/>
+      </w:pPr>
+      <w:r>
+        <w:rPr>
+          <w:rFonts w:ascii="Calibri" w:hAnsi="Calibri" w:cs="Calibri"/>
+          <w:sz w:val="21"/>
+          <w:szCs w:val="21"/>
+        </w:rPr>
+        <w:t xml:space="preserve">Engineered the GLSL </w:t>
+      </w:r>
+      <w:r>
+        <w:rPr>
+          <w:rFonts w:ascii="Calibri" w:hAnsi="Calibri" w:cs="Calibri"/>
+          <w:b/>
+          <w:bCs/>
+          <w:sz w:val="21"/>
+          <w:szCs w:val="21"/>
+        </w:rPr>
+        <w:t xml:space="preserve">render pipeline</w:t>
+      </w:r>
+      <w:r>
+        <w:rPr>
+          <w:rFonts w:ascii="Calibri" w:hAnsi="Calibri" w:cs="Calibri"/>
+          <w:sz w:val="21"/>
+          <w:szCs w:val="21"/>
+        </w:rPr>
+        <w:t xml:space="preserve"> — 7×7 PCF shadow mapping, screen-space reflections, vertex ambient occlusion, and a day-night cycle</w:t>
       </w:r>
     </w:p>
     <w:p>
@@ -1271,43 +1271,7 @@
           <w:sz w:val="21"/>
           <w:szCs w:val="21"/>
         </w:rPr>
-        <w:t xml:space="preserve"> on an OpenGL/VBO pipeline with GLSL shaders</w:t>
-      </w:r>
-    </w:p>
-    <w:p>
-      <w:pPr>
-        <w:numPr>
-          <w:ilvl w:val="0"/>
-          <w:numId w:val="1"/>
-        </w:numPr>
-        <w:spacing w:before="0" w:after="0" w:line="214" w:lineRule="auto"/>
-        <w:ind w:left="360" w:hanging="216"/>
-      </w:pPr>
-      <w:r>
-        <w:rPr>
-          <w:rFonts w:ascii="Calibri" w:hAnsi="Calibri" w:cs="Calibri"/>
-          <w:sz w:val="21"/>
-          <w:szCs w:val="21"/>
-        </w:rPr>
-        <w:t xml:space="preserve">Built an interactive </w:t>
-      </w:r>
-      <w:r>
-        <w:rPr>
-          <w:rFonts w:ascii="Calibri" w:hAnsi="Calibri" w:cs="Calibri"/>
-          <w:b/>
-          <w:bCs/>
-          <w:sz w:val="21"/>
-          <w:szCs w:val="21"/>
-        </w:rPr>
-        <w:t xml:space="preserve">Qt desktop editor</w:t>
-      </w:r>
-      <w:r>
-        <w:rPr>
-          <w:rFonts w:ascii="Calibri" w:hAnsi="Calibri" w:cs="Calibri"/>
-          <w:sz w:val="21"/>
-          <w:szCs w:val="21"/>
-        </w:rPr>
-        <w:t xml:space="preserve"> — vertex/edge/face selection, a GUI control panel, and a real-time OpenGL viewport</w:t>
+        <w:t xml:space="preserve">, with an interactive Qt desktop editor over an OpenGL viewport</w:t>
       </w:r>
     </w:p>
     <w:p>

--- a/apps/resume/dist/Brian_Lee_Resume_Graphics.docx
+++ b/apps/resume/dist/Brian_Lee_Resume_Graphics.docx
@@ -933,7 +933,7 @@
           <w:sz w:val="21"/>
           <w:szCs w:val="21"/>
         </w:rPr>
-        <w:t xml:space="preserve"> for a from-scratch voxel engine (team of 3) — layered Perlin/FBM/Voronoi noise with smoothstep blending</w:t>
+        <w:t xml:space="preserve"> for a from-scratch voxel engine (team of 3) — Perlin/FBM/Voronoi noise with smoothstep blending</w:t>
       </w:r>
     </w:p>
     <w:p>
@@ -961,15 +961,15 @@
           <w:sz w:val="21"/>
           <w:szCs w:val="21"/>
         </w:rPr>
-        <w:t xml:space="preserve">3D Perlin-noise cave systems</w:t>
-      </w:r>
-      <w:r>
-        <w:rPr>
-          <w:rFonts w:ascii="Calibri" w:hAnsi="Calibri" w:cs="Calibri"/>
-          <w:sz w:val="21"/>
-          <w:szCs w:val="21"/>
-        </w:rPr>
-        <w:t xml:space="preserve"> and post-process water/lava overlays through a framebuffer pass</w:t>
+        <w:t xml:space="preserve">3D Perlin-noise caves</w:t>
+      </w:r>
+      <w:r>
+        <w:rPr>
+          <w:rFonts w:ascii="Calibri" w:hAnsi="Calibri" w:cs="Calibri"/>
+          <w:sz w:val="21"/>
+          <w:szCs w:val="21"/>
+        </w:rPr>
+        <w:t xml:space="preserve"> and post-process water/lava overlays via a framebuffer pass</w:t>
       </w:r>
     </w:p>
     <w:p>
@@ -1005,7 +1005,7 @@
           <w:sz w:val="21"/>
           <w:szCs w:val="21"/>
         </w:rPr>
-        <w:t xml:space="preserve"> — 7×7 PCF shadow mapping, screen-space reflections, vertex ambient occlusion, and a day-night cycle</w:t>
+        <w:t xml:space="preserve"> — PCF shadow mapping, screen-space reflections, vertex AO, and a day-night cycle</w:t>
       </w:r>
     </w:p>
     <w:p>
@@ -1235,25 +1235,61 @@
           <w:sz w:val="21"/>
           <w:szCs w:val="21"/>
         </w:rPr>
-        <w:t xml:space="preserve"> enabling efficient traversal and topology-aware editing operations</w:t>
-      </w:r>
-    </w:p>
-    <w:p>
-      <w:pPr>
-        <w:numPr>
-          <w:ilvl w:val="0"/>
-          <w:numId w:val="1"/>
-        </w:numPr>
-        <w:spacing w:before="0" w:after="0" w:line="214" w:lineRule="auto"/>
-        <w:ind w:left="360" w:hanging="216"/>
-      </w:pPr>
-      <w:r>
-        <w:rPr>
-          <w:rFonts w:ascii="Calibri" w:hAnsi="Calibri" w:cs="Calibri"/>
-          <w:sz w:val="21"/>
-          <w:szCs w:val="21"/>
-        </w:rPr>
-        <w:t xml:space="preserve">Built edge split, extrusion, and </w:t>
+        <w:t xml:space="preserve"> (Face/HalfEdge/Vertex, smart-pointer ownership) for topology-aware traversal and editing</w:t>
+      </w:r>
+    </w:p>
+    <w:p>
+      <w:pPr>
+        <w:numPr>
+          <w:ilvl w:val="0"/>
+          <w:numId w:val="1"/>
+        </w:numPr>
+        <w:spacing w:before="0" w:after="0" w:line="214" w:lineRule="auto"/>
+        <w:ind w:left="360" w:hanging="216"/>
+      </w:pPr>
+      <w:r>
+        <w:rPr>
+          <w:rFonts w:ascii="Calibri" w:hAnsi="Calibri" w:cs="Calibri"/>
+          <w:sz w:val="21"/>
+          <w:szCs w:val="21"/>
+        </w:rPr>
+        <w:t xml:space="preserve">Wrote an </w:t>
+      </w:r>
+      <w:r>
+        <w:rPr>
+          <w:rFonts w:ascii="Calibri" w:hAnsi="Calibri" w:cs="Calibri"/>
+          <w:b/>
+          <w:bCs/>
+          <w:sz w:val="21"/>
+          <w:szCs w:val="21"/>
+        </w:rPr>
+        <w:t xml:space="preserve">OBJ parser</w:t>
+      </w:r>
+      <w:r>
+        <w:rPr>
+          <w:rFonts w:ascii="Calibri" w:hAnsi="Calibri" w:cs="Calibri"/>
+          <w:sz w:val="21"/>
+          <w:szCs w:val="21"/>
+        </w:rPr>
+        <w:t xml:space="preserve"> that builds the mesh from arbitrary n-gon inputs, rendered via OpenGL VBOs</w:t>
+      </w:r>
+    </w:p>
+    <w:p>
+      <w:pPr>
+        <w:numPr>
+          <w:ilvl w:val="0"/>
+          <w:numId w:val="1"/>
+        </w:numPr>
+        <w:spacing w:before="0" w:after="0" w:line="214" w:lineRule="auto"/>
+        <w:ind w:left="360" w:hanging="216"/>
+      </w:pPr>
+      <w:r>
+        <w:rPr>
+          <w:rFonts w:ascii="Calibri" w:hAnsi="Calibri" w:cs="Calibri"/>
+          <w:sz w:val="21"/>
+          <w:szCs w:val="21"/>
+        </w:rPr>
+        <w:t xml:space="preserve">Implemented </w:t>
       </w:r>
       <w:r>
         <w:rPr>
@@ -1271,7 +1307,7 @@
           <w:sz w:val="21"/>
           <w:szCs w:val="21"/>
         </w:rPr>
-        <w:t xml:space="preserve">, with an interactive Qt desktop editor over an OpenGL viewport</w:t>
+        <w:t xml:space="preserve"> and topology ops (split, extrusion, triangulation) in a Qt editor</w:t>
       </w:r>
     </w:p>
     <w:p>

--- a/apps/resume/dist/Brian_Lee_Resume_Graphics.docx
+++ b/apps/resume/dist/Brian_Lee_Resume_Graphics.docx
@@ -246,35 +246,71 @@
           <w:szCs w:val="20"/>
         </w:rPr>
         <w:tab/>
-        <w:t xml:space="preserve">June 2026 – Present  ·  San Francisco (Remote)</w:t>
-      </w:r>
-    </w:p>
-    <w:p>
-      <w:pPr>
-        <w:numPr>
-          <w:ilvl w:val="0"/>
-          <w:numId w:val="1"/>
-        </w:numPr>
-        <w:spacing w:before="0" w:after="0" w:line="214" w:lineRule="auto"/>
-        <w:ind w:left="360" w:hanging="216"/>
-      </w:pPr>
-      <w:r>
-        <w:rPr>
-          <w:rFonts w:ascii="Calibri" w:hAnsi="Calibri" w:cs="Calibri"/>
-          <w:sz w:val="21"/>
-          <w:szCs w:val="21"/>
-        </w:rPr>
-        <w:t xml:space="preserve">Shipped a production retention system (targeted push via Supabase, Deno edge functions, FCM) with a treatment/holdout A/B, </w:t>
-      </w:r>
-      <w:r>
-        <w:rPr>
-          <w:rFonts w:ascii="Calibri" w:hAnsi="Calibri" w:cs="Calibri"/>
-          <w:b/>
-          <w:bCs/>
-          <w:sz w:val="21"/>
-          <w:szCs w:val="21"/>
-        </w:rPr>
-        <w:t xml:space="preserve">recovering churned users back into paying subscribers</w:t>
+        <w:t xml:space="preserve">June 2026 – Aug 2026  ·  San Francisco (Remote)</w:t>
+      </w:r>
+    </w:p>
+    <w:p>
+      <w:pPr>
+        <w:numPr>
+          <w:ilvl w:val="0"/>
+          <w:numId w:val="1"/>
+        </w:numPr>
+        <w:spacing w:before="0" w:after="0" w:line="214" w:lineRule="auto"/>
+        <w:ind w:left="360" w:hanging="216"/>
+      </w:pPr>
+      <w:r>
+        <w:rPr>
+          <w:rFonts w:ascii="Calibri" w:hAnsi="Calibri" w:cs="Calibri"/>
+          <w:sz w:val="21"/>
+          <w:szCs w:val="21"/>
+        </w:rPr>
+        <w:t xml:space="preserve">Shipped a production retention system (Supabase, Deno edge functions, FCM) with a treatment/holdout A/B, then </w:t>
+      </w:r>
+      <w:r>
+        <w:rPr>
+          <w:rFonts w:ascii="Calibri" w:hAnsi="Calibri" w:cs="Calibri"/>
+          <w:b/>
+          <w:bCs/>
+          <w:sz w:val="21"/>
+          <w:szCs w:val="21"/>
+        </w:rPr>
+        <w:t xml:space="preserve">automated it end to end</w:t>
+      </w:r>
+      <w:r>
+        <w:rPr>
+          <w:rFonts w:ascii="Calibri" w:hAnsi="Calibri" w:cs="Calibri"/>
+          <w:sz w:val="21"/>
+          <w:szCs w:val="21"/>
+        </w:rPr>
+        <w:t xml:space="preserve"> — it now proposes, approves and sends with </w:t>
+      </w:r>
+      <w:r>
+        <w:rPr>
+          <w:rFonts w:ascii="Calibri" w:hAnsi="Calibri" w:cs="Calibri"/>
+          <w:b/>
+          <w:bCs/>
+          <w:sz w:val="21"/>
+          <w:szCs w:val="21"/>
+        </w:rPr>
+        <w:t xml:space="preserve">no human in the loop</w:t>
+      </w:r>
+      <w:r>
+        <w:rPr>
+          <w:rFonts w:ascii="Calibri" w:hAnsi="Calibri" w:cs="Calibri"/>
+          <w:sz w:val="21"/>
+          <w:szCs w:val="21"/>
+        </w:rPr>
+        <w:t xml:space="preserve"> at </w:t>
+      </w:r>
+      <w:r>
+        <w:rPr>
+          <w:rFonts w:ascii="Calibri" w:hAnsi="Calibri" w:cs="Calibri"/>
+          <w:b/>
+          <w:bCs/>
+          <w:sz w:val="21"/>
+          <w:szCs w:val="21"/>
+        </w:rPr>
+        <w:t xml:space="preserve">91% delivery</w:t>
       </w:r>
     </w:p>
     <w:p>
@@ -328,17 +364,35 @@
           <w:sz w:val="21"/>
           <w:szCs w:val="21"/>
         </w:rPr>
-        <w:t xml:space="preserve">Turned the company's production AI agent into a drop-in package other teams can embed in their own apps — a typed SDK with versioned APIs and </w:t>
-      </w:r>
-      <w:r>
-        <w:rPr>
-          <w:rFonts w:ascii="Calibri" w:hAnsi="Calibri" w:cs="Calibri"/>
-          <w:b/>
-          <w:bCs/>
-          <w:sz w:val="21"/>
-          <w:szCs w:val="21"/>
-        </w:rPr>
-        <w:t xml:space="preserve">136 automated tests</w:t>
+        <w:t xml:space="preserve">Packaged the production AI agent as a drop-in typed </w:t>
+      </w:r>
+      <w:r>
+        <w:rPr>
+          <w:rFonts w:ascii="Calibri" w:hAnsi="Calibri" w:cs="Calibri"/>
+          <w:b/>
+          <w:bCs/>
+          <w:sz w:val="21"/>
+          <w:szCs w:val="21"/>
+        </w:rPr>
+        <w:t xml:space="preserve">SDK</w:t>
+      </w:r>
+      <w:r>
+        <w:rPr>
+          <w:rFonts w:ascii="Calibri" w:hAnsi="Calibri" w:cs="Calibri"/>
+          <w:sz w:val="21"/>
+          <w:szCs w:val="21"/>
+        </w:rPr>
+        <w:t xml:space="preserve"> with versioned APIs and </w:t>
+      </w:r>
+      <w:r>
+        <w:rPr>
+          <w:rFonts w:ascii="Calibri" w:hAnsi="Calibri" w:cs="Calibri"/>
+          <w:b/>
+          <w:bCs/>
+          <w:sz w:val="21"/>
+          <w:szCs w:val="21"/>
+        </w:rPr>
+        <w:t xml:space="preserve">136 tests</w:t>
       </w:r>
       <w:r>
         <w:rPr>
@@ -374,17 +428,17 @@
           <w:sz w:val="21"/>
           <w:szCs w:val="21"/>
         </w:rPr>
-        <w:t xml:space="preserve">Diagnosed and fixed a production authentication outage (a JWT signing-key migration) that had silently broken the notification pipeline, restoring it </w:t>
-      </w:r>
-      <w:r>
-        <w:rPr>
-          <w:rFonts w:ascii="Calibri" w:hAnsi="Calibri" w:cs="Calibri"/>
-          <w:b/>
-          <w:bCs/>
-          <w:sz w:val="21"/>
-          <w:szCs w:val="21"/>
-        </w:rPr>
-        <w:t xml:space="preserve">from failing (401) to healthy (200)</w:t>
+        <w:t xml:space="preserve">Diagnosed a silent production auth outage (a JWT signing-key migration) that had broken the notification pipeline, restoring it </w:t>
+      </w:r>
+      <w:r>
+        <w:rPr>
+          <w:rFonts w:ascii="Calibri" w:hAnsi="Calibri" w:cs="Calibri"/>
+          <w:b/>
+          <w:bCs/>
+          <w:sz w:val="21"/>
+          <w:szCs w:val="21"/>
+        </w:rPr>
+        <w:t xml:space="preserve">from 401 to 200</w:t>
       </w:r>
     </w:p>
     <w:p>

--- a/apps/resume/dist/Brian_Lee_Resume_Graphics.docx
+++ b/apps/resume/dist/Brian_Lee_Resume_Graphics.docx
@@ -261,10 +261,56 @@
       <w:r>
         <w:rPr>
           <w:rFonts w:ascii="Calibri" w:hAnsi="Calibri" w:cs="Calibri"/>
-          <w:sz w:val="21"/>
-          <w:szCs w:val="21"/>
-        </w:rPr>
-        <w:t xml:space="preserve">Shipped a production retention system (Supabase, Deno edge functions, FCM) with a treatment/holdout A/B, then </w:t>
+          <w:b/>
+          <w:bCs/>
+          <w:sz w:val="21"/>
+          <w:szCs w:val="21"/>
+        </w:rPr>
+        <w:t xml:space="preserve">Shipped a mobile redesign to production users</w:t>
+      </w:r>
+      <w:r>
+        <w:rPr>
+          <w:rFonts w:ascii="Calibri" w:hAnsi="Calibri" w:cs="Calibri"/>
+          <w:sz w:val="21"/>
+          <w:szCs w:val="21"/>
+        </w:rPr>
+        <w:t xml:space="preserve"> behind a feature flag — a five-PR stack merged in order, held byte-identical with the flag off and cleared against a </w:t>
+      </w:r>
+      <w:r>
+        <w:rPr>
+          <w:rFonts w:ascii="Calibri" w:hAnsi="Calibri" w:cs="Calibri"/>
+          <w:b/>
+          <w:bCs/>
+          <w:sz w:val="21"/>
+          <w:szCs w:val="21"/>
+        </w:rPr>
+        <w:t xml:space="preserve">2,009-test</w:t>
+      </w:r>
+      <w:r>
+        <w:rPr>
+          <w:rFonts w:ascii="Calibri" w:hAnsi="Calibri" w:cs="Calibri"/>
+          <w:sz w:val="21"/>
+          <w:szCs w:val="21"/>
+        </w:rPr>
+        <w:t xml:space="preserve"> regression suite before going live</w:t>
+      </w:r>
+    </w:p>
+    <w:p>
+      <w:pPr>
+        <w:numPr>
+          <w:ilvl w:val="0"/>
+          <w:numId w:val="1"/>
+        </w:numPr>
+        <w:spacing w:before="0" w:after="0" w:line="214" w:lineRule="auto"/>
+        <w:ind w:left="360" w:hanging="216"/>
+      </w:pPr>
+      <w:r>
+        <w:rPr>
+          <w:rFonts w:ascii="Calibri" w:hAnsi="Calibri" w:cs="Calibri"/>
+          <w:sz w:val="21"/>
+          <w:szCs w:val="21"/>
+        </w:rPr>
+        <w:t xml:space="preserve">Built a push-notification retention system (Supabase, Deno edge functions, FCM) with a treatment/holdout A/B, then </w:t>
       </w:r>
       <w:r>
         <w:rPr>
@@ -282,7 +328,7 @@
           <w:sz w:val="21"/>
           <w:szCs w:val="21"/>
         </w:rPr>
-        <w:t xml:space="preserve"> — it now proposes, approves and sends with </w:t>
+        <w:t xml:space="preserve"> — it proposes, approves against guardrails and sends with </w:t>
       </w:r>
       <w:r>
         <w:rPr>
@@ -328,7 +374,25 @@
           <w:sz w:val="21"/>
           <w:szCs w:val="21"/>
         </w:rPr>
-        <w:t xml:space="preserve">Expanded reachable users </w:t>
+        <w:t xml:space="preserve">Drove the </w:t>
+      </w:r>
+      <w:r>
+        <w:rPr>
+          <w:rFonts w:ascii="Calibri" w:hAnsi="Calibri" w:cs="Calibri"/>
+          <w:b/>
+          <w:bCs/>
+          <w:sz w:val="21"/>
+          <w:szCs w:val="21"/>
+        </w:rPr>
+        <w:t xml:space="preserve">first revenue conversion</w:t>
+      </w:r>
+      <w:r>
+        <w:rPr>
+          <w:rFonts w:ascii="Calibri" w:hAnsi="Calibri" w:cs="Calibri"/>
+          <w:sz w:val="21"/>
+          <w:szCs w:val="21"/>
+        </w:rPr>
+        <w:t xml:space="preserve"> the win-back channel ever produced, and grew reachable users </w:t>
       </w:r>
       <w:r>
         <w:rPr>
@@ -346,99 +410,61 @@
           <w:sz w:val="21"/>
           <w:szCs w:val="21"/>
         </w:rPr>
-        <w:t xml:space="preserve"> by validating the win-back targeting against live production data and correcting how eligible users were identified</w:t>
-      </w:r>
-    </w:p>
-    <w:p>
-      <w:pPr>
-        <w:numPr>
-          <w:ilvl w:val="0"/>
-          <w:numId w:val="1"/>
-        </w:numPr>
-        <w:spacing w:before="0" w:after="0" w:line="214" w:lineRule="auto"/>
-        <w:ind w:left="360" w:hanging="216"/>
-      </w:pPr>
-      <w:r>
-        <w:rPr>
-          <w:rFonts w:ascii="Calibri" w:hAnsi="Calibri" w:cs="Calibri"/>
-          <w:sz w:val="21"/>
-          <w:szCs w:val="21"/>
-        </w:rPr>
-        <w:t xml:space="preserve">Packaged the production AI agent as a drop-in typed </w:t>
-      </w:r>
-      <w:r>
-        <w:rPr>
-          <w:rFonts w:ascii="Calibri" w:hAnsi="Calibri" w:cs="Calibri"/>
-          <w:b/>
-          <w:bCs/>
-          <w:sz w:val="21"/>
-          <w:szCs w:val="21"/>
-        </w:rPr>
-        <w:t xml:space="preserve">SDK</w:t>
-      </w:r>
-      <w:r>
-        <w:rPr>
-          <w:rFonts w:ascii="Calibri" w:hAnsi="Calibri" w:cs="Calibri"/>
-          <w:sz w:val="21"/>
-          <w:szCs w:val="21"/>
-        </w:rPr>
-        <w:t xml:space="preserve"> with versioned APIs and </w:t>
-      </w:r>
-      <w:r>
-        <w:rPr>
-          <w:rFonts w:ascii="Calibri" w:hAnsi="Calibri" w:cs="Calibri"/>
-          <w:b/>
-          <w:bCs/>
-          <w:sz w:val="21"/>
-          <w:szCs w:val="21"/>
-        </w:rPr>
-        <w:t xml:space="preserve">136 tests</w:t>
-      </w:r>
-      <w:r>
-        <w:rPr>
-          <w:rFonts w:ascii="Calibri" w:hAnsi="Calibri" w:cs="Calibri"/>
-          <w:sz w:val="21"/>
-          <w:szCs w:val="21"/>
-        </w:rPr>
-        <w:t xml:space="preserve">; a new AI coding agent integrated it into a fresh app on the </w:t>
-      </w:r>
-      <w:r>
-        <w:rPr>
-          <w:rFonts w:ascii="Calibri" w:hAnsi="Calibri" w:cs="Calibri"/>
-          <w:b/>
-          <w:bCs/>
-          <w:sz w:val="21"/>
-          <w:szCs w:val="21"/>
-        </w:rPr>
-        <w:t xml:space="preserve">first attempt</w:t>
-      </w:r>
-    </w:p>
-    <w:p>
-      <w:pPr>
-        <w:numPr>
-          <w:ilvl w:val="0"/>
-          <w:numId w:val="1"/>
-        </w:numPr>
-        <w:spacing w:before="0" w:after="0" w:line="214" w:lineRule="auto"/>
-        <w:ind w:left="360" w:hanging="216"/>
-      </w:pPr>
-      <w:r>
-        <w:rPr>
-          <w:rFonts w:ascii="Calibri" w:hAnsi="Calibri" w:cs="Calibri"/>
-          <w:sz w:val="21"/>
-          <w:szCs w:val="21"/>
-        </w:rPr>
-        <w:t xml:space="preserve">Diagnosed a silent production auth outage (a JWT signing-key migration) that had broken the notification pipeline, restoring it </w:t>
-      </w:r>
-      <w:r>
-        <w:rPr>
-          <w:rFonts w:ascii="Calibri" w:hAnsi="Calibri" w:cs="Calibri"/>
-          <w:b/>
-          <w:bCs/>
-          <w:sz w:val="21"/>
-          <w:szCs w:val="21"/>
-        </w:rPr>
-        <w:t xml:space="preserve">from 401 to 200</w:t>
+        <w:t xml:space="preserve"> after finding the eligibility logic had silently excluded most of the intended audience</w:t>
+      </w:r>
+    </w:p>
+    <w:p>
+      <w:pPr>
+        <w:numPr>
+          <w:ilvl w:val="0"/>
+          <w:numId w:val="1"/>
+        </w:numPr>
+        <w:spacing w:before="0" w:after="0" w:line="214" w:lineRule="auto"/>
+        <w:ind w:left="360" w:hanging="216"/>
+      </w:pPr>
+      <w:r>
+        <w:rPr>
+          <w:rFonts w:ascii="Calibri" w:hAnsi="Calibri" w:cs="Calibri"/>
+          <w:sz w:val="21"/>
+          <w:szCs w:val="21"/>
+        </w:rPr>
+        <w:t xml:space="preserve">Closed a vulnerability letting anyone with a user ID </w:t>
+      </w:r>
+      <w:r>
+        <w:rPr>
+          <w:rFonts w:ascii="Calibri" w:hAnsi="Calibri" w:cs="Calibri"/>
+          <w:b/>
+          <w:bCs/>
+          <w:sz w:val="21"/>
+          <w:szCs w:val="21"/>
+        </w:rPr>
+        <w:t xml:space="preserve">inject push notifications into a children's app</w:t>
+      </w:r>
+      <w:r>
+        <w:rPr>
+          <w:rFonts w:ascii="Calibri" w:hAnsi="Calibri" w:cs="Calibri"/>
+          <w:sz w:val="21"/>
+          <w:szCs w:val="21"/>
+        </w:rPr>
+        <w:t xml:space="preserve"> — bearer-authenticated four public endpoints with </w:t>
+      </w:r>
+      <w:r>
+        <w:rPr>
+          <w:rFonts w:ascii="Calibri" w:hAnsi="Calibri" w:cs="Calibri"/>
+          <w:b/>
+          <w:bCs/>
+          <w:sz w:val="21"/>
+          <w:szCs w:val="21"/>
+        </w:rPr>
+        <w:t xml:space="preserve">zero caller changes</w:t>
+      </w:r>
+      <w:r>
+        <w:rPr>
+          <w:rFonts w:ascii="Calibri" w:hAnsi="Calibri" w:cs="Calibri"/>
+          <w:sz w:val="21"/>
+          <w:szCs w:val="21"/>
+        </w:rPr>
+        <w:t xml:space="preserve">, each proven against live traffic first</w:t>
       </w:r>
     </w:p>
     <w:p>

--- a/apps/resume/dist/Brian_Lee_Resume_Graphics.docx
+++ b/apps/resume/dist/Brian_Lee_Resume_Graphics.docx
@@ -266,187 +266,191 @@
           <w:sz w:val="21"/>
           <w:szCs w:val="21"/>
         </w:rPr>
-        <w:t xml:space="preserve">Shipped a mobile redesign to production users</w:t>
-      </w:r>
-      <w:r>
-        <w:rPr>
-          <w:rFonts w:ascii="Calibri" w:hAnsi="Calibri" w:cs="Calibri"/>
-          <w:sz w:val="21"/>
-          <w:szCs w:val="21"/>
-        </w:rPr>
-        <w:t xml:space="preserve"> behind a feature flag — a five-PR stack merged in order, held byte-identical with the flag off and cleared against a </w:t>
-      </w:r>
-      <w:r>
-        <w:rPr>
-          <w:rFonts w:ascii="Calibri" w:hAnsi="Calibri" w:cs="Calibri"/>
-          <w:b/>
-          <w:bCs/>
-          <w:sz w:val="21"/>
-          <w:szCs w:val="21"/>
-        </w:rPr>
-        <w:t xml:space="preserve">2,009-test</w:t>
-      </w:r>
-      <w:r>
-        <w:rPr>
-          <w:rFonts w:ascii="Calibri" w:hAnsi="Calibri" w:cs="Calibri"/>
-          <w:sz w:val="21"/>
-          <w:szCs w:val="21"/>
-        </w:rPr>
-        <w:t xml:space="preserve"> regression suite before going live</w:t>
-      </w:r>
-    </w:p>
-    <w:p>
-      <w:pPr>
-        <w:numPr>
-          <w:ilvl w:val="0"/>
-          <w:numId w:val="1"/>
-        </w:numPr>
-        <w:spacing w:before="0" w:after="0" w:line="214" w:lineRule="auto"/>
-        <w:ind w:left="360" w:hanging="216"/>
-      </w:pPr>
-      <w:r>
-        <w:rPr>
-          <w:rFonts w:ascii="Calibri" w:hAnsi="Calibri" w:cs="Calibri"/>
-          <w:sz w:val="21"/>
-          <w:szCs w:val="21"/>
-        </w:rPr>
-        <w:t xml:space="preserve">Built a push-notification retention system (Supabase, Deno edge functions, FCM) with a treatment/holdout A/B, then </w:t>
-      </w:r>
-      <w:r>
-        <w:rPr>
-          <w:rFonts w:ascii="Calibri" w:hAnsi="Calibri" w:cs="Calibri"/>
-          <w:b/>
-          <w:bCs/>
-          <w:sz w:val="21"/>
-          <w:szCs w:val="21"/>
-        </w:rPr>
-        <w:t xml:space="preserve">automated it end to end</w:t>
-      </w:r>
-      <w:r>
-        <w:rPr>
-          <w:rFonts w:ascii="Calibri" w:hAnsi="Calibri" w:cs="Calibri"/>
-          <w:sz w:val="21"/>
-          <w:szCs w:val="21"/>
-        </w:rPr>
-        <w:t xml:space="preserve"> — it proposes, approves against guardrails and sends with </w:t>
-      </w:r>
-      <w:r>
-        <w:rPr>
-          <w:rFonts w:ascii="Calibri" w:hAnsi="Calibri" w:cs="Calibri"/>
-          <w:b/>
-          <w:bCs/>
-          <w:sz w:val="21"/>
-          <w:szCs w:val="21"/>
-        </w:rPr>
-        <w:t xml:space="preserve">no human in the loop</w:t>
-      </w:r>
-      <w:r>
-        <w:rPr>
-          <w:rFonts w:ascii="Calibri" w:hAnsi="Calibri" w:cs="Calibri"/>
-          <w:sz w:val="21"/>
-          <w:szCs w:val="21"/>
-        </w:rPr>
-        <w:t xml:space="preserve"> at </w:t>
-      </w:r>
-      <w:r>
-        <w:rPr>
-          <w:rFonts w:ascii="Calibri" w:hAnsi="Calibri" w:cs="Calibri"/>
-          <w:b/>
-          <w:bCs/>
-          <w:sz w:val="21"/>
-          <w:szCs w:val="21"/>
-        </w:rPr>
-        <w:t xml:space="preserve">91% delivery</w:t>
-      </w:r>
-    </w:p>
-    <w:p>
-      <w:pPr>
-        <w:numPr>
-          <w:ilvl w:val="0"/>
-          <w:numId w:val="1"/>
-        </w:numPr>
-        <w:spacing w:before="0" w:after="0" w:line="214" w:lineRule="auto"/>
-        <w:ind w:left="360" w:hanging="216"/>
-      </w:pPr>
-      <w:r>
-        <w:rPr>
-          <w:rFonts w:ascii="Calibri" w:hAnsi="Calibri" w:cs="Calibri"/>
-          <w:sz w:val="21"/>
-          <w:szCs w:val="21"/>
-        </w:rPr>
-        <w:t xml:space="preserve">Drove the </w:t>
-      </w:r>
-      <w:r>
-        <w:rPr>
-          <w:rFonts w:ascii="Calibri" w:hAnsi="Calibri" w:cs="Calibri"/>
-          <w:b/>
-          <w:bCs/>
-          <w:sz w:val="21"/>
-          <w:szCs w:val="21"/>
-        </w:rPr>
-        <w:t xml:space="preserve">first revenue conversion</w:t>
-      </w:r>
-      <w:r>
-        <w:rPr>
-          <w:rFonts w:ascii="Calibri" w:hAnsi="Calibri" w:cs="Calibri"/>
-          <w:sz w:val="21"/>
-          <w:szCs w:val="21"/>
-        </w:rPr>
-        <w:t xml:space="preserve"> the win-back channel ever produced, and grew reachable users </w:t>
-      </w:r>
-      <w:r>
-        <w:rPr>
-          <w:rFonts w:ascii="Calibri" w:hAnsi="Calibri" w:cs="Calibri"/>
-          <w:b/>
-          <w:bCs/>
-          <w:sz w:val="21"/>
-          <w:szCs w:val="21"/>
-        </w:rPr>
-        <w:t xml:space="preserve">~2.7×</w:t>
-      </w:r>
-      <w:r>
-        <w:rPr>
-          <w:rFonts w:ascii="Calibri" w:hAnsi="Calibri" w:cs="Calibri"/>
-          <w:sz w:val="21"/>
-          <w:szCs w:val="21"/>
-        </w:rPr>
-        <w:t xml:space="preserve"> after finding the eligibility logic had silently excluded most of the intended audience</w:t>
-      </w:r>
-    </w:p>
-    <w:p>
-      <w:pPr>
-        <w:numPr>
-          <w:ilvl w:val="0"/>
-          <w:numId w:val="1"/>
-        </w:numPr>
-        <w:spacing w:before="0" w:after="0" w:line="214" w:lineRule="auto"/>
-        <w:ind w:left="360" w:hanging="216"/>
-      </w:pPr>
-      <w:r>
-        <w:rPr>
-          <w:rFonts w:ascii="Calibri" w:hAnsi="Calibri" w:cs="Calibri"/>
-          <w:sz w:val="21"/>
-          <w:szCs w:val="21"/>
-        </w:rPr>
-        <w:t xml:space="preserve">Closed a vulnerability letting anyone with a user ID </w:t>
-      </w:r>
-      <w:r>
-        <w:rPr>
-          <w:rFonts w:ascii="Calibri" w:hAnsi="Calibri" w:cs="Calibri"/>
-          <w:b/>
-          <w:bCs/>
-          <w:sz w:val="21"/>
-          <w:szCs w:val="21"/>
-        </w:rPr>
-        <w:t xml:space="preserve">inject push notifications into a children's app</w:t>
-      </w:r>
-      <w:r>
-        <w:rPr>
-          <w:rFonts w:ascii="Calibri" w:hAnsi="Calibri" w:cs="Calibri"/>
-          <w:sz w:val="21"/>
-          <w:szCs w:val="21"/>
-        </w:rPr>
-        <w:t xml:space="preserve"> — bearer-authenticated four public endpoints with </w:t>
+        <w:t xml:space="preserve">Stopped a release that would have shipped to zero users</w:t>
+      </w:r>
+      <w:r>
+        <w:rPr>
+          <w:rFonts w:ascii="Calibri" w:hAnsi="Calibri" w:cs="Calibri"/>
+          <w:sz w:val="21"/>
+          <w:szCs w:val="21"/>
+        </w:rPr>
+        <w:t xml:space="preserve"> — the planned over-the-air update pointed at a runtime a dependency upgrade had invalidated: it would have deployed, reported success and reached nobody. Caught it against the live binaries' fingerprints and rerouted to a store build</w:t>
+      </w:r>
+    </w:p>
+    <w:p>
+      <w:pPr>
+        <w:numPr>
+          <w:ilvl w:val="0"/>
+          <w:numId w:val="1"/>
+        </w:numPr>
+        <w:spacing w:before="0" w:after="0" w:line="214" w:lineRule="auto"/>
+        <w:ind w:left="360" w:hanging="216"/>
+      </w:pPr>
+      <w:r>
+        <w:rPr>
+          <w:rFonts w:ascii="Calibri" w:hAnsi="Calibri" w:cs="Calibri"/>
+          <w:b/>
+          <w:bCs/>
+          <w:sz w:val="21"/>
+          <w:szCs w:val="21"/>
+        </w:rPr>
+        <w:t xml:space="preserve">Unblocked a population that could never have been tested</w:t>
+      </w:r>
+      <w:r>
+        <w:rPr>
+          <w:rFonts w:ascii="Calibri" w:hAnsi="Calibri" w:cs="Calibri"/>
+          <w:sz w:val="21"/>
+          <w:szCs w:val="21"/>
+        </w:rPr>
+        <w:t xml:space="preserve"> — the rollout flag was scoped by email, which cannot resolve before sign-in, so signed-out and first-time users could never receive the new experience, including the app's own login and first-class screens</w:t>
+      </w:r>
+    </w:p>
+    <w:p>
+      <w:pPr>
+        <w:numPr>
+          <w:ilvl w:val="0"/>
+          <w:numId w:val="1"/>
+        </w:numPr>
+        <w:spacing w:before="0" w:after="0" w:line="214" w:lineRule="auto"/>
+        <w:ind w:left="360" w:hanging="216"/>
+      </w:pPr>
+      <w:r>
+        <w:rPr>
+          <w:rFonts w:ascii="Calibri" w:hAnsi="Calibri" w:cs="Calibri"/>
+          <w:b/>
+          <w:bCs/>
+          <w:sz w:val="21"/>
+          <w:szCs w:val="21"/>
+        </w:rPr>
+        <w:t xml:space="preserve">Gave the company a deploy-free way to undo its entire visual layer</w:t>
+      </w:r>
+      <w:r>
+        <w:rPr>
+          <w:rFonts w:ascii="Calibri" w:hAnsi="Calibri" w:cs="Calibri"/>
+          <w:sz w:val="21"/>
+          <w:szCs w:val="21"/>
+        </w:rPr>
+        <w:t xml:space="preserve"> — reverting a UI regression used to mean a store release and days of review; it is now one switch at any percentage, over a tested byte-identical off-path</w:t>
+      </w:r>
+    </w:p>
+    <w:p>
+      <w:pPr>
+        <w:numPr>
+          <w:ilvl w:val="0"/>
+          <w:numId w:val="1"/>
+        </w:numPr>
+        <w:spacing w:before="0" w:after="0" w:line="214" w:lineRule="auto"/>
+        <w:ind w:left="360" w:hanging="216"/>
+      </w:pPr>
+      <w:r>
+        <w:rPr>
+          <w:rFonts w:ascii="Calibri" w:hAnsi="Calibri" w:cs="Calibri"/>
+          <w:b/>
+          <w:bCs/>
+          <w:sz w:val="21"/>
+          <w:szCs w:val="21"/>
+        </w:rPr>
+        <w:t xml:space="preserve">Stopped the app telling parents their child had done nothing when the network failed</w:t>
+      </w:r>
+      <w:r>
+        <w:rPr>
+          <w:rFonts w:ascii="Calibri" w:hAnsi="Calibri" w:cs="Calibri"/>
+          <w:sz w:val="21"/>
+          <w:szCs w:val="21"/>
+        </w:rPr>
+        <w:t xml:space="preserve"> — two dashboard screens drew a failed request identically to an empty one, so a parent's read on their own kid came from a dropped request</w:t>
+      </w:r>
+    </w:p>
+    <w:p>
+      <w:pPr>
+        <w:numPr>
+          <w:ilvl w:val="0"/>
+          <w:numId w:val="1"/>
+        </w:numPr>
+        <w:spacing w:before="0" w:after="0" w:line="214" w:lineRule="auto"/>
+        <w:ind w:left="360" w:hanging="216"/>
+      </w:pPr>
+      <w:r>
+        <w:rPr>
+          <w:rFonts w:ascii="Calibri" w:hAnsi="Calibri" w:cs="Calibri"/>
+          <w:b/>
+          <w:bCs/>
+          <w:sz w:val="21"/>
+          <w:szCs w:val="21"/>
+        </w:rPr>
+        <w:t xml:space="preserve">Turned a channel that went dark whenever nobody approved a send into one that runs itself</w:t>
+      </w:r>
+      <w:r>
+        <w:rPr>
+          <w:rFonts w:ascii="Calibri" w:hAnsi="Calibri" w:cs="Calibri"/>
+          <w:sz w:val="21"/>
+          <w:szCs w:val="21"/>
+        </w:rPr>
+        <w:t xml:space="preserve"> — proposing, clearing its own guardrails and reaching </w:t>
+      </w:r>
+      <w:r>
+        <w:rPr>
+          <w:rFonts w:ascii="Calibri" w:hAnsi="Calibri" w:cs="Calibri"/>
+          <w:b/>
+          <w:bCs/>
+          <w:sz w:val="21"/>
+          <w:szCs w:val="21"/>
+        </w:rPr>
+        <w:t xml:space="preserve">91% of targeted devices</w:t>
+      </w:r>
+      <w:r>
+        <w:rPr>
+          <w:rFonts w:ascii="Calibri" w:hAnsi="Calibri" w:cs="Calibri"/>
+          <w:sz w:val="21"/>
+          <w:szCs w:val="21"/>
+        </w:rPr>
+        <w:t xml:space="preserve"> unattended, producing the win-back's first ever revenue at </w:t>
+      </w:r>
+      <w:r>
+        <w:rPr>
+          <w:rFonts w:ascii="Calibri" w:hAnsi="Calibri" w:cs="Calibri"/>
+          <w:b/>
+          <w:bCs/>
+          <w:sz w:val="21"/>
+          <w:szCs w:val="21"/>
+        </w:rPr>
+        <w:t xml:space="preserve">~2.7× the reach</w:t>
+      </w:r>
+      <w:r>
+        <w:rPr>
+          <w:rFonts w:ascii="Calibri" w:hAnsi="Calibri" w:cs="Calibri"/>
+          <w:sz w:val="21"/>
+          <w:szCs w:val="21"/>
+        </w:rPr>
+        <w:t xml:space="preserve"> once I proved its eligibility logic had excluded most of its audience</w:t>
+      </w:r>
+    </w:p>
+    <w:p>
+      <w:pPr>
+        <w:numPr>
+          <w:ilvl w:val="0"/>
+          <w:numId w:val="1"/>
+        </w:numPr>
+        <w:spacing w:before="0" w:after="0" w:line="214" w:lineRule="auto"/>
+        <w:ind w:left="360" w:hanging="216"/>
+      </w:pPr>
+      <w:r>
+        <w:rPr>
+          <w:rFonts w:ascii="Calibri" w:hAnsi="Calibri" w:cs="Calibri"/>
+          <w:b/>
+          <w:bCs/>
+          <w:sz w:val="21"/>
+          <w:szCs w:val="21"/>
+        </w:rPr>
+        <w:t xml:space="preserve">Made a children's app safe from notification injection</w:t>
+      </w:r>
+      <w:r>
+        <w:rPr>
+          <w:rFonts w:ascii="Calibri" w:hAnsi="Calibri" w:cs="Calibri"/>
+          <w:sz w:val="21"/>
+          <w:szCs w:val="21"/>
+        </w:rPr>
+        <w:t xml:space="preserve"> — anyone with a user ID could push arbitrary content until I bearer-authed four public endpoints, </w:t>
       </w:r>
       <w:r>
         <w:rPr>
@@ -457,14 +461,6 @@
           <w:szCs w:val="21"/>
         </w:rPr>
         <w:t xml:space="preserve">zero caller changes</w:t>
-      </w:r>
-      <w:r>
-        <w:rPr>
-          <w:rFonts w:ascii="Calibri" w:hAnsi="Calibri" w:cs="Calibri"/>
-          <w:sz w:val="21"/>
-          <w:szCs w:val="21"/>
-        </w:rPr>
-        <w:t xml:space="preserve">, each proven against live traffic first</w:t>
       </w:r>
     </w:p>
     <w:p>
@@ -516,82 +512,76 @@
       <w:r>
         <w:rPr>
           <w:rFonts w:ascii="Calibri" w:hAnsi="Calibri" w:cs="Calibri"/>
-          <w:sz w:val="21"/>
-          <w:szCs w:val="21"/>
-        </w:rPr>
-        <w:t xml:space="preserve">Maintained a live portfolio of </w:t>
-      </w:r>
-      <w:r>
-        <w:rPr>
-          <w:rFonts w:ascii="Calibri" w:hAnsi="Calibri" w:cs="Calibri"/>
-          <w:b/>
-          <w:bCs/>
-          <w:sz w:val="21"/>
-          <w:szCs w:val="21"/>
-        </w:rPr>
-        <w:t xml:space="preserve">50+ Unity mobile game titles</w:t>
-      </w:r>
-      <w:r>
-        <w:rPr>
-          <w:rFonts w:ascii="Calibri" w:hAnsi="Calibri" w:cs="Calibri"/>
-          <w:sz w:val="21"/>
-          <w:szCs w:val="21"/>
-        </w:rPr>
-        <w:t xml:space="preserve">, improving UI/UX and core gameplay stability across releases</w:t>
-      </w:r>
-    </w:p>
-    <w:p>
-      <w:pPr>
-        <w:numPr>
-          <w:ilvl w:val="0"/>
-          <w:numId w:val="1"/>
-        </w:numPr>
-        <w:spacing w:before="0" w:after="0" w:line="214" w:lineRule="auto"/>
-        <w:ind w:left="360" w:hanging="216"/>
-      </w:pPr>
-      <w:r>
-        <w:rPr>
-          <w:rFonts w:ascii="Calibri" w:hAnsi="Calibri" w:cs="Calibri"/>
-          <w:sz w:val="21"/>
-          <w:szCs w:val="21"/>
-        </w:rPr>
-        <w:t xml:space="preserve">Resolved </w:t>
-      </w:r>
-      <w:r>
-        <w:rPr>
-          <w:rFonts w:ascii="Calibri" w:hAnsi="Calibri" w:cs="Calibri"/>
-          <w:b/>
-          <w:bCs/>
-          <w:sz w:val="21"/>
-          <w:szCs w:val="21"/>
-        </w:rPr>
-        <w:t xml:space="preserve">100+ QA-reported bugs</w:t>
-      </w:r>
-      <w:r>
-        <w:rPr>
-          <w:rFonts w:ascii="Calibri" w:hAnsi="Calibri" w:cs="Calibri"/>
-          <w:sz w:val="21"/>
-          <w:szCs w:val="21"/>
-        </w:rPr>
-        <w:t xml:space="preserve"> by modifying Unity prefabs and C# scripts, shipping fixes in production releases</w:t>
-      </w:r>
-    </w:p>
-    <w:p>
-      <w:pPr>
-        <w:numPr>
-          <w:ilvl w:val="0"/>
-          <w:numId w:val="1"/>
-        </w:numPr>
-        <w:spacing w:before="0" w:after="0" w:line="214" w:lineRule="auto"/>
-        <w:ind w:left="360" w:hanging="216"/>
-      </w:pPr>
-      <w:r>
-        <w:rPr>
-          <w:rFonts w:ascii="Calibri" w:hAnsi="Calibri" w:cs="Calibri"/>
-          <w:sz w:val="21"/>
-          <w:szCs w:val="21"/>
-        </w:rPr>
-        <w:t xml:space="preserve">Upgraded SDKs and platform modules fleet-wide to meet evolving app-store requirements and sustain production availability</w:t>
+          <w:b/>
+          <w:bCs/>
+          <w:sz w:val="21"/>
+          <w:szCs w:val="21"/>
+        </w:rPr>
+        <w:t xml:space="preserve">Kept 50+ live Unity mobile titles shipping</w:t>
+      </w:r>
+      <w:r>
+        <w:rPr>
+          <w:rFonts w:ascii="Calibri" w:hAnsi="Calibri" w:cs="Calibri"/>
+          <w:sz w:val="21"/>
+          <w:szCs w:val="21"/>
+        </w:rPr>
+        <w:t xml:space="preserve"> across a summer of releases, holding UI/UX and gameplay stable</w:t>
+      </w:r>
+    </w:p>
+    <w:p>
+      <w:pPr>
+        <w:numPr>
+          <w:ilvl w:val="0"/>
+          <w:numId w:val="1"/>
+        </w:numPr>
+        <w:spacing w:before="0" w:after="0" w:line="214" w:lineRule="auto"/>
+        <w:ind w:left="360" w:hanging="216"/>
+      </w:pPr>
+      <w:r>
+        <w:rPr>
+          <w:rFonts w:ascii="Calibri" w:hAnsi="Calibri" w:cs="Calibri"/>
+          <w:b/>
+          <w:bCs/>
+          <w:sz w:val="21"/>
+          <w:szCs w:val="21"/>
+        </w:rPr>
+        <w:t xml:space="preserve">Cleared 100+ QA-reported bugs into production</w:t>
+      </w:r>
+      <w:r>
+        <w:rPr>
+          <w:rFonts w:ascii="Calibri" w:hAnsi="Calibri" w:cs="Calibri"/>
+          <w:sz w:val="21"/>
+          <w:szCs w:val="21"/>
+        </w:rPr>
+        <w:t xml:space="preserve">, in Unity prefabs and C# across a portfolio no single engineer owned</w:t>
+      </w:r>
+    </w:p>
+    <w:p>
+      <w:pPr>
+        <w:numPr>
+          <w:ilvl w:val="0"/>
+          <w:numId w:val="1"/>
+        </w:numPr>
+        <w:spacing w:before="0" w:after="0" w:line="214" w:lineRule="auto"/>
+        <w:ind w:left="360" w:hanging="216"/>
+      </w:pPr>
+      <w:r>
+        <w:rPr>
+          <w:rFonts w:ascii="Calibri" w:hAnsi="Calibri" w:cs="Calibri"/>
+          <w:b/>
+          <w:bCs/>
+          <w:sz w:val="21"/>
+          <w:szCs w:val="21"/>
+        </w:rPr>
+        <w:t xml:space="preserve">Kept the portfolio compliant and in the stores</w:t>
+      </w:r>
+      <w:r>
+        <w:rPr>
+          <w:rFonts w:ascii="Calibri" w:hAnsi="Calibri" w:cs="Calibri"/>
+          <w:sz w:val="21"/>
+          <w:szCs w:val="21"/>
+        </w:rPr>
+        <w:t xml:space="preserve"> through a platform requirement change, upgrading SDKs fleet-wide</w:t>
       </w:r>
     </w:p>
     <w:p>
@@ -643,10 +633,20 @@
       <w:r>
         <w:rPr>
           <w:rFonts w:ascii="Calibri" w:hAnsi="Calibri" w:cs="Calibri"/>
-          <w:sz w:val="21"/>
-          <w:szCs w:val="21"/>
-        </w:rPr>
-        <w:t xml:space="preserve">Led a cross-functional team of </w:t>
+          <w:b/>
+          <w:bCs/>
+          <w:sz w:val="21"/>
+          <w:szCs w:val="21"/>
+        </w:rPr>
+        <w:t xml:space="preserve">Shipped client-facing 0-to-1 products</w:t>
+      </w:r>
+      <w:r>
+        <w:rPr>
+          <w:rFonts w:ascii="Calibri" w:hAnsi="Calibri" w:cs="Calibri"/>
+          <w:sz w:val="21"/>
+          <w:szCs w:val="21"/>
+        </w:rPr>
+        <w:t xml:space="preserve"> leading a cross-functional team of </w:t>
       </w:r>
       <w:r>
         <w:rPr>
@@ -664,53 +664,7 @@
           <w:sz w:val="21"/>
           <w:szCs w:val="21"/>
         </w:rPr>
-        <w:t xml:space="preserve"> designers and developers to ship client-facing </w:t>
-      </w:r>
-      <w:r>
-        <w:rPr>
-          <w:rFonts w:ascii="Calibri" w:hAnsi="Calibri" w:cs="Calibri"/>
-          <w:b/>
-          <w:bCs/>
-          <w:sz w:val="21"/>
-          <w:szCs w:val="21"/>
-        </w:rPr>
-        <w:t xml:space="preserve">0-to-1 products</w:t>
-      </w:r>
-    </w:p>
-    <w:p>
-      <w:pPr>
-        <w:numPr>
-          <w:ilvl w:val="0"/>
-          <w:numId w:val="1"/>
-        </w:numPr>
-        <w:spacing w:before="0" w:after="0" w:line="214" w:lineRule="auto"/>
-        <w:ind w:left="360" w:hanging="216"/>
-      </w:pPr>
-      <w:r>
-        <w:rPr>
-          <w:rFonts w:ascii="Calibri" w:hAnsi="Calibri" w:cs="Calibri"/>
-          <w:sz w:val="21"/>
-          <w:szCs w:val="21"/>
-        </w:rPr>
-        <w:t xml:space="preserve">Defined end-to-end user flows, interaction patterns, and reusable interface systems across multiple deliverables</w:t>
-      </w:r>
-    </w:p>
-    <w:p>
-      <w:pPr>
-        <w:numPr>
-          <w:ilvl w:val="0"/>
-          <w:numId w:val="1"/>
-        </w:numPr>
-        <w:spacing w:before="0" w:after="0" w:line="214" w:lineRule="auto"/>
-        <w:ind w:left="360" w:hanging="216"/>
-      </w:pPr>
-      <w:r>
-        <w:rPr>
-          <w:rFonts w:ascii="Calibri" w:hAnsi="Calibri" w:cs="Calibri"/>
-          <w:sz w:val="21"/>
-          <w:szCs w:val="21"/>
-        </w:rPr>
-        <w:t xml:space="preserve">Shipped polished, user-centered features across semester-long client project cycles</w:t>
+        <w:t xml:space="preserve"> designers and developers</w:t>
       </w:r>
     </w:p>
     <w:p>
@@ -728,15 +682,15 @@
           <w:sz w:val="21"/>
           <w:szCs w:val="21"/>
         </w:rPr>
-        <w:t xml:space="preserve">Military Interpreter</w:t>
-      </w:r>
-      <w:r>
-        <w:rPr>
-          <w:rFonts w:ascii="Calibri" w:hAnsi="Calibri" w:cs="Calibri"/>
-          <w:sz w:val="21"/>
-          <w:szCs w:val="21"/>
-        </w:rPr>
-        <w:t xml:space="preserve">, Capital Defense Command (ROK Army)</w:t>
+        <w:t xml:space="preserve">Database Engineer Intern</w:t>
+      </w:r>
+      <w:r>
+        <w:rPr>
+          <w:rFonts w:ascii="Calibri" w:hAnsi="Calibri" w:cs="Calibri"/>
+          <w:sz w:val="21"/>
+          <w:szCs w:val="21"/>
+        </w:rPr>
+        <w:t xml:space="preserve">, IT-Farm</w:t>
       </w:r>
       <w:r>
         <w:rPr>
@@ -747,79 +701,6 @@
           <w:szCs w:val="20"/>
         </w:rPr>
         <w:tab/>
-        <w:t xml:space="preserve">Dec 2022 – June 2024  ·  Seoul, South Korea</w:t>
-      </w:r>
-    </w:p>
-    <w:p>
-      <w:pPr>
-        <w:numPr>
-          <w:ilvl w:val="0"/>
-          <w:numId w:val="1"/>
-        </w:numPr>
-        <w:spacing w:before="0" w:after="0" w:line="214" w:lineRule="auto"/>
-        <w:ind w:left="360" w:hanging="216"/>
-      </w:pPr>
-      <w:r>
-        <w:rPr>
-          <w:rFonts w:ascii="Calibri" w:hAnsi="Calibri" w:cs="Calibri"/>
-          <w:sz w:val="21"/>
-          <w:szCs w:val="21"/>
-        </w:rPr>
-        <w:t xml:space="preserve">Provided real-time English–Korean interpretation in high-security, multi-agency environments for international stakeholders</w:t>
-      </w:r>
-    </w:p>
-    <w:p>
-      <w:pPr>
-        <w:numPr>
-          <w:ilvl w:val="0"/>
-          <w:numId w:val="1"/>
-        </w:numPr>
-        <w:spacing w:before="0" w:after="0" w:line="214" w:lineRule="auto"/>
-        <w:ind w:left="360" w:hanging="216"/>
-      </w:pPr>
-      <w:r>
-        <w:rPr>
-          <w:rFonts w:ascii="Calibri" w:hAnsi="Calibri" w:cs="Calibri"/>
-          <w:sz w:val="21"/>
-          <w:szCs w:val="21"/>
-        </w:rPr>
-        <w:t xml:space="preserve">Translated sensitive documents and briefings with precision, enabling coordination across government and defense teams</w:t>
-      </w:r>
-    </w:p>
-    <w:p>
-      <w:pPr>
-        <w:tabs>
-          <w:tab w:val="right" w:pos="10944"/>
-        </w:tabs>
-        <w:spacing w:before="100" w:after="0" w:line="214" w:lineRule="auto"/>
-      </w:pPr>
-      <w:r>
-        <w:rPr>
-          <w:rFonts w:ascii="Calibri" w:hAnsi="Calibri" w:cs="Calibri"/>
-          <w:b/>
-          <w:bCs/>
-          <w:sz w:val="21"/>
-          <w:szCs w:val="21"/>
-        </w:rPr>
-        <w:t xml:space="preserve">Database Engineer Intern</w:t>
-      </w:r>
-      <w:r>
-        <w:rPr>
-          <w:rFonts w:ascii="Calibri" w:hAnsi="Calibri" w:cs="Calibri"/>
-          <w:sz w:val="21"/>
-          <w:szCs w:val="21"/>
-        </w:rPr>
-        <w:t xml:space="preserve">, IT-Farm</w:t>
-      </w:r>
-      <w:r>
-        <w:rPr>
-          <w:rFonts w:ascii="Calibri" w:hAnsi="Calibri" w:cs="Calibri"/>
-          <w:i/>
-          <w:iCs/>
-          <w:sz w:val="20"/>
-          <w:szCs w:val="20"/>
-        </w:rPr>
-        <w:tab/>
         <w:t xml:space="preserve">June 2022 – Aug 2022  ·  Seongnam, South Korea</w:t>
       </w:r>
     </w:p>
@@ -835,82 +716,66 @@
       <w:r>
         <w:rPr>
           <w:rFonts w:ascii="Calibri" w:hAnsi="Calibri" w:cs="Calibri"/>
-          <w:sz w:val="21"/>
-          <w:szCs w:val="21"/>
-        </w:rPr>
-        <w:t xml:space="preserve">Designed and implemented a SQL database prototype managing </w:t>
-      </w:r>
-      <w:r>
-        <w:rPr>
-          <w:rFonts w:ascii="Calibri" w:hAnsi="Calibri" w:cs="Calibri"/>
-          <w:b/>
-          <w:bCs/>
-          <w:sz w:val="21"/>
-          <w:szCs w:val="21"/>
-        </w:rPr>
-        <w:t xml:space="preserve">1M+ data entities</w:t>
-      </w:r>
-      <w:r>
-        <w:rPr>
-          <w:rFonts w:ascii="Calibri" w:hAnsi="Calibri" w:cs="Calibri"/>
-          <w:sz w:val="21"/>
-          <w:szCs w:val="21"/>
-        </w:rPr>
-        <w:t xml:space="preserve"> using Oracle and SQLite</w:t>
-      </w:r>
-    </w:p>
-    <w:p>
-      <w:pPr>
-        <w:numPr>
-          <w:ilvl w:val="0"/>
-          <w:numId w:val="1"/>
-        </w:numPr>
-        <w:spacing w:before="0" w:after="0" w:line="214" w:lineRule="auto"/>
-        <w:ind w:left="360" w:hanging="216"/>
-      </w:pPr>
-      <w:r>
-        <w:rPr>
-          <w:rFonts w:ascii="Calibri" w:hAnsi="Calibri" w:cs="Calibri"/>
-          <w:sz w:val="21"/>
-          <w:szCs w:val="21"/>
-        </w:rPr>
-        <w:t xml:space="preserve">Processed and organized semiconductor datasets from </w:t>
-      </w:r>
-      <w:r>
-        <w:rPr>
-          <w:rFonts w:ascii="Calibri" w:hAnsi="Calibri" w:cs="Calibri"/>
-          <w:b/>
-          <w:bCs/>
-          <w:sz w:val="21"/>
-          <w:szCs w:val="21"/>
-        </w:rPr>
-        <w:t xml:space="preserve">20+ client companies</w:t>
-      </w:r>
-      <w:r>
-        <w:rPr>
-          <w:rFonts w:ascii="Calibri" w:hAnsi="Calibri" w:cs="Calibri"/>
-          <w:sz w:val="21"/>
-          <w:szCs w:val="21"/>
-        </w:rPr>
-        <w:t xml:space="preserve">, including Samsung, SK, and LG</w:t>
-      </w:r>
-    </w:p>
-    <w:p>
-      <w:pPr>
-        <w:numPr>
-          <w:ilvl w:val="0"/>
-          <w:numId w:val="1"/>
-        </w:numPr>
-        <w:spacing w:before="0" w:after="0" w:line="214" w:lineRule="auto"/>
-        <w:ind w:left="360" w:hanging="216"/>
-      </w:pPr>
-      <w:r>
-        <w:rPr>
-          <w:rFonts w:ascii="Calibri" w:hAnsi="Calibri" w:cs="Calibri"/>
-          <w:sz w:val="21"/>
-          <w:szCs w:val="21"/>
-        </w:rPr>
-        <w:t xml:space="preserve">Wrote and optimized SQL queries to improve retrieval and management efficiency across large-scale datasets</w:t>
+          <w:b/>
+          <w:bCs/>
+          <w:sz w:val="21"/>
+          <w:szCs w:val="21"/>
+        </w:rPr>
+        <w:t xml:space="preserve">Made semiconductor data from 20+ client companies queryable</w:t>
+      </w:r>
+      <w:r>
+        <w:rPr>
+          <w:rFonts w:ascii="Calibri" w:hAnsi="Calibri" w:cs="Calibri"/>
+          <w:sz w:val="21"/>
+          <w:szCs w:val="21"/>
+        </w:rPr>
+        <w:t xml:space="preserve"> — including Samsung, SK and LG — by designing a SQL database prototype managing </w:t>
+      </w:r>
+      <w:r>
+        <w:rPr>
+          <w:rFonts w:ascii="Calibri" w:hAnsi="Calibri" w:cs="Calibri"/>
+          <w:b/>
+          <w:bCs/>
+          <w:sz w:val="21"/>
+          <w:szCs w:val="21"/>
+        </w:rPr>
+        <w:t xml:space="preserve">1M+ entities</w:t>
+      </w:r>
+      <w:r>
+        <w:rPr>
+          <w:rFonts w:ascii="Calibri" w:hAnsi="Calibri" w:cs="Calibri"/>
+          <w:sz w:val="21"/>
+          <w:szCs w:val="21"/>
+        </w:rPr>
+        <w:t xml:space="preserve"> in Oracle and SQLite</w:t>
+      </w:r>
+    </w:p>
+    <w:p>
+      <w:pPr>
+        <w:numPr>
+          <w:ilvl w:val="0"/>
+          <w:numId w:val="1"/>
+        </w:numPr>
+        <w:spacing w:before="0" w:after="0" w:line="214" w:lineRule="auto"/>
+        <w:ind w:left="360" w:hanging="216"/>
+      </w:pPr>
+      <w:r>
+        <w:rPr>
+          <w:rFonts w:ascii="Calibri" w:hAnsi="Calibri" w:cs="Calibri"/>
+          <w:b/>
+          <w:bCs/>
+          <w:sz w:val="21"/>
+          <w:szCs w:val="21"/>
+        </w:rPr>
+        <w:t xml:space="preserve">Cut retrieval time across large-scale datasets</w:t>
+      </w:r>
+      <w:r>
+        <w:rPr>
+          <w:rFonts w:ascii="Calibri" w:hAnsi="Calibri" w:cs="Calibri"/>
+          <w:sz w:val="21"/>
+          <w:szCs w:val="21"/>
+        </w:rPr>
+        <w:t xml:space="preserve"> by restructuring and optimizing the queries the team relied on</w:t>
       </w:r>
     </w:p>
     <w:p>
@@ -992,100 +857,84 @@
       <w:r>
         <w:rPr>
           <w:rFonts w:ascii="Calibri" w:hAnsi="Calibri" w:cs="Calibri"/>
-          <w:sz w:val="21"/>
-          <w:szCs w:val="21"/>
-        </w:rPr>
-        <w:t xml:space="preserve">Built </w:t>
-      </w:r>
-      <w:r>
-        <w:rPr>
-          <w:rFonts w:ascii="Calibri" w:hAnsi="Calibri" w:cs="Calibri"/>
-          <w:b/>
-          <w:bCs/>
-          <w:sz w:val="21"/>
-          <w:szCs w:val="21"/>
-        </w:rPr>
-        <w:t xml:space="preserve">7-biome procedural world generation</w:t>
-      </w:r>
-      <w:r>
-        <w:rPr>
-          <w:rFonts w:ascii="Calibri" w:hAnsi="Calibri" w:cs="Calibri"/>
-          <w:sz w:val="21"/>
-          <w:szCs w:val="21"/>
-        </w:rPr>
-        <w:t xml:space="preserve"> for a from-scratch voxel engine (team of 3) — Perlin/FBM/Voronoi noise with smoothstep blending</w:t>
-      </w:r>
-    </w:p>
-    <w:p>
-      <w:pPr>
-        <w:numPr>
-          <w:ilvl w:val="0"/>
-          <w:numId w:val="1"/>
-        </w:numPr>
-        <w:spacing w:before="0" w:after="0" w:line="214" w:lineRule="auto"/>
-        <w:ind w:left="360" w:hanging="216"/>
-      </w:pPr>
-      <w:r>
-        <w:rPr>
-          <w:rFonts w:ascii="Calibri" w:hAnsi="Calibri" w:cs="Calibri"/>
-          <w:sz w:val="21"/>
-          <w:szCs w:val="21"/>
-        </w:rPr>
-        <w:t xml:space="preserve">Carved </w:t>
-      </w:r>
-      <w:r>
-        <w:rPr>
-          <w:rFonts w:ascii="Calibri" w:hAnsi="Calibri" w:cs="Calibri"/>
-          <w:b/>
-          <w:bCs/>
-          <w:sz w:val="21"/>
-          <w:szCs w:val="21"/>
-        </w:rPr>
-        <w:t xml:space="preserve">3D Perlin-noise caves</w:t>
-      </w:r>
-      <w:r>
-        <w:rPr>
-          <w:rFonts w:ascii="Calibri" w:hAnsi="Calibri" w:cs="Calibri"/>
-          <w:sz w:val="21"/>
-          <w:szCs w:val="21"/>
-        </w:rPr>
-        <w:t xml:space="preserve"> and post-process water/lava overlays via a framebuffer pass</w:t>
-      </w:r>
-    </w:p>
-    <w:p>
-      <w:pPr>
-        <w:numPr>
-          <w:ilvl w:val="0"/>
-          <w:numId w:val="1"/>
-        </w:numPr>
-        <w:spacing w:before="0" w:after="0" w:line="214" w:lineRule="auto"/>
-        <w:ind w:left="360" w:hanging="216"/>
-      </w:pPr>
-      <w:r>
-        <w:rPr>
-          <w:rFonts w:ascii="Calibri" w:hAnsi="Calibri" w:cs="Calibri"/>
-          <w:sz w:val="21"/>
-          <w:szCs w:val="21"/>
-        </w:rPr>
-        <w:t xml:space="preserve">Engineered the GLSL </w:t>
-      </w:r>
-      <w:r>
-        <w:rPr>
-          <w:rFonts w:ascii="Calibri" w:hAnsi="Calibri" w:cs="Calibri"/>
-          <w:b/>
-          <w:bCs/>
-          <w:sz w:val="21"/>
-          <w:szCs w:val="21"/>
-        </w:rPr>
-        <w:t xml:space="preserve">render pipeline</w:t>
-      </w:r>
-      <w:r>
-        <w:rPr>
-          <w:rFonts w:ascii="Calibri" w:hAnsi="Calibri" w:cs="Calibri"/>
-          <w:sz w:val="21"/>
-          <w:szCs w:val="21"/>
-        </w:rPr>
-        <w:t xml:space="preserve"> — PCF shadow mapping, screen-space reflections, vertex AO, and a day-night cycle</w:t>
+          <w:b/>
+          <w:bCs/>
+          <w:sz w:val="21"/>
+          <w:szCs w:val="21"/>
+        </w:rPr>
+        <w:t xml:space="preserve">Made a from-scratch voxel world read as varied rather than noisy</w:t>
+      </w:r>
+      <w:r>
+        <w:rPr>
+          <w:rFonts w:ascii="Calibri" w:hAnsi="Calibri" w:cs="Calibri"/>
+          <w:sz w:val="21"/>
+          <w:szCs w:val="21"/>
+        </w:rPr>
+        <w:t xml:space="preserve"> — </w:t>
+      </w:r>
+      <w:r>
+        <w:rPr>
+          <w:rFonts w:ascii="Calibri" w:hAnsi="Calibri" w:cs="Calibri"/>
+          <w:b/>
+          <w:bCs/>
+          <w:sz w:val="21"/>
+          <w:szCs w:val="21"/>
+        </w:rPr>
+        <w:t xml:space="preserve">7-biome procedural generation</w:t>
+      </w:r>
+      <w:r>
+        <w:rPr>
+          <w:rFonts w:ascii="Calibri" w:hAnsi="Calibri" w:cs="Calibri"/>
+          <w:sz w:val="21"/>
+          <w:szCs w:val="21"/>
+        </w:rPr>
+        <w:t xml:space="preserve"> (Perlin/FBM/Voronoi) and </w:t>
+      </w:r>
+      <w:r>
+        <w:rPr>
+          <w:rFonts w:ascii="Calibri" w:hAnsi="Calibri" w:cs="Calibri"/>
+          <w:b/>
+          <w:bCs/>
+          <w:sz w:val="21"/>
+          <w:szCs w:val="21"/>
+        </w:rPr>
+        <w:t xml:space="preserve">3D Perlin caves</w:t>
+      </w:r>
+      <w:r>
+        <w:rPr>
+          <w:rFonts w:ascii="Calibri" w:hAnsi="Calibri" w:cs="Calibri"/>
+          <w:sz w:val="21"/>
+          <w:szCs w:val="21"/>
+        </w:rPr>
+        <w:t xml:space="preserve"> in a C++/OpenGL engine (team of 3)</w:t>
+      </w:r>
+    </w:p>
+    <w:p>
+      <w:pPr>
+        <w:numPr>
+          <w:ilvl w:val="0"/>
+          <w:numId w:val="1"/>
+        </w:numPr>
+        <w:spacing w:before="0" w:after="0" w:line="214" w:lineRule="auto"/>
+        <w:ind w:left="360" w:hanging="216"/>
+      </w:pPr>
+      <w:r>
+        <w:rPr>
+          <w:rFonts w:ascii="Calibri" w:hAnsi="Calibri" w:cs="Calibri"/>
+          <w:b/>
+          <w:bCs/>
+          <w:sz w:val="21"/>
+          <w:szCs w:val="21"/>
+        </w:rPr>
+        <w:t xml:space="preserve">Made that world legible</w:t>
+      </w:r>
+      <w:r>
+        <w:rPr>
+          <w:rFonts w:ascii="Calibri" w:hAnsi="Calibri" w:cs="Calibri"/>
+          <w:sz w:val="21"/>
+          <w:szCs w:val="21"/>
+        </w:rPr>
+        <w:t xml:space="preserve"> — the GLSL pipeline I owned: PCF shadows, screen-space reflections, vertex AO, day-night cycle</w:t>
       </w:r>
     </w:p>
     <w:p>
@@ -1147,10 +996,20 @@
       <w:r>
         <w:rPr>
           <w:rFonts w:ascii="Calibri" w:hAnsi="Calibri" w:cs="Calibri"/>
-          <w:sz w:val="21"/>
-          <w:szCs w:val="21"/>
-        </w:rPr>
-        <w:t xml:space="preserve">Wrote 2 </w:t>
+          <w:b/>
+          <w:bCs/>
+          <w:sz w:val="21"/>
+          <w:szCs w:val="21"/>
+        </w:rPr>
+        <w:t xml:space="preserve">Gave a short film its entire visual identity</w:t>
+      </w:r>
+      <w:r>
+        <w:rPr>
+          <w:rFonts w:ascii="Calibri" w:hAnsi="Calibri" w:cs="Calibri"/>
+          <w:sz w:val="21"/>
+          <w:szCs w:val="21"/>
+        </w:rPr>
+        <w:t xml:space="preserve"> — 2 </w:t>
       </w:r>
       <w:r>
         <w:rPr>
@@ -1168,71 +1027,35 @@
           <w:sz w:val="21"/>
           <w:szCs w:val="21"/>
         </w:rPr>
-        <w:t xml:space="preserve"> (anisotropic Kuwahara, cell shader) sampling GBuffer channels for stylized rendering</w:t>
-      </w:r>
-    </w:p>
-    <w:p>
-      <w:pPr>
-        <w:numPr>
-          <w:ilvl w:val="0"/>
-          <w:numId w:val="1"/>
-        </w:numPr>
-        <w:spacing w:before="0" w:after="0" w:line="214" w:lineRule="auto"/>
-        <w:ind w:left="360" w:hanging="216"/>
-      </w:pPr>
-      <w:r>
-        <w:rPr>
-          <w:rFonts w:ascii="Calibri" w:hAnsi="Calibri" w:cs="Calibri"/>
-          <w:b/>
-          <w:bCs/>
-          <w:sz w:val="21"/>
-          <w:szCs w:val="21"/>
-        </w:rPr>
-        <w:t xml:space="preserve">Rigged and animated a character</w:t>
-      </w:r>
-      <w:r>
-        <w:rPr>
-          <w:rFonts w:ascii="Calibri" w:hAnsi="Calibri" w:cs="Calibri"/>
-          <w:sz w:val="21"/>
-          <w:szCs w:val="21"/>
-        </w:rPr>
-        <w:t xml:space="preserve"> in Maya (IK limbs, spline-IK spine) driving an Unreal Animation Blueprint</w:t>
-      </w:r>
-    </w:p>
-    <w:p>
-      <w:pPr>
-        <w:numPr>
-          <w:ilvl w:val="0"/>
-          <w:numId w:val="1"/>
-        </w:numPr>
-        <w:spacing w:before="0" w:after="0" w:line="214" w:lineRule="auto"/>
-        <w:ind w:left="360" w:hanging="216"/>
-      </w:pPr>
-      <w:r>
-        <w:rPr>
-          <w:rFonts w:ascii="Calibri" w:hAnsi="Calibri" w:cs="Calibri"/>
-          <w:sz w:val="21"/>
-          <w:szCs w:val="21"/>
-        </w:rPr>
-        <w:t xml:space="preserve">Rendered at 2560×1080 via Movie Render Pipeline with </w:t>
-      </w:r>
-      <w:r>
-        <w:rPr>
-          <w:rFonts w:ascii="Calibri" w:hAnsi="Calibri" w:cs="Calibri"/>
-          <w:b/>
-          <w:bCs/>
-          <w:sz w:val="21"/>
-          <w:szCs w:val="21"/>
-        </w:rPr>
-        <w:t xml:space="preserve">hardware ray tracing</w:t>
-      </w:r>
-      <w:r>
-        <w:rPr>
-          <w:rFonts w:ascii="Calibri" w:hAnsi="Calibri" w:cs="Calibri"/>
-          <w:sz w:val="21"/>
-          <w:szCs w:val="21"/>
-        </w:rPr>
-        <w:t xml:space="preserve"> over Lumen GI, 64 TSR samples/frame</w:t>
+        <w:t xml:space="preserve"> (anisotropic Kuwahara, cell shader) over GBuffer channels, delivered as a ray-traced 2560×1080 render</w:t>
+      </w:r>
+    </w:p>
+    <w:p>
+      <w:pPr>
+        <w:numPr>
+          <w:ilvl w:val="0"/>
+          <w:numId w:val="1"/>
+        </w:numPr>
+        <w:spacing w:before="0" w:after="0" w:line="214" w:lineRule="auto"/>
+        <w:ind w:left="360" w:hanging="216"/>
+      </w:pPr>
+      <w:r>
+        <w:rPr>
+          <w:rFonts w:ascii="Calibri" w:hAnsi="Calibri" w:cs="Calibri"/>
+          <w:b/>
+          <w:bCs/>
+          <w:sz w:val="21"/>
+          <w:szCs w:val="21"/>
+        </w:rPr>
+        <w:t xml:space="preserve">Brought its character to life</w:t>
+      </w:r>
+      <w:r>
+        <w:rPr>
+          <w:rFonts w:ascii="Calibri" w:hAnsi="Calibri" w:cs="Calibri"/>
+          <w:sz w:val="21"/>
+          <w:szCs w:val="21"/>
+        </w:rPr>
+        <w:t xml:space="preserve"> — rigged and animated in Maya (IK limbs, spline-IK spine) driving an Unreal Animation Blueprint</w:t>
       </w:r>
     </w:p>
     <w:p>
@@ -1294,82 +1117,66 @@
       <w:r>
         <w:rPr>
           <w:rFonts w:ascii="Calibri" w:hAnsi="Calibri" w:cs="Calibri"/>
-          <w:sz w:val="21"/>
-          <w:szCs w:val="21"/>
-        </w:rPr>
-        <w:t xml:space="preserve">Implemented a </w:t>
-      </w:r>
-      <w:r>
-        <w:rPr>
-          <w:rFonts w:ascii="Calibri" w:hAnsi="Calibri" w:cs="Calibri"/>
-          <w:b/>
-          <w:bCs/>
-          <w:sz w:val="21"/>
-          <w:szCs w:val="21"/>
-        </w:rPr>
-        <w:t xml:space="preserve">half-edge mesh data structure</w:t>
-      </w:r>
-      <w:r>
-        <w:rPr>
-          <w:rFonts w:ascii="Calibri" w:hAnsi="Calibri" w:cs="Calibri"/>
-          <w:sz w:val="21"/>
-          <w:szCs w:val="21"/>
-        </w:rPr>
-        <w:t xml:space="preserve"> (Face/HalfEdge/Vertex, smart-pointer ownership) for topology-aware traversal and editing</w:t>
-      </w:r>
-    </w:p>
-    <w:p>
-      <w:pPr>
-        <w:numPr>
-          <w:ilvl w:val="0"/>
-          <w:numId w:val="1"/>
-        </w:numPr>
-        <w:spacing w:before="0" w:after="0" w:line="214" w:lineRule="auto"/>
-        <w:ind w:left="360" w:hanging="216"/>
-      </w:pPr>
-      <w:r>
-        <w:rPr>
-          <w:rFonts w:ascii="Calibri" w:hAnsi="Calibri" w:cs="Calibri"/>
-          <w:sz w:val="21"/>
-          <w:szCs w:val="21"/>
-        </w:rPr>
-        <w:t xml:space="preserve">Wrote an </w:t>
-      </w:r>
-      <w:r>
-        <w:rPr>
-          <w:rFonts w:ascii="Calibri" w:hAnsi="Calibri" w:cs="Calibri"/>
-          <w:b/>
-          <w:bCs/>
-          <w:sz w:val="21"/>
-          <w:szCs w:val="21"/>
-        </w:rPr>
-        <w:t xml:space="preserve">OBJ parser</w:t>
-      </w:r>
-      <w:r>
-        <w:rPr>
-          <w:rFonts w:ascii="Calibri" w:hAnsi="Calibri" w:cs="Calibri"/>
-          <w:sz w:val="21"/>
-          <w:szCs w:val="21"/>
-        </w:rPr>
-        <w:t xml:space="preserve"> that builds the mesh from arbitrary n-gon inputs, rendered via OpenGL VBOs</w:t>
-      </w:r>
-    </w:p>
-    <w:p>
-      <w:pPr>
-        <w:numPr>
-          <w:ilvl w:val="0"/>
-          <w:numId w:val="1"/>
-        </w:numPr>
-        <w:spacing w:before="0" w:after="0" w:line="214" w:lineRule="auto"/>
-        <w:ind w:left="360" w:hanging="216"/>
-      </w:pPr>
-      <w:r>
-        <w:rPr>
-          <w:rFonts w:ascii="Calibri" w:hAnsi="Calibri" w:cs="Calibri"/>
-          <w:sz w:val="21"/>
-          <w:szCs w:val="21"/>
-        </w:rPr>
-        <w:t xml:space="preserve">Implemented </w:t>
+          <w:b/>
+          <w:bCs/>
+          <w:sz w:val="21"/>
+          <w:szCs w:val="21"/>
+        </w:rPr>
+        <w:t xml:space="preserve">Made arbitrary meshes editable in place</w:t>
+      </w:r>
+      <w:r>
+        <w:rPr>
+          <w:rFonts w:ascii="Calibri" w:hAnsi="Calibri" w:cs="Calibri"/>
+          <w:sz w:val="21"/>
+          <w:szCs w:val="21"/>
+        </w:rPr>
+        <w:t xml:space="preserve"> — a </w:t>
+      </w:r>
+      <w:r>
+        <w:rPr>
+          <w:rFonts w:ascii="Calibri" w:hAnsi="Calibri" w:cs="Calibri"/>
+          <w:b/>
+          <w:bCs/>
+          <w:sz w:val="21"/>
+          <w:szCs w:val="21"/>
+        </w:rPr>
+        <w:t xml:space="preserve">half-edge structure</w:t>
+      </w:r>
+      <w:r>
+        <w:rPr>
+          <w:rFonts w:ascii="Calibri" w:hAnsi="Calibri" w:cs="Calibri"/>
+          <w:sz w:val="21"/>
+          <w:szCs w:val="21"/>
+        </w:rPr>
+        <w:t xml:space="preserve"> giving topology-aware traversal, plus an OBJ parser accepting arbitrary n-gons, rendered via OpenGL VBOs</w:t>
+      </w:r>
+    </w:p>
+    <w:p>
+      <w:pPr>
+        <w:numPr>
+          <w:ilvl w:val="0"/>
+          <w:numId w:val="1"/>
+        </w:numPr>
+        <w:spacing w:before="0" w:after="0" w:line="214" w:lineRule="auto"/>
+        <w:ind w:left="360" w:hanging="216"/>
+      </w:pPr>
+      <w:r>
+        <w:rPr>
+          <w:rFonts w:ascii="Calibri" w:hAnsi="Calibri" w:cs="Calibri"/>
+          <w:b/>
+          <w:bCs/>
+          <w:sz w:val="21"/>
+          <w:szCs w:val="21"/>
+        </w:rPr>
+        <w:t xml:space="preserve">Turned coarse geometry into smooth surfaces</w:t>
+      </w:r>
+      <w:r>
+        <w:rPr>
+          <w:rFonts w:ascii="Calibri" w:hAnsi="Calibri" w:cs="Calibri"/>
+          <w:sz w:val="21"/>
+          <w:szCs w:val="21"/>
+        </w:rPr>
+        <w:t xml:space="preserve"> with </w:t>
       </w:r>
       <w:r>
         <w:rPr>

--- a/apps/resume/dist/Brian_Lee_Resume_Graphics.docx
+++ b/apps/resume/dist/Brian_Lee_Resume_Graphics.docx
@@ -322,62 +322,6 @@
           <w:sz w:val="21"/>
           <w:szCs w:val="21"/>
         </w:rPr>
-        <w:t xml:space="preserve">Gave the company a deploy-free way to undo its entire visual layer</w:t>
-      </w:r>
-      <w:r>
-        <w:rPr>
-          <w:rFonts w:ascii="Calibri" w:hAnsi="Calibri" w:cs="Calibri"/>
-          <w:sz w:val="21"/>
-          <w:szCs w:val="21"/>
-        </w:rPr>
-        <w:t xml:space="preserve"> — reverting a UI regression used to mean a store release and days of review; it is now one switch at any percentage, over a tested byte-identical off-path</w:t>
-      </w:r>
-    </w:p>
-    <w:p>
-      <w:pPr>
-        <w:numPr>
-          <w:ilvl w:val="0"/>
-          <w:numId w:val="1"/>
-        </w:numPr>
-        <w:spacing w:before="0" w:after="0" w:line="214" w:lineRule="auto"/>
-        <w:ind w:left="360" w:hanging="216"/>
-      </w:pPr>
-      <w:r>
-        <w:rPr>
-          <w:rFonts w:ascii="Calibri" w:hAnsi="Calibri" w:cs="Calibri"/>
-          <w:b/>
-          <w:bCs/>
-          <w:sz w:val="21"/>
-          <w:szCs w:val="21"/>
-        </w:rPr>
-        <w:t xml:space="preserve">Stopped the app telling parents their child had done nothing when the network failed</w:t>
-      </w:r>
-      <w:r>
-        <w:rPr>
-          <w:rFonts w:ascii="Calibri" w:hAnsi="Calibri" w:cs="Calibri"/>
-          <w:sz w:val="21"/>
-          <w:szCs w:val="21"/>
-        </w:rPr>
-        <w:t xml:space="preserve"> — two dashboard screens drew a failed request identically to an empty one, so a parent's read on their own kid came from a dropped request</w:t>
-      </w:r>
-    </w:p>
-    <w:p>
-      <w:pPr>
-        <w:numPr>
-          <w:ilvl w:val="0"/>
-          <w:numId w:val="1"/>
-        </w:numPr>
-        <w:spacing w:before="0" w:after="0" w:line="214" w:lineRule="auto"/>
-        <w:ind w:left="360" w:hanging="216"/>
-      </w:pPr>
-      <w:r>
-        <w:rPr>
-          <w:rFonts w:ascii="Calibri" w:hAnsi="Calibri" w:cs="Calibri"/>
-          <w:b/>
-          <w:bCs/>
-          <w:sz w:val="21"/>
-          <w:szCs w:val="21"/>
-        </w:rPr>
         <w:t xml:space="preserve">Turned a channel that went dark whenever nobody approved a send into one that runs itself</w:t>
       </w:r>
       <w:r>
@@ -665,6 +609,99 @@
           <w:szCs w:val="21"/>
         </w:rPr>
         <w:t xml:space="preserve"> designers and developers</w:t>
+      </w:r>
+    </w:p>
+    <w:p>
+      <w:pPr>
+        <w:numPr>
+          <w:ilvl w:val="0"/>
+          <w:numId w:val="1"/>
+        </w:numPr>
+        <w:spacing w:before="0" w:after="0" w:line="214" w:lineRule="auto"/>
+        <w:ind w:left="360" w:hanging="216"/>
+      </w:pPr>
+      <w:r>
+        <w:rPr>
+          <w:rFonts w:ascii="Calibri" w:hAnsi="Calibri" w:cs="Calibri"/>
+          <w:b/>
+          <w:bCs/>
+          <w:sz w:val="21"/>
+          <w:szCs w:val="21"/>
+        </w:rPr>
+        <w:t xml:space="preserve">Made design decisions once instead of per-person</w:t>
+      </w:r>
+      <w:r>
+        <w:rPr>
+          <w:rFonts w:ascii="Calibri" w:hAnsi="Calibri" w:cs="Calibri"/>
+          <w:sz w:val="21"/>
+          <w:szCs w:val="21"/>
+        </w:rPr>
+        <w:t xml:space="preserve">, defining the end-to-end flows and reusable interface systems the team built inside</w:t>
+      </w:r>
+    </w:p>
+    <w:p>
+      <w:pPr>
+        <w:tabs>
+          <w:tab w:val="right" w:pos="10944"/>
+        </w:tabs>
+        <w:spacing w:before="100" w:after="0" w:line="214" w:lineRule="auto"/>
+      </w:pPr>
+      <w:r>
+        <w:rPr>
+          <w:rFonts w:ascii="Calibri" w:hAnsi="Calibri" w:cs="Calibri"/>
+          <w:b/>
+          <w:bCs/>
+          <w:sz w:val="21"/>
+          <w:szCs w:val="21"/>
+        </w:rPr>
+        <w:t xml:space="preserve">Military Interpreter</w:t>
+      </w:r>
+      <w:r>
+        <w:rPr>
+          <w:rFonts w:ascii="Calibri" w:hAnsi="Calibri" w:cs="Calibri"/>
+          <w:sz w:val="21"/>
+          <w:szCs w:val="21"/>
+        </w:rPr>
+        <w:t xml:space="preserve">, Capital Defense Command (ROK Army)</w:t>
+      </w:r>
+      <w:r>
+        <w:rPr>
+          <w:rFonts w:ascii="Calibri" w:hAnsi="Calibri" w:cs="Calibri"/>
+          <w:i/>
+          <w:iCs/>
+          <w:sz w:val="20"/>
+          <w:szCs w:val="20"/>
+        </w:rPr>
+        <w:tab/>
+        <w:t xml:space="preserve">Dec 2022 – June 2024  ·  Seoul, South Korea</w:t>
+      </w:r>
+    </w:p>
+    <w:p>
+      <w:pPr>
+        <w:numPr>
+          <w:ilvl w:val="0"/>
+          <w:numId w:val="1"/>
+        </w:numPr>
+        <w:spacing w:before="0" w:after="0" w:line="214" w:lineRule="auto"/>
+        <w:ind w:left="360" w:hanging="216"/>
+      </w:pPr>
+      <w:r>
+        <w:rPr>
+          <w:rFonts w:ascii="Calibri" w:hAnsi="Calibri" w:cs="Calibri"/>
+          <w:b/>
+          <w:bCs/>
+          <w:sz w:val="21"/>
+          <w:szCs w:val="21"/>
+        </w:rPr>
+        <w:t xml:space="preserve">Held coordination together across government and defense organizations</w:t>
+      </w:r>
+      <w:r>
+        <w:rPr>
+          <w:rFonts w:ascii="Calibri" w:hAnsi="Calibri" w:cs="Calibri"/>
+          <w:sz w:val="21"/>
+          <w:szCs w:val="21"/>
+        </w:rPr>
+        <w:t xml:space="preserve"> as real-time English–Korean interpreter in high-security, multi-agency settings</w:t>
       </w:r>
     </w:p>
     <w:p>

--- a/apps/resume/dist/Brian_Lee_Resume_Graphics.docx
+++ b/apps/resume/dist/Brian_Lee_Resume_Graphics.docx
@@ -409,6 +409,31 @@
     </w:p>
     <w:p>
       <w:pPr>
+        <w:spacing w:before="40" w:after="0" w:line="214" w:lineRule="auto"/>
+      </w:pPr>
+      <w:r>
+        <w:rPr>
+          <w:rFonts w:ascii="Calibri" w:hAnsi="Calibri" w:cs="Calibri"/>
+          <w:b/>
+          <w:bCs/>
+          <w:sz w:val="19"/>
+          <w:szCs w:val="19"/>
+        </w:rPr>
+        <w:t xml:space="preserve">Stack: </w:t>
+      </w:r>
+      <w:r>
+        <w:rPr>
+          <w:rFonts w:ascii="Calibri" w:hAnsi="Calibri" w:cs="Calibri"/>
+          <w:i/>
+          <w:iCs/>
+          <w:sz w:val="19"/>
+          <w:szCs w:val="19"/>
+        </w:rPr>
+        <w:t xml:space="preserve">React Native (Expo, EAS) · TypeScript · Kotlin/Java · LiveKit/WebRTC · Supabase/Postgres · GCP · Docker · GitHub Actions · Jest · PostHog</w:t>
+      </w:r>
+    </w:p>
+    <w:p>
+      <w:pPr>
         <w:tabs>
           <w:tab w:val="right" w:pos="10944"/>
         </w:tabs>
@@ -502,34 +527,6 @@
     </w:p>
     <w:p>
       <w:pPr>
-        <w:numPr>
-          <w:ilvl w:val="0"/>
-          <w:numId w:val="1"/>
-        </w:numPr>
-        <w:spacing w:before="0" w:after="0" w:line="214" w:lineRule="auto"/>
-        <w:ind w:left="360" w:hanging="216"/>
-      </w:pPr>
-      <w:r>
-        <w:rPr>
-          <w:rFonts w:ascii="Calibri" w:hAnsi="Calibri" w:cs="Calibri"/>
-          <w:b/>
-          <w:bCs/>
-          <w:sz w:val="21"/>
-          <w:szCs w:val="21"/>
-        </w:rPr>
-        <w:t xml:space="preserve">Kept the portfolio compliant and in the stores</w:t>
-      </w:r>
-      <w:r>
-        <w:rPr>
-          <w:rFonts w:ascii="Calibri" w:hAnsi="Calibri" w:cs="Calibri"/>
-          <w:sz w:val="21"/>
-          <w:szCs w:val="21"/>
-        </w:rPr>
-        <w:t xml:space="preserve"> through a platform requirement change, upgrading SDKs fleet-wide</w:t>
-      </w:r>
-    </w:p>
-    <w:p>
-      <w:pPr>
         <w:tabs>
           <w:tab w:val="right" w:pos="10944"/>
         </w:tabs>
@@ -1335,15 +1332,15 @@
           <w:sz w:val="20"/>
           <w:szCs w:val="20"/>
         </w:rPr>
-        <w:t xml:space="preserve">Frameworks &amp; Tools: </w:t>
-      </w:r>
-      <w:r>
-        <w:rPr>
-          <w:rFonts w:ascii="Calibri" w:hAnsi="Calibri" w:cs="Calibri"/>
-          <w:sz w:val="20"/>
-          <w:szCs w:val="20"/>
-        </w:rPr>
-        <w:t xml:space="preserve">React Three Fiber, Three.js, React, Node.js, Git, GitLab, VS Code</w:t>
+        <w:t xml:space="preserve">Frameworks &amp; AI Tools: </w:t>
+      </w:r>
+      <w:r>
+        <w:rPr>
+          <w:rFonts w:ascii="Calibri" w:hAnsi="Calibri" w:cs="Calibri"/>
+          <w:sz w:val="20"/>
+          <w:szCs w:val="20"/>
+        </w:rPr>
+        <w:t xml:space="preserve">React Three Fiber, Three.js, React, Node.js, Git, Docker, Claude Code, Codex, Claude Agent SDK, MCP</w:t>
       </w:r>
     </w:p>
     <w:sectPr>

--- a/apps/resume/dist/Brian_Lee_Resume_Graphics.docx
+++ b/apps/resume/dist/Brian_Lee_Resume_Graphics.docx
@@ -266,43 +266,87 @@
           <w:sz w:val="21"/>
           <w:szCs w:val="21"/>
         </w:rPr>
-        <w:t xml:space="preserve">Stopped a release that would have shipped to zero users</w:t>
-      </w:r>
-      <w:r>
-        <w:rPr>
-          <w:rFonts w:ascii="Calibri" w:hAnsi="Calibri" w:cs="Calibri"/>
-          <w:sz w:val="21"/>
-          <w:szCs w:val="21"/>
-        </w:rPr>
-        <w:t xml:space="preserve"> — the planned over-the-air update pointed at a runtime a dependency upgrade had invalidated: it would have deployed, reported success and reached nobody. Caught it against the live binaries' fingerprints and rerouted to a store build</w:t>
-      </w:r>
-    </w:p>
-    <w:p>
-      <w:pPr>
-        <w:numPr>
-          <w:ilvl w:val="0"/>
-          <w:numId w:val="1"/>
-        </w:numPr>
-        <w:spacing w:before="0" w:after="0" w:line="214" w:lineRule="auto"/>
-        <w:ind w:left="360" w:hanging="216"/>
-      </w:pPr>
-      <w:r>
-        <w:rPr>
-          <w:rFonts w:ascii="Calibri" w:hAnsi="Calibri" w:cs="Calibri"/>
-          <w:b/>
-          <w:bCs/>
-          <w:sz w:val="21"/>
-          <w:szCs w:val="21"/>
-        </w:rPr>
-        <w:t xml:space="preserve">Unblocked a population that could never have been tested</w:t>
-      </w:r>
-      <w:r>
-        <w:rPr>
-          <w:rFonts w:ascii="Calibri" w:hAnsi="Calibri" w:cs="Calibri"/>
-          <w:sz w:val="21"/>
-          <w:szCs w:val="21"/>
-        </w:rPr>
-        <w:t xml:space="preserve"> — the rollout flag was scoped by email, which cannot resolve before sign-in, so signed-out and first-time users could never receive the new experience, including the app's own login and first-class screens</w:t>
+        <w:t xml:space="preserve">Shipped an app-wide redesign behind one kill switch</w:t>
+      </w:r>
+      <w:r>
+        <w:rPr>
+          <w:rFonts w:ascii="Calibri" w:hAnsi="Calibri" w:cs="Calibri"/>
+          <w:sz w:val="21"/>
+          <w:szCs w:val="21"/>
+        </w:rPr>
+        <w:t xml:space="preserve"> — information architecture live to </w:t>
+      </w:r>
+      <w:r>
+        <w:rPr>
+          <w:rFonts w:ascii="Calibri" w:hAnsi="Calibri" w:cs="Calibri"/>
+          <w:b/>
+          <w:bCs/>
+          <w:sz w:val="21"/>
+          <w:szCs w:val="21"/>
+        </w:rPr>
+        <w:t xml:space="preserve">100% of users</w:t>
+      </w:r>
+      <w:r>
+        <w:rPr>
+          <w:rFonts w:ascii="Calibri" w:hAnsi="Calibri" w:cs="Calibri"/>
+          <w:sz w:val="21"/>
+          <w:szCs w:val="21"/>
+        </w:rPr>
+        <w:t xml:space="preserve">, then every screen re-skinned on a </w:t>
+      </w:r>
+      <w:r>
+        <w:rPr>
+          <w:rFonts w:ascii="Calibri" w:hAnsi="Calibri" w:cs="Calibri"/>
+          <w:b/>
+          <w:bCs/>
+          <w:sz w:val="21"/>
+          <w:szCs w:val="21"/>
+        </w:rPr>
+        <w:t xml:space="preserve">33-section</w:t>
+      </w:r>
+      <w:r>
+        <w:rPr>
+          <w:rFonts w:ascii="Calibri" w:hAnsi="Calibri" w:cs="Calibri"/>
+          <w:sz w:val="21"/>
+          <w:szCs w:val="21"/>
+        </w:rPr>
+        <w:t xml:space="preserve"> system across </w:t>
+      </w:r>
+      <w:r>
+        <w:rPr>
+          <w:rFonts w:ascii="Calibri" w:hAnsi="Calibri" w:cs="Calibri"/>
+          <w:b/>
+          <w:bCs/>
+          <w:sz w:val="21"/>
+          <w:szCs w:val="21"/>
+        </w:rPr>
+        <w:t xml:space="preserve">13 PRs</w:t>
+      </w:r>
+      <w:r>
+        <w:rPr>
+          <w:rFonts w:ascii="Calibri" w:hAnsi="Calibri" w:cs="Calibri"/>
+          <w:sz w:val="21"/>
+          <w:szCs w:val="21"/>
+        </w:rPr>
+        <w:t xml:space="preserve">, gated by </w:t>
+      </w:r>
+      <w:r>
+        <w:rPr>
+          <w:rFonts w:ascii="Calibri" w:hAnsi="Calibri" w:cs="Calibri"/>
+          <w:b/>
+          <w:bCs/>
+          <w:sz w:val="21"/>
+          <w:szCs w:val="21"/>
+        </w:rPr>
+        <w:t xml:space="preserve">3,748 tests</w:t>
+      </w:r>
+      <w:r>
+        <w:rPr>
+          <w:rFonts w:ascii="Calibri" w:hAnsi="Calibri" w:cs="Calibri"/>
+          <w:sz w:val="21"/>
+          <w:szCs w:val="21"/>
+        </w:rPr>
+        <w:t xml:space="preserve">, byte-identical flag-off</w:t>
       </w:r>
     </w:p>
     <w:p>
@@ -348,25 +392,63 @@
           <w:sz w:val="21"/>
           <w:szCs w:val="21"/>
         </w:rPr>
-        <w:t xml:space="preserve"> unattended, producing the win-back's first ever revenue at </w:t>
-      </w:r>
-      <w:r>
-        <w:rPr>
-          <w:rFonts w:ascii="Calibri" w:hAnsi="Calibri" w:cs="Calibri"/>
-          <w:b/>
-          <w:bCs/>
-          <w:sz w:val="21"/>
-          <w:szCs w:val="21"/>
-        </w:rPr>
-        <w:t xml:space="preserve">~2.7× the reach</w:t>
-      </w:r>
-      <w:r>
-        <w:rPr>
-          <w:rFonts w:ascii="Calibri" w:hAnsi="Calibri" w:cs="Calibri"/>
-          <w:sz w:val="21"/>
-          <w:szCs w:val="21"/>
-        </w:rPr>
-        <w:t xml:space="preserve"> once I proved its eligibility logic had excluded most of its audience</w:t>
+        <w:t xml:space="preserve"> with </w:t>
+      </w:r>
+      <w:r>
+        <w:rPr>
+          <w:rFonts w:ascii="Calibri" w:hAnsi="Calibri" w:cs="Calibri"/>
+          <w:b/>
+          <w:bCs/>
+          <w:sz w:val="21"/>
+          <w:szCs w:val="21"/>
+        </w:rPr>
+        <w:t xml:space="preserve">no human in the loop</w:t>
+      </w:r>
+    </w:p>
+    <w:p>
+      <w:pPr>
+        <w:numPr>
+          <w:ilvl w:val="0"/>
+          <w:numId w:val="1"/>
+        </w:numPr>
+        <w:spacing w:before="0" w:after="0" w:line="214" w:lineRule="auto"/>
+        <w:ind w:left="360" w:hanging="216"/>
+      </w:pPr>
+      <w:r>
+        <w:rPr>
+          <w:rFonts w:ascii="Calibri" w:hAnsi="Calibri" w:cs="Calibri"/>
+          <w:b/>
+          <w:bCs/>
+          <w:sz w:val="21"/>
+          <w:szCs w:val="21"/>
+        </w:rPr>
+        <w:t xml:space="preserve">Produced the first revenue the win-back ever generated</w:t>
+      </w:r>
+      <w:r>
+        <w:rPr>
+          <w:rFonts w:ascii="Calibri" w:hAnsi="Calibri" w:cs="Calibri"/>
+          <w:sz w:val="21"/>
+          <w:szCs w:val="21"/>
+        </w:rPr>
+        <w:t xml:space="preserve">, and reached </w:t>
+      </w:r>
+      <w:r>
+        <w:rPr>
+          <w:rFonts w:ascii="Calibri" w:hAnsi="Calibri" w:cs="Calibri"/>
+          <w:b/>
+          <w:bCs/>
+          <w:sz w:val="21"/>
+          <w:szCs w:val="21"/>
+        </w:rPr>
+        <w:t xml:space="preserve">~2.7× more users</w:t>
+      </w:r>
+      <w:r>
+        <w:rPr>
+          <w:rFonts w:ascii="Calibri" w:hAnsi="Calibri" w:cs="Calibri"/>
+          <w:sz w:val="21"/>
+          <w:szCs w:val="21"/>
+        </w:rPr>
+        <w:t xml:space="preserve"> after proving the eligibility logic had excluded most of its intended audience</w:t>
       </w:r>
     </w:p>
     <w:p>
@@ -405,31 +487,6 @@
           <w:szCs w:val="21"/>
         </w:rPr>
         <w:t xml:space="preserve">zero caller changes</w:t>
-      </w:r>
-    </w:p>
-    <w:p>
-      <w:pPr>
-        <w:spacing w:before="40" w:after="0" w:line="214" w:lineRule="auto"/>
-      </w:pPr>
-      <w:r>
-        <w:rPr>
-          <w:rFonts w:ascii="Calibri" w:hAnsi="Calibri" w:cs="Calibri"/>
-          <w:b/>
-          <w:bCs/>
-          <w:sz w:val="19"/>
-          <w:szCs w:val="19"/>
-        </w:rPr>
-        <w:t xml:space="preserve">Stack: </w:t>
-      </w:r>
-      <w:r>
-        <w:rPr>
-          <w:rFonts w:ascii="Calibri" w:hAnsi="Calibri" w:cs="Calibri"/>
-          <w:i/>
-          <w:iCs/>
-          <w:sz w:val="19"/>
-          <w:szCs w:val="19"/>
-        </w:rPr>
-        <w:t xml:space="preserve">React Native (Expo, EAS) · TypeScript · Kotlin/Java · LiveKit/WebRTC · Supabase/Postgres · GCP · Docker · GitHub Actions · Jest · PostHog</w:t>
       </w:r>
     </w:p>
     <w:p>
@@ -527,6 +584,34 @@
     </w:p>
     <w:p>
       <w:pPr>
+        <w:numPr>
+          <w:ilvl w:val="0"/>
+          <w:numId w:val="1"/>
+        </w:numPr>
+        <w:spacing w:before="0" w:after="0" w:line="214" w:lineRule="auto"/>
+        <w:ind w:left="360" w:hanging="216"/>
+      </w:pPr>
+      <w:r>
+        <w:rPr>
+          <w:rFonts w:ascii="Calibri" w:hAnsi="Calibri" w:cs="Calibri"/>
+          <w:b/>
+          <w:bCs/>
+          <w:sz w:val="21"/>
+          <w:szCs w:val="21"/>
+        </w:rPr>
+        <w:t xml:space="preserve">Kept the portfolio compliant and in the stores</w:t>
+      </w:r>
+      <w:r>
+        <w:rPr>
+          <w:rFonts w:ascii="Calibri" w:hAnsi="Calibri" w:cs="Calibri"/>
+          <w:sz w:val="21"/>
+          <w:szCs w:val="21"/>
+        </w:rPr>
+        <w:t xml:space="preserve"> through a platform requirement change, upgrading SDKs fleet-wide</w:t>
+      </w:r>
+    </w:p>
+    <w:p>
+      <w:pPr>
         <w:tabs>
           <w:tab w:val="right" w:pos="10944"/>
         </w:tabs>
@@ -638,6 +723,34 @@
     </w:p>
     <w:p>
       <w:pPr>
+        <w:numPr>
+          <w:ilvl w:val="0"/>
+          <w:numId w:val="1"/>
+        </w:numPr>
+        <w:spacing w:before="0" w:after="0" w:line="214" w:lineRule="auto"/>
+        <w:ind w:left="360" w:hanging="216"/>
+      </w:pPr>
+      <w:r>
+        <w:rPr>
+          <w:rFonts w:ascii="Calibri" w:hAnsi="Calibri" w:cs="Calibri"/>
+          <w:b/>
+          <w:bCs/>
+          <w:sz w:val="21"/>
+          <w:szCs w:val="21"/>
+        </w:rPr>
+        <w:t xml:space="preserve">Delivered on every semester-long client cycle</w:t>
+      </w:r>
+      <w:r>
+        <w:rPr>
+          <w:rFonts w:ascii="Calibri" w:hAnsi="Calibri" w:cs="Calibri"/>
+          <w:sz w:val="21"/>
+          <w:szCs w:val="21"/>
+        </w:rPr>
+        <w:t xml:space="preserve">, brief to user-tested release</w:t>
+      </w:r>
+    </w:p>
+    <w:p>
+      <w:pPr>
         <w:tabs>
           <w:tab w:val="right" w:pos="10944"/>
         </w:tabs>
@@ -703,6 +816,34 @@
     </w:p>
     <w:p>
       <w:pPr>
+        <w:numPr>
+          <w:ilvl w:val="0"/>
+          <w:numId w:val="1"/>
+        </w:numPr>
+        <w:spacing w:before="0" w:after="0" w:line="214" w:lineRule="auto"/>
+        <w:ind w:left="360" w:hanging="216"/>
+      </w:pPr>
+      <w:r>
+        <w:rPr>
+          <w:rFonts w:ascii="Calibri" w:hAnsi="Calibri" w:cs="Calibri"/>
+          <w:b/>
+          <w:bCs/>
+          <w:sz w:val="21"/>
+          <w:szCs w:val="21"/>
+        </w:rPr>
+        <w:t xml:space="preserve">Carried exact meaning where an approximation would have changed what a partner believed it agreed to</w:t>
+      </w:r>
+      <w:r>
+        <w:rPr>
+          <w:rFonts w:ascii="Calibri" w:hAnsi="Calibri" w:cs="Calibri"/>
+          <w:sz w:val="21"/>
+          <w:szCs w:val="21"/>
+        </w:rPr>
+        <w:t xml:space="preserve">, live and in sensitive briefings</w:t>
+      </w:r>
+    </w:p>
+    <w:p>
+      <w:pPr>
         <w:tabs>
           <w:tab w:val="right" w:pos="10944"/>
         </w:tabs>
@@ -1317,30 +1458,30 @@
           <w:sz w:val="20"/>
           <w:szCs w:val="20"/>
         </w:rPr>
-        <w:t xml:space="preserve">C++, Python, TypeScript, JavaScript, Java, C#, GLSL/HLSL, SQL</w:t>
-      </w:r>
-    </w:p>
-    <w:p>
-      <w:pPr>
-        <w:spacing w:before="0" w:after="0" w:line="214" w:lineRule="auto"/>
-      </w:pPr>
-      <w:r>
-        <w:rPr>
-          <w:rFonts w:ascii="Calibri" w:hAnsi="Calibri" w:cs="Calibri"/>
-          <w:b/>
-          <w:bCs/>
-          <w:sz w:val="20"/>
-          <w:szCs w:val="20"/>
-        </w:rPr>
-        <w:t xml:space="preserve">Frameworks &amp; AI Tools: </w:t>
-      </w:r>
-      <w:r>
-        <w:rPr>
-          <w:rFonts w:ascii="Calibri" w:hAnsi="Calibri" w:cs="Calibri"/>
-          <w:sz w:val="20"/>
-          <w:szCs w:val="20"/>
-        </w:rPr>
-        <w:t xml:space="preserve">React Three Fiber, Three.js, React, Node.js, Git, Docker, Claude Code, Codex, Claude Agent SDK, MCP</w:t>
+        <w:t xml:space="preserve">C++, Python, TypeScript, JavaScript, Java, Kotlin, C#, GLSL/HLSL, SQL</w:t>
+      </w:r>
+    </w:p>
+    <w:p>
+      <w:pPr>
+        <w:spacing w:before="0" w:after="0" w:line="214" w:lineRule="auto"/>
+      </w:pPr>
+      <w:r>
+        <w:rPr>
+          <w:rFonts w:ascii="Calibri" w:hAnsi="Calibri" w:cs="Calibri"/>
+          <w:b/>
+          <w:bCs/>
+          <w:sz w:val="20"/>
+          <w:szCs w:val="20"/>
+        </w:rPr>
+        <w:t xml:space="preserve">Frameworks, Infra &amp; AI: </w:t>
+      </w:r>
+      <w:r>
+        <w:rPr>
+          <w:rFonts w:ascii="Calibri" w:hAnsi="Calibri" w:cs="Calibri"/>
+          <w:sz w:val="20"/>
+          <w:szCs w:val="20"/>
+        </w:rPr>
+        <w:t xml:space="preserve">React Three Fiber, Three.js, React Native (Expo), Node.js, Git, Docker, GCP, Claude Code, Codex, MCP</w:t>
       </w:r>
     </w:p>
     <w:sectPr>

--- a/apps/resume/dist/Brian_Lee_Resume_Graphics.docx
+++ b/apps/resume/dist/Brian_Lee_Resume_Graphics.docx
@@ -261,38 +261,28 @@
       <w:r>
         <w:rPr>
           <w:rFonts w:ascii="Calibri" w:hAnsi="Calibri" w:cs="Calibri"/>
-          <w:b/>
-          <w:bCs/>
-          <w:sz w:val="21"/>
-          <w:szCs w:val="21"/>
-        </w:rPr>
-        <w:t xml:space="preserve">Shipped an app-wide redesign behind one kill switch</w:t>
-      </w:r>
-      <w:r>
-        <w:rPr>
-          <w:rFonts w:ascii="Calibri" w:hAnsi="Calibri" w:cs="Calibri"/>
-          <w:sz w:val="21"/>
-          <w:szCs w:val="21"/>
-        </w:rPr>
-        <w:t xml:space="preserve"> — information architecture live to </w:t>
-      </w:r>
-      <w:r>
-        <w:rPr>
-          <w:rFonts w:ascii="Calibri" w:hAnsi="Calibri" w:cs="Calibri"/>
-          <w:b/>
-          <w:bCs/>
-          <w:sz w:val="21"/>
-          <w:szCs w:val="21"/>
-        </w:rPr>
-        <w:t xml:space="preserve">100% of users</w:t>
-      </w:r>
-      <w:r>
-        <w:rPr>
-          <w:rFonts w:ascii="Calibri" w:hAnsi="Calibri" w:cs="Calibri"/>
-          <w:sz w:val="21"/>
-          <w:szCs w:val="21"/>
-        </w:rPr>
-        <w:t xml:space="preserve">, then every screen re-skinned on a </w:t>
+          <w:sz w:val="21"/>
+          <w:szCs w:val="21"/>
+        </w:rPr>
+        <w:t xml:space="preserve">Delivered an app-wide </w:t>
+      </w:r>
+      <w:r>
+        <w:rPr>
+          <w:rFonts w:ascii="Calibri" w:hAnsi="Calibri" w:cs="Calibri"/>
+          <w:b/>
+          <w:bCs/>
+          <w:sz w:val="21"/>
+          <w:szCs w:val="21"/>
+        </w:rPr>
+        <w:t xml:space="preserve">React Native</w:t>
+      </w:r>
+      <w:r>
+        <w:rPr>
+          <w:rFonts w:ascii="Calibri" w:hAnsi="Calibri" w:cs="Calibri"/>
+          <w:sz w:val="21"/>
+          <w:szCs w:val="21"/>
+        </w:rPr>
+        <w:t xml:space="preserve"> redesign from Figma to production, sequencing the information architecture ahead of the visual system so users kept their bearings through the change — a </w:t>
       </w:r>
       <w:r>
         <w:rPr>
@@ -310,43 +300,43 @@
           <w:sz w:val="21"/>
           <w:szCs w:val="21"/>
         </w:rPr>
-        <w:t xml:space="preserve"> system across </w:t>
-      </w:r>
-      <w:r>
-        <w:rPr>
-          <w:rFonts w:ascii="Calibri" w:hAnsi="Calibri" w:cs="Calibri"/>
-          <w:b/>
-          <w:bCs/>
-          <w:sz w:val="21"/>
-          <w:szCs w:val="21"/>
-        </w:rPr>
-        <w:t xml:space="preserve">13 PRs</w:t>
-      </w:r>
-      <w:r>
-        <w:rPr>
-          <w:rFonts w:ascii="Calibri" w:hAnsi="Calibri" w:cs="Calibri"/>
-          <w:sz w:val="21"/>
-          <w:szCs w:val="21"/>
-        </w:rPr>
-        <w:t xml:space="preserve">, gated by </w:t>
-      </w:r>
-      <w:r>
-        <w:rPr>
-          <w:rFonts w:ascii="Calibri" w:hAnsi="Calibri" w:cs="Calibri"/>
-          <w:b/>
-          <w:bCs/>
-          <w:sz w:val="21"/>
-          <w:szCs w:val="21"/>
-        </w:rPr>
-        <w:t xml:space="preserve">3,748 tests</w:t>
-      </w:r>
-      <w:r>
-        <w:rPr>
-          <w:rFonts w:ascii="Calibri" w:hAnsi="Calibri" w:cs="Calibri"/>
-          <w:sz w:val="21"/>
-          <w:szCs w:val="21"/>
-        </w:rPr>
-        <w:t xml:space="preserve">, byte-identical flag-off</w:t>
+        <w:t xml:space="preserve"> design system shipped across </w:t>
+      </w:r>
+      <w:r>
+        <w:rPr>
+          <w:rFonts w:ascii="Calibri" w:hAnsi="Calibri" w:cs="Calibri"/>
+          <w:b/>
+          <w:bCs/>
+          <w:sz w:val="21"/>
+          <w:szCs w:val="21"/>
+        </w:rPr>
+        <w:t xml:space="preserve">13 feature-flagged PRs</w:t>
+      </w:r>
+      <w:r>
+        <w:rPr>
+          <w:rFonts w:ascii="Calibri" w:hAnsi="Calibri" w:cs="Calibri"/>
+          <w:sz w:val="21"/>
+          <w:szCs w:val="21"/>
+        </w:rPr>
+        <w:t xml:space="preserve"> against a </w:t>
+      </w:r>
+      <w:r>
+        <w:rPr>
+          <w:rFonts w:ascii="Calibri" w:hAnsi="Calibri" w:cs="Calibri"/>
+          <w:b/>
+          <w:bCs/>
+          <w:sz w:val="21"/>
+          <w:szCs w:val="21"/>
+        </w:rPr>
+        <w:t xml:space="preserve">3,748-test</w:t>
+      </w:r>
+      <w:r>
+        <w:rPr>
+          <w:rFonts w:ascii="Calibri" w:hAnsi="Calibri" w:cs="Calibri"/>
+          <w:sz w:val="21"/>
+          <w:szCs w:val="21"/>
+        </w:rPr>
+        <w:t xml:space="preserve"> regression gate</w:t>
       </w:r>
     </w:p>
     <w:p>
@@ -538,76 +528,82 @@
       <w:r>
         <w:rPr>
           <w:rFonts w:ascii="Calibri" w:hAnsi="Calibri" w:cs="Calibri"/>
-          <w:b/>
-          <w:bCs/>
-          <w:sz w:val="21"/>
-          <w:szCs w:val="21"/>
-        </w:rPr>
-        <w:t xml:space="preserve">Kept 50+ live Unity mobile titles shipping</w:t>
-      </w:r>
-      <w:r>
-        <w:rPr>
-          <w:rFonts w:ascii="Calibri" w:hAnsi="Calibri" w:cs="Calibri"/>
-          <w:sz w:val="21"/>
-          <w:szCs w:val="21"/>
-        </w:rPr>
-        <w:t xml:space="preserve"> across a summer of releases, holding UI/UX and gameplay stable</w:t>
-      </w:r>
-    </w:p>
-    <w:p>
-      <w:pPr>
-        <w:numPr>
-          <w:ilvl w:val="0"/>
-          <w:numId w:val="1"/>
-        </w:numPr>
-        <w:spacing w:before="0" w:after="0" w:line="214" w:lineRule="auto"/>
-        <w:ind w:left="360" w:hanging="216"/>
-      </w:pPr>
-      <w:r>
-        <w:rPr>
-          <w:rFonts w:ascii="Calibri" w:hAnsi="Calibri" w:cs="Calibri"/>
-          <w:b/>
-          <w:bCs/>
-          <w:sz w:val="21"/>
-          <w:szCs w:val="21"/>
-        </w:rPr>
-        <w:t xml:space="preserve">Cleared 100+ QA-reported bugs into production</w:t>
-      </w:r>
-      <w:r>
-        <w:rPr>
-          <w:rFonts w:ascii="Calibri" w:hAnsi="Calibri" w:cs="Calibri"/>
-          <w:sz w:val="21"/>
-          <w:szCs w:val="21"/>
-        </w:rPr>
-        <w:t xml:space="preserve">, in Unity prefabs and C# across a portfolio no single engineer owned</w:t>
-      </w:r>
-    </w:p>
-    <w:p>
-      <w:pPr>
-        <w:numPr>
-          <w:ilvl w:val="0"/>
-          <w:numId w:val="1"/>
-        </w:numPr>
-        <w:spacing w:before="0" w:after="0" w:line="214" w:lineRule="auto"/>
-        <w:ind w:left="360" w:hanging="216"/>
-      </w:pPr>
-      <w:r>
-        <w:rPr>
-          <w:rFonts w:ascii="Calibri" w:hAnsi="Calibri" w:cs="Calibri"/>
-          <w:b/>
-          <w:bCs/>
-          <w:sz w:val="21"/>
-          <w:szCs w:val="21"/>
-        </w:rPr>
-        <w:t xml:space="preserve">Kept the portfolio compliant and in the stores</w:t>
-      </w:r>
-      <w:r>
-        <w:rPr>
-          <w:rFonts w:ascii="Calibri" w:hAnsi="Calibri" w:cs="Calibri"/>
-          <w:sz w:val="21"/>
-          <w:szCs w:val="21"/>
-        </w:rPr>
-        <w:t xml:space="preserve"> through a platform requirement change, upgrading SDKs fleet-wide</w:t>
+          <w:sz w:val="21"/>
+          <w:szCs w:val="21"/>
+        </w:rPr>
+        <w:t xml:space="preserve">Maintained a live portfolio of </w:t>
+      </w:r>
+      <w:r>
+        <w:rPr>
+          <w:rFonts w:ascii="Calibri" w:hAnsi="Calibri" w:cs="Calibri"/>
+          <w:b/>
+          <w:bCs/>
+          <w:sz w:val="21"/>
+          <w:szCs w:val="21"/>
+        </w:rPr>
+        <w:t xml:space="preserve">50+ Unity mobile game titles</w:t>
+      </w:r>
+      <w:r>
+        <w:rPr>
+          <w:rFonts w:ascii="Calibri" w:hAnsi="Calibri" w:cs="Calibri"/>
+          <w:sz w:val="21"/>
+          <w:szCs w:val="21"/>
+        </w:rPr>
+        <w:t xml:space="preserve">, improving UI/UX and core gameplay stability across releases</w:t>
+      </w:r>
+    </w:p>
+    <w:p>
+      <w:pPr>
+        <w:numPr>
+          <w:ilvl w:val="0"/>
+          <w:numId w:val="1"/>
+        </w:numPr>
+        <w:spacing w:before="0" w:after="0" w:line="214" w:lineRule="auto"/>
+        <w:ind w:left="360" w:hanging="216"/>
+      </w:pPr>
+      <w:r>
+        <w:rPr>
+          <w:rFonts w:ascii="Calibri" w:hAnsi="Calibri" w:cs="Calibri"/>
+          <w:sz w:val="21"/>
+          <w:szCs w:val="21"/>
+        </w:rPr>
+        <w:t xml:space="preserve">Resolved </w:t>
+      </w:r>
+      <w:r>
+        <w:rPr>
+          <w:rFonts w:ascii="Calibri" w:hAnsi="Calibri" w:cs="Calibri"/>
+          <w:b/>
+          <w:bCs/>
+          <w:sz w:val="21"/>
+          <w:szCs w:val="21"/>
+        </w:rPr>
+        <w:t xml:space="preserve">100+ QA-reported bugs</w:t>
+      </w:r>
+      <w:r>
+        <w:rPr>
+          <w:rFonts w:ascii="Calibri" w:hAnsi="Calibri" w:cs="Calibri"/>
+          <w:sz w:val="21"/>
+          <w:szCs w:val="21"/>
+        </w:rPr>
+        <w:t xml:space="preserve"> by modifying Unity prefabs and C# scripts, shipping fixes in production releases</w:t>
+      </w:r>
+    </w:p>
+    <w:p>
+      <w:pPr>
+        <w:numPr>
+          <w:ilvl w:val="0"/>
+          <w:numId w:val="1"/>
+        </w:numPr>
+        <w:spacing w:before="0" w:after="0" w:line="214" w:lineRule="auto"/>
+        <w:ind w:left="360" w:hanging="216"/>
+      </w:pPr>
+      <w:r>
+        <w:rPr>
+          <w:rFonts w:ascii="Calibri" w:hAnsi="Calibri" w:cs="Calibri"/>
+          <w:sz w:val="21"/>
+          <w:szCs w:val="21"/>
+        </w:rPr>
+        <w:t xml:space="preserve">Upgraded SDKs and platform modules fleet-wide to meet evolving app-store requirements and sustain production availability</w:t>
       </w:r>
     </w:p>
     <w:p>
@@ -659,20 +655,10 @@
       <w:r>
         <w:rPr>
           <w:rFonts w:ascii="Calibri" w:hAnsi="Calibri" w:cs="Calibri"/>
-          <w:b/>
-          <w:bCs/>
-          <w:sz w:val="21"/>
-          <w:szCs w:val="21"/>
-        </w:rPr>
-        <w:t xml:space="preserve">Shipped client-facing 0-to-1 products</w:t>
-      </w:r>
-      <w:r>
-        <w:rPr>
-          <w:rFonts w:ascii="Calibri" w:hAnsi="Calibri" w:cs="Calibri"/>
-          <w:sz w:val="21"/>
-          <w:szCs w:val="21"/>
-        </w:rPr>
-        <w:t xml:space="preserve"> leading a cross-functional team of </w:t>
+          <w:sz w:val="21"/>
+          <w:szCs w:val="21"/>
+        </w:rPr>
+        <w:t xml:space="preserve">Led a cross-functional team of </w:t>
       </w:r>
       <w:r>
         <w:rPr>
@@ -690,63 +676,53 @@
           <w:sz w:val="21"/>
           <w:szCs w:val="21"/>
         </w:rPr>
-        <w:t xml:space="preserve"> designers and developers</w:t>
-      </w:r>
-    </w:p>
-    <w:p>
-      <w:pPr>
-        <w:numPr>
-          <w:ilvl w:val="0"/>
-          <w:numId w:val="1"/>
-        </w:numPr>
-        <w:spacing w:before="0" w:after="0" w:line="214" w:lineRule="auto"/>
-        <w:ind w:left="360" w:hanging="216"/>
-      </w:pPr>
-      <w:r>
-        <w:rPr>
-          <w:rFonts w:ascii="Calibri" w:hAnsi="Calibri" w:cs="Calibri"/>
-          <w:b/>
-          <w:bCs/>
-          <w:sz w:val="21"/>
-          <w:szCs w:val="21"/>
-        </w:rPr>
-        <w:t xml:space="preserve">Made design decisions once instead of per-person</w:t>
-      </w:r>
-      <w:r>
-        <w:rPr>
-          <w:rFonts w:ascii="Calibri" w:hAnsi="Calibri" w:cs="Calibri"/>
-          <w:sz w:val="21"/>
-          <w:szCs w:val="21"/>
-        </w:rPr>
-        <w:t xml:space="preserve">, defining the end-to-end flows and reusable interface systems the team built inside</w:t>
-      </w:r>
-    </w:p>
-    <w:p>
-      <w:pPr>
-        <w:numPr>
-          <w:ilvl w:val="0"/>
-          <w:numId w:val="1"/>
-        </w:numPr>
-        <w:spacing w:before="0" w:after="0" w:line="214" w:lineRule="auto"/>
-        <w:ind w:left="360" w:hanging="216"/>
-      </w:pPr>
-      <w:r>
-        <w:rPr>
-          <w:rFonts w:ascii="Calibri" w:hAnsi="Calibri" w:cs="Calibri"/>
-          <w:b/>
-          <w:bCs/>
-          <w:sz w:val="21"/>
-          <w:szCs w:val="21"/>
-        </w:rPr>
-        <w:t xml:space="preserve">Delivered on every semester-long client cycle</w:t>
-      </w:r>
-      <w:r>
-        <w:rPr>
-          <w:rFonts w:ascii="Calibri" w:hAnsi="Calibri" w:cs="Calibri"/>
-          <w:sz w:val="21"/>
-          <w:szCs w:val="21"/>
-        </w:rPr>
-        <w:t xml:space="preserve">, brief to user-tested release</w:t>
+        <w:t xml:space="preserve"> designers and developers to ship client-facing </w:t>
+      </w:r>
+      <w:r>
+        <w:rPr>
+          <w:rFonts w:ascii="Calibri" w:hAnsi="Calibri" w:cs="Calibri"/>
+          <w:b/>
+          <w:bCs/>
+          <w:sz w:val="21"/>
+          <w:szCs w:val="21"/>
+        </w:rPr>
+        <w:t xml:space="preserve">0-to-1 products</w:t>
+      </w:r>
+    </w:p>
+    <w:p>
+      <w:pPr>
+        <w:numPr>
+          <w:ilvl w:val="0"/>
+          <w:numId w:val="1"/>
+        </w:numPr>
+        <w:spacing w:before="0" w:after="0" w:line="214" w:lineRule="auto"/>
+        <w:ind w:left="360" w:hanging="216"/>
+      </w:pPr>
+      <w:r>
+        <w:rPr>
+          <w:rFonts w:ascii="Calibri" w:hAnsi="Calibri" w:cs="Calibri"/>
+          <w:sz w:val="21"/>
+          <w:szCs w:val="21"/>
+        </w:rPr>
+        <w:t xml:space="preserve">Defined end-to-end user flows, interaction patterns, and reusable interface systems across multiple deliverables</w:t>
+      </w:r>
+    </w:p>
+    <w:p>
+      <w:pPr>
+        <w:numPr>
+          <w:ilvl w:val="0"/>
+          <w:numId w:val="1"/>
+        </w:numPr>
+        <w:spacing w:before="0" w:after="0" w:line="214" w:lineRule="auto"/>
+        <w:ind w:left="360" w:hanging="216"/>
+      </w:pPr>
+      <w:r>
+        <w:rPr>
+          <w:rFonts w:ascii="Calibri" w:hAnsi="Calibri" w:cs="Calibri"/>
+          <w:sz w:val="21"/>
+          <w:szCs w:val="21"/>
+        </w:rPr>
+        <w:t xml:space="preserve">Shipped polished, user-centered features across semester-long client project cycles</w:t>
       </w:r>
     </w:p>
     <w:p>
@@ -798,48 +774,28 @@
       <w:r>
         <w:rPr>
           <w:rFonts w:ascii="Calibri" w:hAnsi="Calibri" w:cs="Calibri"/>
-          <w:b/>
-          <w:bCs/>
-          <w:sz w:val="21"/>
-          <w:szCs w:val="21"/>
-        </w:rPr>
-        <w:t xml:space="preserve">Held coordination together across government and defense organizations</w:t>
-      </w:r>
-      <w:r>
-        <w:rPr>
-          <w:rFonts w:ascii="Calibri" w:hAnsi="Calibri" w:cs="Calibri"/>
-          <w:sz w:val="21"/>
-          <w:szCs w:val="21"/>
-        </w:rPr>
-        <w:t xml:space="preserve"> as real-time English–Korean interpreter in high-security, multi-agency settings</w:t>
-      </w:r>
-    </w:p>
-    <w:p>
-      <w:pPr>
-        <w:numPr>
-          <w:ilvl w:val="0"/>
-          <w:numId w:val="1"/>
-        </w:numPr>
-        <w:spacing w:before="0" w:after="0" w:line="214" w:lineRule="auto"/>
-        <w:ind w:left="360" w:hanging="216"/>
-      </w:pPr>
-      <w:r>
-        <w:rPr>
-          <w:rFonts w:ascii="Calibri" w:hAnsi="Calibri" w:cs="Calibri"/>
-          <w:b/>
-          <w:bCs/>
-          <w:sz w:val="21"/>
-          <w:szCs w:val="21"/>
-        </w:rPr>
-        <w:t xml:space="preserve">Carried exact meaning where an approximation would have changed what a partner believed it agreed to</w:t>
-      </w:r>
-      <w:r>
-        <w:rPr>
-          <w:rFonts w:ascii="Calibri" w:hAnsi="Calibri" w:cs="Calibri"/>
-          <w:sz w:val="21"/>
-          <w:szCs w:val="21"/>
-        </w:rPr>
-        <w:t xml:space="preserve">, live and in sensitive briefings</w:t>
+          <w:sz w:val="21"/>
+          <w:szCs w:val="21"/>
+        </w:rPr>
+        <w:t xml:space="preserve">Provided real-time English–Korean interpretation in high-security, multi-agency environments for international stakeholders</w:t>
+      </w:r>
+    </w:p>
+    <w:p>
+      <w:pPr>
+        <w:numPr>
+          <w:ilvl w:val="0"/>
+          <w:numId w:val="1"/>
+        </w:numPr>
+        <w:spacing w:before="0" w:after="0" w:line="214" w:lineRule="auto"/>
+        <w:ind w:left="360" w:hanging="216"/>
+      </w:pPr>
+      <w:r>
+        <w:rPr>
+          <w:rFonts w:ascii="Calibri" w:hAnsi="Calibri" w:cs="Calibri"/>
+          <w:sz w:val="21"/>
+          <w:szCs w:val="21"/>
+        </w:rPr>
+        <w:t xml:space="preserve">Translated sensitive documents and briefings with precision, enabling coordination across government and defense teams</w:t>
       </w:r>
     </w:p>
     <w:p>
@@ -891,66 +847,82 @@
       <w:r>
         <w:rPr>
           <w:rFonts w:ascii="Calibri" w:hAnsi="Calibri" w:cs="Calibri"/>
-          <w:b/>
-          <w:bCs/>
-          <w:sz w:val="21"/>
-          <w:szCs w:val="21"/>
-        </w:rPr>
-        <w:t xml:space="preserve">Made semiconductor data from 20+ client companies queryable</w:t>
-      </w:r>
-      <w:r>
-        <w:rPr>
-          <w:rFonts w:ascii="Calibri" w:hAnsi="Calibri" w:cs="Calibri"/>
-          <w:sz w:val="21"/>
-          <w:szCs w:val="21"/>
-        </w:rPr>
-        <w:t xml:space="preserve"> — including Samsung, SK and LG — by designing a SQL database prototype managing </w:t>
-      </w:r>
-      <w:r>
-        <w:rPr>
-          <w:rFonts w:ascii="Calibri" w:hAnsi="Calibri" w:cs="Calibri"/>
-          <w:b/>
-          <w:bCs/>
-          <w:sz w:val="21"/>
-          <w:szCs w:val="21"/>
-        </w:rPr>
-        <w:t xml:space="preserve">1M+ entities</w:t>
-      </w:r>
-      <w:r>
-        <w:rPr>
-          <w:rFonts w:ascii="Calibri" w:hAnsi="Calibri" w:cs="Calibri"/>
-          <w:sz w:val="21"/>
-          <w:szCs w:val="21"/>
-        </w:rPr>
-        <w:t xml:space="preserve"> in Oracle and SQLite</w:t>
-      </w:r>
-    </w:p>
-    <w:p>
-      <w:pPr>
-        <w:numPr>
-          <w:ilvl w:val="0"/>
-          <w:numId w:val="1"/>
-        </w:numPr>
-        <w:spacing w:before="0" w:after="0" w:line="214" w:lineRule="auto"/>
-        <w:ind w:left="360" w:hanging="216"/>
-      </w:pPr>
-      <w:r>
-        <w:rPr>
-          <w:rFonts w:ascii="Calibri" w:hAnsi="Calibri" w:cs="Calibri"/>
-          <w:b/>
-          <w:bCs/>
-          <w:sz w:val="21"/>
-          <w:szCs w:val="21"/>
-        </w:rPr>
-        <w:t xml:space="preserve">Cut retrieval time across large-scale datasets</w:t>
-      </w:r>
-      <w:r>
-        <w:rPr>
-          <w:rFonts w:ascii="Calibri" w:hAnsi="Calibri" w:cs="Calibri"/>
-          <w:sz w:val="21"/>
-          <w:szCs w:val="21"/>
-        </w:rPr>
-        <w:t xml:space="preserve"> by restructuring and optimizing the queries the team relied on</w:t>
+          <w:sz w:val="21"/>
+          <w:szCs w:val="21"/>
+        </w:rPr>
+        <w:t xml:space="preserve">Designed and implemented a SQL database prototype managing </w:t>
+      </w:r>
+      <w:r>
+        <w:rPr>
+          <w:rFonts w:ascii="Calibri" w:hAnsi="Calibri" w:cs="Calibri"/>
+          <w:b/>
+          <w:bCs/>
+          <w:sz w:val="21"/>
+          <w:szCs w:val="21"/>
+        </w:rPr>
+        <w:t xml:space="preserve">1M+ data entities</w:t>
+      </w:r>
+      <w:r>
+        <w:rPr>
+          <w:rFonts w:ascii="Calibri" w:hAnsi="Calibri" w:cs="Calibri"/>
+          <w:sz w:val="21"/>
+          <w:szCs w:val="21"/>
+        </w:rPr>
+        <w:t xml:space="preserve"> using Oracle and SQLite</w:t>
+      </w:r>
+    </w:p>
+    <w:p>
+      <w:pPr>
+        <w:numPr>
+          <w:ilvl w:val="0"/>
+          <w:numId w:val="1"/>
+        </w:numPr>
+        <w:spacing w:before="0" w:after="0" w:line="214" w:lineRule="auto"/>
+        <w:ind w:left="360" w:hanging="216"/>
+      </w:pPr>
+      <w:r>
+        <w:rPr>
+          <w:rFonts w:ascii="Calibri" w:hAnsi="Calibri" w:cs="Calibri"/>
+          <w:sz w:val="21"/>
+          <w:szCs w:val="21"/>
+        </w:rPr>
+        <w:t xml:space="preserve">Processed and organized semiconductor datasets from </w:t>
+      </w:r>
+      <w:r>
+        <w:rPr>
+          <w:rFonts w:ascii="Calibri" w:hAnsi="Calibri" w:cs="Calibri"/>
+          <w:b/>
+          <w:bCs/>
+          <w:sz w:val="21"/>
+          <w:szCs w:val="21"/>
+        </w:rPr>
+        <w:t xml:space="preserve">20+ client companies</w:t>
+      </w:r>
+      <w:r>
+        <w:rPr>
+          <w:rFonts w:ascii="Calibri" w:hAnsi="Calibri" w:cs="Calibri"/>
+          <w:sz w:val="21"/>
+          <w:szCs w:val="21"/>
+        </w:rPr>
+        <w:t xml:space="preserve">, including Samsung, SK, and LG</w:t>
+      </w:r>
+    </w:p>
+    <w:p>
+      <w:pPr>
+        <w:numPr>
+          <w:ilvl w:val="0"/>
+          <w:numId w:val="1"/>
+        </w:numPr>
+        <w:spacing w:before="0" w:after="0" w:line="214" w:lineRule="auto"/>
+        <w:ind w:left="360" w:hanging="216"/>
+      </w:pPr>
+      <w:r>
+        <w:rPr>
+          <w:rFonts w:ascii="Calibri" w:hAnsi="Calibri" w:cs="Calibri"/>
+          <w:sz w:val="21"/>
+          <w:szCs w:val="21"/>
+        </w:rPr>
+        <w:t xml:space="preserve">Wrote and optimized SQL queries to improve retrieval and management efficiency across large-scale datasets</w:t>
       </w:r>
     </w:p>
     <w:p>
@@ -1482,6 +1454,29 @@
           <w:szCs w:val="20"/>
         </w:rPr>
         <w:t xml:space="preserve">React Three Fiber, Three.js, React Native (Expo), Node.js, Git, Docker, GCP, Claude Code, Codex, MCP</w:t>
+      </w:r>
+    </w:p>
+    <w:p>
+      <w:pPr>
+        <w:spacing w:before="0" w:after="0" w:line="214" w:lineRule="auto"/>
+      </w:pPr>
+      <w:r>
+        <w:rPr>
+          <w:rFonts w:ascii="Calibri" w:hAnsi="Calibri" w:cs="Calibri"/>
+          <w:b/>
+          <w:bCs/>
+          <w:sz w:val="20"/>
+          <w:szCs w:val="20"/>
+        </w:rPr>
+        <w:t xml:space="preserve">Practices: </w:t>
+      </w:r>
+      <w:r>
+        <w:rPr>
+          <w:rFonts w:ascii="Calibri" w:hAnsi="Calibri" w:cs="Calibri"/>
+          <w:sz w:val="20"/>
+          <w:szCs w:val="20"/>
+        </w:rPr>
+        <w:t xml:space="preserve">Trunk-based development, feature flags &amp; staged rollout, CI/CD, code review, unit &amp; regression testing</w:t>
       </w:r>
     </w:p>
     <w:sectPr>

--- a/apps/resume/dist/Brian_Lee_Resume_Graphics.docx
+++ b/apps/resume/dist/Brian_Lee_Resume_Graphics.docx
@@ -282,7 +282,7 @@
           <w:sz w:val="21"/>
           <w:szCs w:val="21"/>
         </w:rPr>
-        <w:t xml:space="preserve"> redesign from Figma to production, sequencing the information architecture ahead of the visual system so users kept their bearings through the change — a </w:t>
+        <w:t xml:space="preserve"> redesign from Figma to production, sequencing information architecture ahead of the visual system so users kept their bearings, then carrying a </w:t>
       </w:r>
       <w:r>
         <w:rPr>
@@ -300,145 +300,91 @@
           <w:sz w:val="21"/>
           <w:szCs w:val="21"/>
         </w:rPr>
-        <w:t xml:space="preserve"> design system shipped across </w:t>
-      </w:r>
-      <w:r>
-        <w:rPr>
-          <w:rFonts w:ascii="Calibri" w:hAnsi="Calibri" w:cs="Calibri"/>
-          <w:b/>
-          <w:bCs/>
-          <w:sz w:val="21"/>
-          <w:szCs w:val="21"/>
-        </w:rPr>
-        <w:t xml:space="preserve">13 feature-flagged PRs</w:t>
-      </w:r>
-      <w:r>
-        <w:rPr>
-          <w:rFonts w:ascii="Calibri" w:hAnsi="Calibri" w:cs="Calibri"/>
-          <w:sz w:val="21"/>
-          <w:szCs w:val="21"/>
-        </w:rPr>
-        <w:t xml:space="preserve"> against a </w:t>
-      </w:r>
-      <w:r>
-        <w:rPr>
-          <w:rFonts w:ascii="Calibri" w:hAnsi="Calibri" w:cs="Calibri"/>
-          <w:b/>
-          <w:bCs/>
-          <w:sz w:val="21"/>
-          <w:szCs w:val="21"/>
-        </w:rPr>
-        <w:t xml:space="preserve">3,748-test</w:t>
-      </w:r>
-      <w:r>
-        <w:rPr>
-          <w:rFonts w:ascii="Calibri" w:hAnsi="Calibri" w:cs="Calibri"/>
-          <w:sz w:val="21"/>
-          <w:szCs w:val="21"/>
-        </w:rPr>
-        <w:t xml:space="preserve"> regression gate</w:t>
-      </w:r>
-    </w:p>
-    <w:p>
-      <w:pPr>
-        <w:numPr>
-          <w:ilvl w:val="0"/>
-          <w:numId w:val="1"/>
-        </w:numPr>
-        <w:spacing w:before="0" w:after="0" w:line="214" w:lineRule="auto"/>
-        <w:ind w:left="360" w:hanging="216"/>
-      </w:pPr>
-      <w:r>
-        <w:rPr>
-          <w:rFonts w:ascii="Calibri" w:hAnsi="Calibri" w:cs="Calibri"/>
-          <w:b/>
-          <w:bCs/>
-          <w:sz w:val="21"/>
-          <w:szCs w:val="21"/>
-        </w:rPr>
-        <w:t xml:space="preserve">Turned a channel that went dark whenever nobody approved a send into one that runs itself</w:t>
-      </w:r>
-      <w:r>
-        <w:rPr>
-          <w:rFonts w:ascii="Calibri" w:hAnsi="Calibri" w:cs="Calibri"/>
-          <w:sz w:val="21"/>
-          <w:szCs w:val="21"/>
-        </w:rPr>
-        <w:t xml:space="preserve"> — proposing, clearing its own guardrails and reaching </w:t>
-      </w:r>
-      <w:r>
-        <w:rPr>
-          <w:rFonts w:ascii="Calibri" w:hAnsi="Calibri" w:cs="Calibri"/>
-          <w:b/>
-          <w:bCs/>
-          <w:sz w:val="21"/>
-          <w:szCs w:val="21"/>
-        </w:rPr>
-        <w:t xml:space="preserve">91% of targeted devices</w:t>
-      </w:r>
-      <w:r>
-        <w:rPr>
-          <w:rFonts w:ascii="Calibri" w:hAnsi="Calibri" w:cs="Calibri"/>
-          <w:sz w:val="21"/>
-          <w:szCs w:val="21"/>
-        </w:rPr>
-        <w:t xml:space="preserve"> with </w:t>
-      </w:r>
-      <w:r>
-        <w:rPr>
-          <w:rFonts w:ascii="Calibri" w:hAnsi="Calibri" w:cs="Calibri"/>
-          <w:b/>
-          <w:bCs/>
-          <w:sz w:val="21"/>
-          <w:szCs w:val="21"/>
-        </w:rPr>
-        <w:t xml:space="preserve">no human in the loop</w:t>
-      </w:r>
-    </w:p>
-    <w:p>
-      <w:pPr>
-        <w:numPr>
-          <w:ilvl w:val="0"/>
-          <w:numId w:val="1"/>
-        </w:numPr>
-        <w:spacing w:before="0" w:after="0" w:line="214" w:lineRule="auto"/>
-        <w:ind w:left="360" w:hanging="216"/>
-      </w:pPr>
-      <w:r>
-        <w:rPr>
-          <w:rFonts w:ascii="Calibri" w:hAnsi="Calibri" w:cs="Calibri"/>
-          <w:b/>
-          <w:bCs/>
-          <w:sz w:val="21"/>
-          <w:szCs w:val="21"/>
-        </w:rPr>
-        <w:t xml:space="preserve">Produced the first revenue the win-back ever generated</w:t>
-      </w:r>
-      <w:r>
-        <w:rPr>
-          <w:rFonts w:ascii="Calibri" w:hAnsi="Calibri" w:cs="Calibri"/>
-          <w:sz w:val="21"/>
-          <w:szCs w:val="21"/>
-        </w:rPr>
-        <w:t xml:space="preserve">, and reached </w:t>
-      </w:r>
-      <w:r>
-        <w:rPr>
-          <w:rFonts w:ascii="Calibri" w:hAnsi="Calibri" w:cs="Calibri"/>
-          <w:b/>
-          <w:bCs/>
-          <w:sz w:val="21"/>
-          <w:szCs w:val="21"/>
-        </w:rPr>
-        <w:t xml:space="preserve">~2.7× more users</w:t>
-      </w:r>
-      <w:r>
-        <w:rPr>
-          <w:rFonts w:ascii="Calibri" w:hAnsi="Calibri" w:cs="Calibri"/>
-          <w:sz w:val="21"/>
-          <w:szCs w:val="21"/>
-        </w:rPr>
-        <w:t xml:space="preserve"> after proving the eligibility logic had excluded most of its intended audience</w:t>
+        <w:t xml:space="preserve"> design system onto every screen</w:t>
+      </w:r>
+    </w:p>
+    <w:p>
+      <w:pPr>
+        <w:numPr>
+          <w:ilvl w:val="0"/>
+          <w:numId w:val="1"/>
+        </w:numPr>
+        <w:spacing w:before="0" w:after="0" w:line="214" w:lineRule="auto"/>
+        <w:ind w:left="360" w:hanging="216"/>
+      </w:pPr>
+      <w:r>
+        <w:rPr>
+          <w:rFonts w:ascii="Calibri" w:hAnsi="Calibri" w:cs="Calibri"/>
+          <w:b/>
+          <w:bCs/>
+          <w:sz w:val="21"/>
+          <w:szCs w:val="21"/>
+        </w:rPr>
+        <w:t xml:space="preserve">Automated a push-notification retention system that had required manual approval for every send</w:t>
+      </w:r>
+      <w:r>
+        <w:rPr>
+          <w:rFonts w:ascii="Calibri" w:hAnsi="Calibri" w:cs="Calibri"/>
+          <w:sz w:val="21"/>
+          <w:szCs w:val="21"/>
+        </w:rPr>
+        <w:t xml:space="preserve">, leaving it inactive for weeks at a time — it now selects recipients, clears safety guardrails and delivers unattended at </w:t>
+      </w:r>
+      <w:r>
+        <w:rPr>
+          <w:rFonts w:ascii="Calibri" w:hAnsi="Calibri" w:cs="Calibri"/>
+          <w:b/>
+          <w:bCs/>
+          <w:sz w:val="21"/>
+          <w:szCs w:val="21"/>
+        </w:rPr>
+        <w:t xml:space="preserve">91% device reach</w:t>
+      </w:r>
+    </w:p>
+    <w:p>
+      <w:pPr>
+        <w:numPr>
+          <w:ilvl w:val="0"/>
+          <w:numId w:val="1"/>
+        </w:numPr>
+        <w:spacing w:before="0" w:after="0" w:line="214" w:lineRule="auto"/>
+        <w:ind w:left="360" w:hanging="216"/>
+      </w:pPr>
+      <w:r>
+        <w:rPr>
+          <w:rFonts w:ascii="Calibri" w:hAnsi="Calibri" w:cs="Calibri"/>
+          <w:b/>
+          <w:bCs/>
+          <w:sz w:val="21"/>
+          <w:szCs w:val="21"/>
+        </w:rPr>
+        <w:t xml:space="preserve">Corrected eligibility logic that had been excluding most of the intended audience</w:t>
+      </w:r>
+      <w:r>
+        <w:rPr>
+          <w:rFonts w:ascii="Calibri" w:hAnsi="Calibri" w:cs="Calibri"/>
+          <w:sz w:val="21"/>
+          <w:szCs w:val="21"/>
+        </w:rPr>
+        <w:t xml:space="preserve">, expanding reach </w:t>
+      </w:r>
+      <w:r>
+        <w:rPr>
+          <w:rFonts w:ascii="Calibri" w:hAnsi="Calibri" w:cs="Calibri"/>
+          <w:b/>
+          <w:bCs/>
+          <w:sz w:val="21"/>
+          <w:szCs w:val="21"/>
+        </w:rPr>
+        <w:t xml:space="preserve">~2.7×</w:t>
+      </w:r>
+      <w:r>
+        <w:rPr>
+          <w:rFonts w:ascii="Calibri" w:hAnsi="Calibri" w:cs="Calibri"/>
+          <w:sz w:val="21"/>
+          <w:szCs w:val="21"/>
+        </w:rPr>
+        <w:t xml:space="preserve"> and producing the first paid conversion the re-engagement campaign had generated</w:t>
       </w:r>
     </w:p>
     <w:p>
@@ -603,7 +549,7 @@
           <w:sz w:val="21"/>
           <w:szCs w:val="21"/>
         </w:rPr>
-        <w:t xml:space="preserve">Upgraded SDKs and platform modules fleet-wide to meet evolving app-store requirements and sustain production availability</w:t>
+        <w:t xml:space="preserve">Upgraded SDKs and platform modules fleet-wide to meet app-store requirements and sustain availability</w:t>
       </w:r>
     </w:p>
     <w:p>
@@ -1341,7 +1287,7 @@
           <w:sz w:val="21"/>
           <w:szCs w:val="21"/>
         </w:rPr>
-        <w:t xml:space="preserve"> and topology ops (split, extrusion, triangulation) in a Qt editor</w:t>
+        <w:t xml:space="preserve"> and topology ops in a Qt editor</w:t>
       </w:r>
     </w:p>
     <w:p>

--- a/apps/resume/dist/Brian_Lee_Resume_Graphics.docx
+++ b/apps/resume/dist/Brian_Lee_Resume_Graphics.docx
@@ -320,15 +320,15 @@
           <w:sz w:val="21"/>
           <w:szCs w:val="21"/>
         </w:rPr>
-        <w:t xml:space="preserve">Automated a push-notification retention system that had required manual approval for every send</w:t>
-      </w:r>
-      <w:r>
-        <w:rPr>
-          <w:rFonts w:ascii="Calibri" w:hAnsi="Calibri" w:cs="Calibri"/>
-          <w:sz w:val="21"/>
-          <w:szCs w:val="21"/>
-        </w:rPr>
-        <w:t xml:space="preserve">, leaving it inactive for weeks at a time — it now selects recipients, clears safety guardrails and delivers unattended at </w:t>
+        <w:t xml:space="preserve">Built the company's lifecycle notification system end to end, then made it autonomous</w:t>
+      </w:r>
+      <w:r>
+        <w:rPr>
+          <w:rFonts w:ascii="Calibri" w:hAnsi="Calibri" w:cs="Calibri"/>
+          <w:sz w:val="21"/>
+          <w:szCs w:val="21"/>
+        </w:rPr>
+        <w:t xml:space="preserve"> — per-stage copy, anti-nag back-off and a 20% measurement holdout, clearing its own safety guardrails at </w:t>
       </w:r>
       <w:r>
         <w:rPr>
@@ -340,33 +340,13 @@
         </w:rPr>
         <w:t xml:space="preserve">91% device reach</w:t>
       </w:r>
-    </w:p>
-    <w:p>
-      <w:pPr>
-        <w:numPr>
-          <w:ilvl w:val="0"/>
-          <w:numId w:val="1"/>
-        </w:numPr>
-        <w:spacing w:before="0" w:after="0" w:line="214" w:lineRule="auto"/>
-        <w:ind w:left="360" w:hanging="216"/>
-      </w:pPr>
-      <w:r>
-        <w:rPr>
-          <w:rFonts w:ascii="Calibri" w:hAnsi="Calibri" w:cs="Calibri"/>
-          <w:b/>
-          <w:bCs/>
-          <w:sz w:val="21"/>
-          <w:szCs w:val="21"/>
-        </w:rPr>
-        <w:t xml:space="preserve">Corrected eligibility logic that had been excluding most of the intended audience</w:t>
-      </w:r>
-      <w:r>
-        <w:rPr>
-          <w:rFonts w:ascii="Calibri" w:hAnsi="Calibri" w:cs="Calibri"/>
-          <w:sz w:val="21"/>
-          <w:szCs w:val="21"/>
-        </w:rPr>
-        <w:t xml:space="preserve">, expanding reach </w:t>
+      <w:r>
+        <w:rPr>
+          <w:rFonts w:ascii="Calibri" w:hAnsi="Calibri" w:cs="Calibri"/>
+          <w:sz w:val="21"/>
+          <w:szCs w:val="21"/>
+        </w:rPr>
+        <w:t xml:space="preserve">; widening eligibility to every account role reached </w:t>
       </w:r>
       <w:r>
         <w:rPr>
@@ -384,7 +364,53 @@
           <w:sz w:val="21"/>
           <w:szCs w:val="21"/>
         </w:rPr>
-        <w:t xml:space="preserve"> and producing the first paid conversion the re-engagement campaign had generated</w:t>
+        <w:t xml:space="preserve"> more families and produced its first paid conversion</w:t>
+      </w:r>
+    </w:p>
+    <w:p>
+      <w:pPr>
+        <w:numPr>
+          <w:ilvl w:val="0"/>
+          <w:numId w:val="1"/>
+        </w:numPr>
+        <w:spacing w:before="0" w:after="0" w:line="214" w:lineRule="auto"/>
+        <w:ind w:left="360" w:hanging="216"/>
+      </w:pPr>
+      <w:r>
+        <w:rPr>
+          <w:rFonts w:ascii="Calibri" w:hAnsi="Calibri" w:cs="Calibri"/>
+          <w:b/>
+          <w:bCs/>
+          <w:sz w:val="21"/>
+          <w:szCs w:val="21"/>
+        </w:rPr>
+        <w:t xml:space="preserve">Packaged the in-game AI character as a versioned SDK outside studios can build on</w:t>
+      </w:r>
+      <w:r>
+        <w:rPr>
+          <w:rFonts w:ascii="Calibri" w:hAnsi="Calibri" w:cs="Calibri"/>
+          <w:sz w:val="21"/>
+          <w:szCs w:val="21"/>
+        </w:rPr>
+        <w:t xml:space="preserve"> — typed APIs, per-session isolation and capability enforcement at a boundary the creator cannot cross, </w:t>
+      </w:r>
+      <w:r>
+        <w:rPr>
+          <w:rFonts w:ascii="Calibri" w:hAnsi="Calibri" w:cs="Calibri"/>
+          <w:b/>
+          <w:bCs/>
+          <w:sz w:val="21"/>
+          <w:szCs w:val="21"/>
+        </w:rPr>
+        <w:t xml:space="preserve">136 tests</w:t>
+      </w:r>
+      <w:r>
+        <w:rPr>
+          <w:rFonts w:ascii="Calibri" w:hAnsi="Calibri" w:cs="Calibri"/>
+          <w:sz w:val="21"/>
+          <w:szCs w:val="21"/>
+        </w:rPr>
+        <w:t xml:space="preserve"> — validated by an external builder shipping a game mode without access to our repository</w:t>
       </w:r>
     </w:p>
     <w:p>

--- a/apps/resume/dist/Brian_Lee_Resume_Graphics.docx
+++ b/apps/resume/dist/Brian_Lee_Resume_Graphics.docx
@@ -1053,7 +1053,25 @@
           <w:sz w:val="21"/>
           <w:szCs w:val="21"/>
         </w:rPr>
-        <w:t xml:space="preserve"> — the GLSL pipeline I owned: PCF shadows, screen-space reflections, vertex AO, day-night cycle</w:t>
+        <w:t xml:space="preserve"> — the </w:t>
+      </w:r>
+      <w:r>
+        <w:rPr>
+          <w:rFonts w:ascii="Calibri" w:hAnsi="Calibri" w:cs="Calibri"/>
+          <w:b/>
+          <w:bCs/>
+          <w:sz w:val="21"/>
+          <w:szCs w:val="21"/>
+        </w:rPr>
+        <w:t xml:space="preserve">13-shader</w:t>
+      </w:r>
+      <w:r>
+        <w:rPr>
+          <w:rFonts w:ascii="Calibri" w:hAnsi="Calibri" w:cs="Calibri"/>
+          <w:sz w:val="21"/>
+          <w:szCs w:val="21"/>
+        </w:rPr>
+        <w:t xml:space="preserve"> GLSL pipeline I owned: PCF shadow mapping, screen-space reflections, vertex AO, a day-night cycle and post-process water through a framebuffer pass</w:t>
       </w:r>
     </w:p>
     <w:p>

--- a/apps/resume/dist/Brian_Lee_Resume_Graphics.docx
+++ b/apps/resume/dist/Brian_Lee_Resume_Graphics.docx
@@ -384,33 +384,33 @@
           <w:sz w:val="21"/>
           <w:szCs w:val="21"/>
         </w:rPr>
-        <w:t xml:space="preserve">Packaged the in-game AI character as a versioned SDK outside studios can build on</w:t>
-      </w:r>
-      <w:r>
-        <w:rPr>
-          <w:rFonts w:ascii="Calibri" w:hAnsi="Calibri" w:cs="Calibri"/>
-          <w:sz w:val="21"/>
-          <w:szCs w:val="21"/>
-        </w:rPr>
-        <w:t xml:space="preserve"> — typed APIs, per-session isolation and capability enforcement at a boundary the creator cannot cross, </w:t>
-      </w:r>
-      <w:r>
-        <w:rPr>
-          <w:rFonts w:ascii="Calibri" w:hAnsi="Calibri" w:cs="Calibri"/>
-          <w:b/>
-          <w:bCs/>
-          <w:sz w:val="21"/>
-          <w:szCs w:val="21"/>
-        </w:rPr>
-        <w:t xml:space="preserve">136 tests</w:t>
-      </w:r>
-      <w:r>
-        <w:rPr>
-          <w:rFonts w:ascii="Calibri" w:hAnsi="Calibri" w:cs="Calibri"/>
-          <w:sz w:val="21"/>
-          <w:szCs w:val="21"/>
-        </w:rPr>
-        <w:t xml:space="preserve"> — validated by an external builder shipping a game mode without access to our repository</w:t>
+        <w:t xml:space="preserve">Packaged the in-game AI agent as a versioned SDK outside studios can build on</w:t>
+      </w:r>
+      <w:r>
+        <w:rPr>
+          <w:rFonts w:ascii="Calibri" w:hAnsi="Calibri" w:cs="Calibri"/>
+          <w:sz w:val="21"/>
+          <w:szCs w:val="21"/>
+        </w:rPr>
+        <w:t xml:space="preserve"> — typed APIs, per-session isolation and capability enforcement, </w:t>
+      </w:r>
+      <w:r>
+        <w:rPr>
+          <w:rFonts w:ascii="Calibri" w:hAnsi="Calibri" w:cs="Calibri"/>
+          <w:b/>
+          <w:bCs/>
+          <w:sz w:val="21"/>
+          <w:szCs w:val="21"/>
+        </w:rPr>
+        <w:t xml:space="preserve">1,301 tests</w:t>
+      </w:r>
+      <w:r>
+        <w:rPr>
+          <w:rFonts w:ascii="Calibri" w:hAnsi="Calibri" w:cs="Calibri"/>
+          <w:sz w:val="21"/>
+          <w:szCs w:val="21"/>
+        </w:rPr>
+        <w:t xml:space="preserve">, published as npm packages over a hosted multi-tenant service — proven by an external builder shipping a game mode with no repository access</w:t>
       </w:r>
     </w:p>
     <w:p>

--- a/apps/resume/dist/Brian_Lee_Resume_Graphics.docx
+++ b/apps/resume/dist/Brian_Lee_Resume_Graphics.docx
@@ -328,7 +328,7 @@
           <w:sz w:val="21"/>
           <w:szCs w:val="21"/>
         </w:rPr>
-        <w:t xml:space="preserve"> — per-stage copy, anti-nag back-off and a 20% measurement holdout, clearing its own safety guardrails at </w:t>
+        <w:t xml:space="preserve"> — per-stage copy, anti-nag back-off and a measurement holdout; it clears its own guardrails and delivers unattended at </w:t>
       </w:r>
       <w:r>
         <w:rPr>
@@ -346,7 +346,7 @@
           <w:sz w:val="21"/>
           <w:szCs w:val="21"/>
         </w:rPr>
-        <w:t xml:space="preserve">; widening eligibility to every account role reached </w:t>
+        <w:t xml:space="preserve">, and widening eligibility reached </w:t>
       </w:r>
       <w:r>
         <w:rPr>
@@ -364,7 +364,7 @@
           <w:sz w:val="21"/>
           <w:szCs w:val="21"/>
         </w:rPr>
-        <w:t xml:space="preserve"> more families and produced its first paid conversion</w:t>
+        <w:t xml:space="preserve"> more families and its first paid conversion</w:t>
       </w:r>
     </w:p>
     <w:p>
@@ -392,7 +392,7 @@
           <w:sz w:val="21"/>
           <w:szCs w:val="21"/>
         </w:rPr>
-        <w:t xml:space="preserve"> — typed APIs, per-session isolation and capability enforcement, </w:t>
+        <w:t xml:space="preserve"> — typed APIs, per-session isolation, capability enforcement and </w:t>
       </w:r>
       <w:r>
         <w:rPr>
@@ -410,35 +410,35 @@
           <w:sz w:val="21"/>
           <w:szCs w:val="21"/>
         </w:rPr>
-        <w:t xml:space="preserve">, published as npm packages over a hosted multi-tenant service — proven by an external builder shipping a game mode with no repository access</w:t>
-      </w:r>
-    </w:p>
-    <w:p>
-      <w:pPr>
-        <w:numPr>
-          <w:ilvl w:val="0"/>
-          <w:numId w:val="1"/>
-        </w:numPr>
-        <w:spacing w:before="0" w:after="0" w:line="214" w:lineRule="auto"/>
-        <w:ind w:left="360" w:hanging="216"/>
-      </w:pPr>
-      <w:r>
-        <w:rPr>
-          <w:rFonts w:ascii="Calibri" w:hAnsi="Calibri" w:cs="Calibri"/>
-          <w:b/>
-          <w:bCs/>
-          <w:sz w:val="21"/>
-          <w:szCs w:val="21"/>
-        </w:rPr>
-        <w:t xml:space="preserve">Made a children's app safe from notification injection</w:t>
-      </w:r>
-      <w:r>
-        <w:rPr>
-          <w:rFonts w:ascii="Calibri" w:hAnsi="Calibri" w:cs="Calibri"/>
-          <w:sz w:val="21"/>
-          <w:szCs w:val="21"/>
-        </w:rPr>
-        <w:t xml:space="preserve"> — anyone with a user ID could push arbitrary content until I bearer-authed four public endpoints, </w:t>
+        <w:t xml:space="preserve">, published over a hosted multi-tenant service — proven by an external builder shipping a mode with no repository access</w:t>
+      </w:r>
+    </w:p>
+    <w:p>
+      <w:pPr>
+        <w:numPr>
+          <w:ilvl w:val="0"/>
+          <w:numId w:val="1"/>
+        </w:numPr>
+        <w:spacing w:before="0" w:after="0" w:line="214" w:lineRule="auto"/>
+        <w:ind w:left="360" w:hanging="216"/>
+      </w:pPr>
+      <w:r>
+        <w:rPr>
+          <w:rFonts w:ascii="Calibri" w:hAnsi="Calibri" w:cs="Calibri"/>
+          <w:b/>
+          <w:bCs/>
+          <w:sz w:val="21"/>
+          <w:szCs w:val="21"/>
+        </w:rPr>
+        <w:t xml:space="preserve">Closed two child-safety gaps</w:t>
+      </w:r>
+      <w:r>
+        <w:rPr>
+          <w:rFonts w:ascii="Calibri" w:hAnsi="Calibri" w:cs="Calibri"/>
+          <w:sz w:val="21"/>
+          <w:szCs w:val="21"/>
+        </w:rPr>
+        <w:t xml:space="preserve"> — public endpoints that trusted any user ID, bearer-authed with </w:t>
       </w:r>
       <w:r>
         <w:rPr>
@@ -449,6 +449,14 @@
           <w:szCs w:val="21"/>
         </w:rPr>
         <w:t xml:space="preserve">zero caller changes</w:t>
+      </w:r>
+      <w:r>
+        <w:rPr>
+          <w:rFonts w:ascii="Calibri" w:hAnsi="Calibri" w:cs="Calibri"/>
+          <w:sz w:val="21"/>
+          <w:szCs w:val="21"/>
+        </w:rPr>
+        <w:t xml:space="preserve">; and the AI agent's defensive targeting, which had been starting fights with neutrals and bosses far above a child's level</w:t>
       </w:r>
     </w:p>
     <w:p>

--- a/apps/resume/dist/Brian_Lee_Resume_Graphics.docx
+++ b/apps/resume/dist/Brian_Lee_Resume_Graphics.docx
@@ -346,7 +346,7 @@
           <w:sz w:val="21"/>
           <w:szCs w:val="21"/>
         </w:rPr>
-        <w:t xml:space="preserve">, and widening eligibility reached </w:t>
+        <w:t xml:space="preserve">, and widening eligibility across parent and child accounts reached </w:t>
       </w:r>
       <w:r>
         <w:rPr>
@@ -410,7 +410,7 @@
           <w:sz w:val="21"/>
           <w:szCs w:val="21"/>
         </w:rPr>
-        <w:t xml:space="preserve">, published over a hosted multi-tenant service — proven by an external builder shipping a mode with no repository access</w:t>
+        <w:t xml:space="preserve">, published over a hosted multi-tenant service — proven by an external builder shipping a mode with no repository access, loading their own content at runtime</w:t>
       </w:r>
     </w:p>
     <w:p>
@@ -1015,7 +1015,7 @@
           <w:sz w:val="21"/>
           <w:szCs w:val="21"/>
         </w:rPr>
-        <w:t xml:space="preserve"> (Perlin/FBM/Voronoi) and </w:t>
+        <w:t xml:space="preserve"> (Perlin/FBM/Voronoi, smoothstep-blended) and </w:t>
       </w:r>
       <w:r>
         <w:rPr>
@@ -1079,7 +1079,7 @@
           <w:sz w:val="21"/>
           <w:szCs w:val="21"/>
         </w:rPr>
-        <w:t xml:space="preserve"> GLSL pipeline I owned: PCF shadow mapping, screen-space reflections, vertex AO, a day-night cycle and post-process water through a framebuffer pass</w:t>
+        <w:t xml:space="preserve"> GLSL pipeline I owned: 7×7 PCF shadow mapping, screen-space reflections, vertex AO, a day-night cycle and post-process water through a framebuffer pass</w:t>
       </w:r>
     </w:p>
     <w:p>
@@ -1172,7 +1172,25 @@
           <w:sz w:val="21"/>
           <w:szCs w:val="21"/>
         </w:rPr>
-        <w:t xml:space="preserve"> (anisotropic Kuwahara, cell shader) over GBuffer channels, delivered as a ray-traced 2560×1080 render</w:t>
+        <w:t xml:space="preserve"> (anisotropic Kuwahara, cell shader) sampling GBuffer channels, delivered as a ray-traced </w:t>
+      </w:r>
+      <w:r>
+        <w:rPr>
+          <w:rFonts w:ascii="Calibri" w:hAnsi="Calibri" w:cs="Calibri"/>
+          <w:b/>
+          <w:bCs/>
+          <w:sz w:val="21"/>
+          <w:szCs w:val="21"/>
+        </w:rPr>
+        <w:t xml:space="preserve">2560×1080</w:t>
+      </w:r>
+      <w:r>
+        <w:rPr>
+          <w:rFonts w:ascii="Calibri" w:hAnsi="Calibri" w:cs="Calibri"/>
+          <w:sz w:val="21"/>
+          <w:szCs w:val="21"/>
+        </w:rPr>
+        <w:t xml:space="preserve"> render at 64 TSR samples/frame</w:t>
       </w:r>
     </w:p>
     <w:p>
@@ -1293,7 +1311,7 @@
           <w:sz w:val="21"/>
           <w:szCs w:val="21"/>
         </w:rPr>
-        <w:t xml:space="preserve"> giving topology-aware traversal, plus an OBJ parser accepting arbitrary n-gons, rendered via OpenGL VBOs</w:t>
+        <w:t xml:space="preserve"> with smart-pointer ownership giving topology-aware traversal, plus an OBJ parser accepting arbitrary n-gons, rendered via OpenGL VBOs</w:t>
       </w:r>
     </w:p>
     <w:p>

--- a/apps/resume/dist/Brian_Lee_Resume_Graphics.docx
+++ b/apps/resume/dist/Brian_Lee_Resume_Graphics.docx
@@ -29,7 +29,7 @@
           <w:sz w:val="20"/>
           <w:szCs w:val="20"/>
         </w:rPr>
-        <w:t xml:space="preserve">Philadelphia, PA | 215-294-7152 | leebwj@sas.upenn.edu | </w:t>
+        <w:t xml:space="preserve">Philadelphia, PA | US &amp; Korea dual citizen | 215-294-7152 | leebwj@sas.upenn.edu | </w:t>
       </w:r>
       <w:hyperlink r:id="rH1">
         <w:r>
@@ -189,7 +189,7 @@
           <w:sz w:val="20"/>
           <w:szCs w:val="20"/>
         </w:rPr>
-        <w:t xml:space="preserve">Interactive Computer Graphics, Computer Animation, 3-D Computer Modeling, Introduction to Algorithms, Introduction to Computer Systems, Programming Languages &amp; Techniques</w:t>
+        <w:t xml:space="preserve">Introduction to Algorithms, Introduction to Computer Systems, Automata, Computability &amp; Complexity, Programming Languages &amp; Techniques, Interactive Computer Graphics, Computer Animation, 3-D Computer Modeling</w:t>
       </w:r>
     </w:p>
     <w:p>
@@ -282,7 +282,7 @@
           <w:sz w:val="21"/>
           <w:szCs w:val="21"/>
         </w:rPr>
-        <w:t xml:space="preserve"> redesign from Figma to production, sequencing information architecture ahead of the visual system so users kept their bearings, then carrying a </w:t>
+        <w:t xml:space="preserve"> redesign from Figma to production — shipped the reorganized screens first so users kept their bearings, then rolled a </w:t>
       </w:r>
       <w:r>
         <w:rPr>
@@ -328,7 +328,7 @@
           <w:sz w:val="21"/>
           <w:szCs w:val="21"/>
         </w:rPr>
-        <w:t xml:space="preserve"> — per-stage copy, anti-nag back-off and a measurement holdout; it clears its own guardrails and delivers unattended at </w:t>
+        <w:t xml:space="preserve"> — per-stage copy, anti-nag back-off and a control group to prove impact; it clears its own guardrails and delivers unattended at </w:t>
       </w:r>
       <w:r>
         <w:rPr>
@@ -438,7 +438,7 @@
           <w:sz w:val="21"/>
           <w:szCs w:val="21"/>
         </w:rPr>
-        <w:t xml:space="preserve"> — public endpoints that trusted any user ID, bearer-authed with </w:t>
+        <w:t xml:space="preserve"> — locked down public endpoints that trusted any user ID, with </w:t>
       </w:r>
       <w:r>
         <w:rPr>
@@ -456,7 +456,7 @@
           <w:sz w:val="21"/>
           <w:szCs w:val="21"/>
         </w:rPr>
-        <w:t xml:space="preserve">; and the AI agent's defensive targeting, which had been starting fights with neutrals and bosses far above a child's level</w:t>
+        <w:t xml:space="preserve">; and the AI agent's targeting, which picked fights with neutrals and bosses far above a child's level</w:t>
       </w:r>
     </w:p>
     <w:p>
@@ -511,79 +511,97 @@
           <w:sz w:val="21"/>
           <w:szCs w:val="21"/>
         </w:rPr>
-        <w:t xml:space="preserve">Maintained a live portfolio of </w:t>
-      </w:r>
-      <w:r>
-        <w:rPr>
-          <w:rFonts w:ascii="Calibri" w:hAnsi="Calibri" w:cs="Calibri"/>
-          <w:b/>
-          <w:bCs/>
-          <w:sz w:val="21"/>
-          <w:szCs w:val="21"/>
-        </w:rPr>
-        <w:t xml:space="preserve">50+ Unity mobile game titles</w:t>
-      </w:r>
-      <w:r>
-        <w:rPr>
-          <w:rFonts w:ascii="Calibri" w:hAnsi="Calibri" w:cs="Calibri"/>
-          <w:sz w:val="21"/>
-          <w:szCs w:val="21"/>
-        </w:rPr>
-        <w:t xml:space="preserve">, improving UI/UX and core gameplay stability across releases</w:t>
-      </w:r>
-    </w:p>
-    <w:p>
-      <w:pPr>
-        <w:numPr>
-          <w:ilvl w:val="0"/>
-          <w:numId w:val="1"/>
-        </w:numPr>
-        <w:spacing w:before="0" w:after="0" w:line="214" w:lineRule="auto"/>
-        <w:ind w:left="360" w:hanging="216"/>
-      </w:pPr>
-      <w:r>
-        <w:rPr>
-          <w:rFonts w:ascii="Calibri" w:hAnsi="Calibri" w:cs="Calibri"/>
-          <w:sz w:val="21"/>
-          <w:szCs w:val="21"/>
-        </w:rPr>
-        <w:t xml:space="preserve">Resolved </w:t>
-      </w:r>
-      <w:r>
-        <w:rPr>
-          <w:rFonts w:ascii="Calibri" w:hAnsi="Calibri" w:cs="Calibri"/>
-          <w:b/>
-          <w:bCs/>
-          <w:sz w:val="21"/>
-          <w:szCs w:val="21"/>
-        </w:rPr>
-        <w:t xml:space="preserve">100+ QA-reported bugs</w:t>
-      </w:r>
-      <w:r>
-        <w:rPr>
-          <w:rFonts w:ascii="Calibri" w:hAnsi="Calibri" w:cs="Calibri"/>
-          <w:sz w:val="21"/>
-          <w:szCs w:val="21"/>
-        </w:rPr>
-        <w:t xml:space="preserve"> by modifying Unity prefabs and C# scripts, shipping fixes in production releases</w:t>
-      </w:r>
-    </w:p>
-    <w:p>
-      <w:pPr>
-        <w:numPr>
-          <w:ilvl w:val="0"/>
-          <w:numId w:val="1"/>
-        </w:numPr>
-        <w:spacing w:before="0" w:after="0" w:line="214" w:lineRule="auto"/>
-        <w:ind w:left="360" w:hanging="216"/>
-      </w:pPr>
-      <w:r>
-        <w:rPr>
-          <w:rFonts w:ascii="Calibri" w:hAnsi="Calibri" w:cs="Calibri"/>
-          <w:sz w:val="21"/>
-          <w:szCs w:val="21"/>
-        </w:rPr>
-        <w:t xml:space="preserve">Upgraded SDKs and platform modules fleet-wide to meet app-store requirements and sustain availability</w:t>
+        <w:t xml:space="preserve">Improved UI/UX and core gameplay stability across </w:t>
+      </w:r>
+      <w:r>
+        <w:rPr>
+          <w:rFonts w:ascii="Calibri" w:hAnsi="Calibri" w:cs="Calibri"/>
+          <w:b/>
+          <w:bCs/>
+          <w:sz w:val="21"/>
+          <w:szCs w:val="21"/>
+        </w:rPr>
+        <w:t xml:space="preserve">50+ live Unity titles</w:t>
+      </w:r>
+      <w:r>
+        <w:rPr>
+          <w:rFonts w:ascii="Calibri" w:hAnsi="Calibri" w:cs="Calibri"/>
+          <w:sz w:val="21"/>
+          <w:szCs w:val="21"/>
+        </w:rPr>
+        <w:t xml:space="preserve"> in a </w:t>
+      </w:r>
+      <w:r>
+        <w:rPr>
+          <w:rFonts w:ascii="Calibri" w:hAnsi="Calibri" w:cs="Calibri"/>
+          <w:b/>
+          <w:bCs/>
+          <w:sz w:val="21"/>
+          <w:szCs w:val="21"/>
+        </w:rPr>
+        <w:t xml:space="preserve">420M+ download</w:t>
+      </w:r>
+      <w:r>
+        <w:rPr>
+          <w:rFonts w:ascii="Calibri" w:hAnsi="Calibri" w:cs="Calibri"/>
+          <w:sz w:val="21"/>
+          <w:szCs w:val="21"/>
+        </w:rPr>
+        <w:t xml:space="preserve"> portfolio</w:t>
+      </w:r>
+    </w:p>
+    <w:p>
+      <w:pPr>
+        <w:numPr>
+          <w:ilvl w:val="0"/>
+          <w:numId w:val="1"/>
+        </w:numPr>
+        <w:spacing w:before="0" w:after="0" w:line="214" w:lineRule="auto"/>
+        <w:ind w:left="360" w:hanging="216"/>
+      </w:pPr>
+      <w:r>
+        <w:rPr>
+          <w:rFonts w:ascii="Calibri" w:hAnsi="Calibri" w:cs="Calibri"/>
+          <w:sz w:val="21"/>
+          <w:szCs w:val="21"/>
+        </w:rPr>
+        <w:t xml:space="preserve">Shipped fixes for </w:t>
+      </w:r>
+      <w:r>
+        <w:rPr>
+          <w:rFonts w:ascii="Calibri" w:hAnsi="Calibri" w:cs="Calibri"/>
+          <w:b/>
+          <w:bCs/>
+          <w:sz w:val="21"/>
+          <w:szCs w:val="21"/>
+        </w:rPr>
+        <w:t xml:space="preserve">100+ bugs</w:t>
+      </w:r>
+      <w:r>
+        <w:rPr>
+          <w:rFonts w:ascii="Calibri" w:hAnsi="Calibri" w:cs="Calibri"/>
+          <w:sz w:val="21"/>
+          <w:szCs w:val="21"/>
+        </w:rPr>
+        <w:t xml:space="preserve"> raised by QA and player reports, correcting Unity prefabs and C# scripts in production</w:t>
+      </w:r>
+    </w:p>
+    <w:p>
+      <w:pPr>
+        <w:numPr>
+          <w:ilvl w:val="0"/>
+          <w:numId w:val="1"/>
+        </w:numPr>
+        <w:spacing w:before="0" w:after="0" w:line="214" w:lineRule="auto"/>
+        <w:ind w:left="360" w:hanging="216"/>
+      </w:pPr>
+      <w:r>
+        <w:rPr>
+          <w:rFonts w:ascii="Calibri" w:hAnsi="Calibri" w:cs="Calibri"/>
+          <w:sz w:val="21"/>
+          <w:szCs w:val="21"/>
+        </w:rPr>
+        <w:t xml:space="preserve">Kept all 50+ titles live on the app stores by upgrading SDKs and platform modules as requirements changed</w:t>
       </w:r>
     </w:p>
     <w:p>
@@ -638,7 +656,7 @@
           <w:sz w:val="21"/>
           <w:szCs w:val="21"/>
         </w:rPr>
-        <w:t xml:space="preserve">Led a cross-functional team of </w:t>
+        <w:t xml:space="preserve">Led a team of </w:t>
       </w:r>
       <w:r>
         <w:rPr>
@@ -656,53 +674,25 @@
           <w:sz w:val="21"/>
           <w:szCs w:val="21"/>
         </w:rPr>
-        <w:t xml:space="preserve"> designers and developers to ship client-facing </w:t>
-      </w:r>
-      <w:r>
-        <w:rPr>
-          <w:rFonts w:ascii="Calibri" w:hAnsi="Calibri" w:cs="Calibri"/>
-          <w:b/>
-          <w:bCs/>
-          <w:sz w:val="21"/>
-          <w:szCs w:val="21"/>
-        </w:rPr>
-        <w:t xml:space="preserve">0-to-1 products</w:t>
-      </w:r>
-    </w:p>
-    <w:p>
-      <w:pPr>
-        <w:numPr>
-          <w:ilvl w:val="0"/>
-          <w:numId w:val="1"/>
-        </w:numPr>
-        <w:spacing w:before="0" w:after="0" w:line="214" w:lineRule="auto"/>
-        <w:ind w:left="360" w:hanging="216"/>
-      </w:pPr>
-      <w:r>
-        <w:rPr>
-          <w:rFonts w:ascii="Calibri" w:hAnsi="Calibri" w:cs="Calibri"/>
-          <w:sz w:val="21"/>
-          <w:szCs w:val="21"/>
-        </w:rPr>
-        <w:t xml:space="preserve">Defined end-to-end user flows, interaction patterns, and reusable interface systems across multiple deliverables</w:t>
-      </w:r>
-    </w:p>
-    <w:p>
-      <w:pPr>
-        <w:numPr>
-          <w:ilvl w:val="0"/>
-          <w:numId w:val="1"/>
-        </w:numPr>
-        <w:spacing w:before="0" w:after="0" w:line="214" w:lineRule="auto"/>
-        <w:ind w:left="360" w:hanging="216"/>
-      </w:pPr>
-      <w:r>
-        <w:rPr>
-          <w:rFonts w:ascii="Calibri" w:hAnsi="Calibri" w:cs="Calibri"/>
-          <w:sz w:val="21"/>
-          <w:szCs w:val="21"/>
-        </w:rPr>
-        <w:t xml:space="preserve">Shipped polished, user-centered features across semester-long client project cycles</w:t>
+        <w:t xml:space="preserve"> designers and developers shipping new products for real clients, from first concept to launch</w:t>
+      </w:r>
+    </w:p>
+    <w:p>
+      <w:pPr>
+        <w:numPr>
+          <w:ilvl w:val="0"/>
+          <w:numId w:val="1"/>
+        </w:numPr>
+        <w:spacing w:before="0" w:after="0" w:line="214" w:lineRule="auto"/>
+        <w:ind w:left="360" w:hanging="216"/>
+      </w:pPr>
+      <w:r>
+        <w:rPr>
+          <w:rFonts w:ascii="Calibri" w:hAnsi="Calibri" w:cs="Calibri"/>
+          <w:sz w:val="21"/>
+          <w:szCs w:val="21"/>
+        </w:rPr>
+        <w:t xml:space="preserve">Defined the end-to-end user flows and reusable interface systems the team shipped across multiple client deliverables</w:t>
       </w:r>
     </w:p>
     <w:p>
@@ -775,7 +765,7 @@
           <w:sz w:val="21"/>
           <w:szCs w:val="21"/>
         </w:rPr>
-        <w:t xml:space="preserve">Translated sensitive documents and briefings with precision, enabling coordination across government and defense teams</w:t>
+        <w:t xml:space="preserve">Translated sensitive documents and briefings, enabling coordination across government and defense teams</w:t>
       </w:r>
     </w:p>
     <w:p>
@@ -889,24 +879,6 @@
     </w:p>
     <w:p>
       <w:pPr>
-        <w:numPr>
-          <w:ilvl w:val="0"/>
-          <w:numId w:val="1"/>
-        </w:numPr>
-        <w:spacing w:before="0" w:after="0" w:line="214" w:lineRule="auto"/>
-        <w:ind w:left="360" w:hanging="216"/>
-      </w:pPr>
-      <w:r>
-        <w:rPr>
-          <w:rFonts w:ascii="Calibri" w:hAnsi="Calibri" w:cs="Calibri"/>
-          <w:sz w:val="21"/>
-          <w:szCs w:val="21"/>
-        </w:rPr>
-        <w:t xml:space="preserve">Wrote and optimized SQL queries to improve retrieval and management efficiency across large-scale datasets</w:t>
-      </w:r>
-    </w:p>
-    <w:p>
-      <w:pPr>
         <w:pBdr>
           <w:bottom w:val="single" w:sz="6" w:space="1" w:color="000000"/>
         </w:pBdr>
@@ -989,7 +961,53 @@
           <w:sz w:val="21"/>
           <w:szCs w:val="21"/>
         </w:rPr>
-        <w:t xml:space="preserve">Made a from-scratch voxel world read as varied rather than noisy</w:t>
+        <w:t xml:space="preserve">A Minecraft-style 3D game engine written from scratch in C++ and OpenGL</w:t>
+      </w:r>
+      <w:r>
+        <w:rPr>
+          <w:rFonts w:ascii="Calibri" w:hAnsi="Calibri" w:cs="Calibri"/>
+          <w:sz w:val="21"/>
+          <w:szCs w:val="21"/>
+        </w:rPr>
+        <w:t xml:space="preserve"> (team of 3) — I owned the world generation: </w:t>
+      </w:r>
+      <w:r>
+        <w:rPr>
+          <w:rFonts w:ascii="Calibri" w:hAnsi="Calibri" w:cs="Calibri"/>
+          <w:b/>
+          <w:bCs/>
+          <w:sz w:val="21"/>
+          <w:szCs w:val="21"/>
+        </w:rPr>
+        <w:t xml:space="preserve">7 procedural biomes</w:t>
+      </w:r>
+      <w:r>
+        <w:rPr>
+          <w:rFonts w:ascii="Calibri" w:hAnsi="Calibri" w:cs="Calibri"/>
+          <w:sz w:val="21"/>
+          <w:szCs w:val="21"/>
+        </w:rPr>
+        <w:t xml:space="preserve"> blended from layered noise, and caves generated as you explore</w:t>
+      </w:r>
+    </w:p>
+    <w:p>
+      <w:pPr>
+        <w:numPr>
+          <w:ilvl w:val="0"/>
+          <w:numId w:val="1"/>
+        </w:numPr>
+        <w:spacing w:before="0" w:after="0" w:line="214" w:lineRule="auto"/>
+        <w:ind w:left="360" w:hanging="216"/>
+      </w:pPr>
+      <w:r>
+        <w:rPr>
+          <w:rFonts w:ascii="Calibri" w:hAnsi="Calibri" w:cs="Calibri"/>
+          <w:b/>
+          <w:bCs/>
+          <w:sz w:val="21"/>
+          <w:szCs w:val="21"/>
+        </w:rPr>
+        <w:t xml:space="preserve">Owned the rendering pipeline that makes the world look real</w:t>
       </w:r>
       <w:r>
         <w:rPr>
@@ -1007,79 +1025,15 @@
           <w:sz w:val="21"/>
           <w:szCs w:val="21"/>
         </w:rPr>
-        <w:t xml:space="preserve">7-biome procedural generation</w:t>
-      </w:r>
-      <w:r>
-        <w:rPr>
-          <w:rFonts w:ascii="Calibri" w:hAnsi="Calibri" w:cs="Calibri"/>
-          <w:sz w:val="21"/>
-          <w:szCs w:val="21"/>
-        </w:rPr>
-        <w:t xml:space="preserve"> (Perlin/FBM/Voronoi, smoothstep-blended) and </w:t>
-      </w:r>
-      <w:r>
-        <w:rPr>
-          <w:rFonts w:ascii="Calibri" w:hAnsi="Calibri" w:cs="Calibri"/>
-          <w:b/>
-          <w:bCs/>
-          <w:sz w:val="21"/>
-          <w:szCs w:val="21"/>
-        </w:rPr>
-        <w:t xml:space="preserve">3D Perlin caves</w:t>
-      </w:r>
-      <w:r>
-        <w:rPr>
-          <w:rFonts w:ascii="Calibri" w:hAnsi="Calibri" w:cs="Calibri"/>
-          <w:sz w:val="21"/>
-          <w:szCs w:val="21"/>
-        </w:rPr>
-        <w:t xml:space="preserve"> in a C++/OpenGL engine (team of 3)</w:t>
-      </w:r>
-    </w:p>
-    <w:p>
-      <w:pPr>
-        <w:numPr>
-          <w:ilvl w:val="0"/>
-          <w:numId w:val="1"/>
-        </w:numPr>
-        <w:spacing w:before="0" w:after="0" w:line="214" w:lineRule="auto"/>
-        <w:ind w:left="360" w:hanging="216"/>
-      </w:pPr>
-      <w:r>
-        <w:rPr>
-          <w:rFonts w:ascii="Calibri" w:hAnsi="Calibri" w:cs="Calibri"/>
-          <w:b/>
-          <w:bCs/>
-          <w:sz w:val="21"/>
-          <w:szCs w:val="21"/>
-        </w:rPr>
-        <w:t xml:space="preserve">Made that world legible</w:t>
-      </w:r>
-      <w:r>
-        <w:rPr>
-          <w:rFonts w:ascii="Calibri" w:hAnsi="Calibri" w:cs="Calibri"/>
-          <w:sz w:val="21"/>
-          <w:szCs w:val="21"/>
-        </w:rPr>
-        <w:t xml:space="preserve"> — the </w:t>
-      </w:r>
-      <w:r>
-        <w:rPr>
-          <w:rFonts w:ascii="Calibri" w:hAnsi="Calibri" w:cs="Calibri"/>
-          <w:b/>
-          <w:bCs/>
-          <w:sz w:val="21"/>
-          <w:szCs w:val="21"/>
-        </w:rPr>
-        <w:t xml:space="preserve">13-shader</w:t>
-      </w:r>
-      <w:r>
-        <w:rPr>
-          <w:rFonts w:ascii="Calibri" w:hAnsi="Calibri" w:cs="Calibri"/>
-          <w:sz w:val="21"/>
-          <w:szCs w:val="21"/>
-        </w:rPr>
-        <w:t xml:space="preserve"> GLSL pipeline I owned: 7×7 PCF shadow mapping, screen-space reflections, vertex AO, a day-night cycle and post-process water through a framebuffer pass</w:t>
+        <w:t xml:space="preserve">13 GLSL shaders</w:t>
+      </w:r>
+      <w:r>
+        <w:rPr>
+          <w:rFonts w:ascii="Calibri" w:hAnsi="Calibri" w:cs="Calibri"/>
+          <w:sz w:val="21"/>
+          <w:szCs w:val="21"/>
+        </w:rPr>
+        <w:t xml:space="preserve"> for shadows, reflective water, ambient shading and a day-night cycle, plus post-process overlays for underwater and lava</w:t>
       </w:r>
     </w:p>
     <w:p>
@@ -1146,79 +1100,61 @@
           <w:sz w:val="21"/>
           <w:szCs w:val="21"/>
         </w:rPr>
-        <w:t xml:space="preserve">Gave a short film its entire visual identity</w:t>
-      </w:r>
-      <w:r>
-        <w:rPr>
-          <w:rFonts w:ascii="Calibri" w:hAnsi="Calibri" w:cs="Calibri"/>
-          <w:sz w:val="21"/>
-          <w:szCs w:val="21"/>
-        </w:rPr>
-        <w:t xml:space="preserve"> — 2 </w:t>
-      </w:r>
-      <w:r>
-        <w:rPr>
-          <w:rFonts w:ascii="Calibri" w:hAnsi="Calibri" w:cs="Calibri"/>
-          <w:b/>
-          <w:bCs/>
-          <w:sz w:val="21"/>
-          <w:szCs w:val="21"/>
-        </w:rPr>
-        <w:t xml:space="preserve">HLSL post-process shaders</w:t>
-      </w:r>
-      <w:r>
-        <w:rPr>
-          <w:rFonts w:ascii="Calibri" w:hAnsi="Calibri" w:cs="Calibri"/>
-          <w:sz w:val="21"/>
-          <w:szCs w:val="21"/>
-        </w:rPr>
-        <w:t xml:space="preserve"> (anisotropic Kuwahara, cell shader) sampling GBuffer channels, delivered as a ray-traced </w:t>
-      </w:r>
-      <w:r>
-        <w:rPr>
-          <w:rFonts w:ascii="Calibri" w:hAnsi="Calibri" w:cs="Calibri"/>
-          <w:b/>
-          <w:bCs/>
-          <w:sz w:val="21"/>
-          <w:szCs w:val="21"/>
-        </w:rPr>
-        <w:t xml:space="preserve">2560×1080</w:t>
-      </w:r>
-      <w:r>
-        <w:rPr>
-          <w:rFonts w:ascii="Calibri" w:hAnsi="Calibri" w:cs="Calibri"/>
-          <w:sz w:val="21"/>
-          <w:szCs w:val="21"/>
-        </w:rPr>
-        <w:t xml:space="preserve"> render at 64 TSR samples/frame</w:t>
-      </w:r>
-    </w:p>
-    <w:p>
-      <w:pPr>
-        <w:numPr>
-          <w:ilvl w:val="0"/>
-          <w:numId w:val="1"/>
-        </w:numPr>
-        <w:spacing w:before="0" w:after="0" w:line="214" w:lineRule="auto"/>
-        <w:ind w:left="360" w:hanging="216"/>
-      </w:pPr>
-      <w:r>
-        <w:rPr>
-          <w:rFonts w:ascii="Calibri" w:hAnsi="Calibri" w:cs="Calibri"/>
-          <w:b/>
-          <w:bCs/>
-          <w:sz w:val="21"/>
-          <w:szCs w:val="21"/>
-        </w:rPr>
-        <w:t xml:space="preserve">Brought its character to life</w:t>
-      </w:r>
-      <w:r>
-        <w:rPr>
-          <w:rFonts w:ascii="Calibri" w:hAnsi="Calibri" w:cs="Calibri"/>
-          <w:sz w:val="21"/>
-          <w:szCs w:val="21"/>
-        </w:rPr>
-        <w:t xml:space="preserve"> — rigged and animated in Maya (IK limbs, spline-IK spine) driving an Unreal Animation Blueprint</w:t>
+        <w:t xml:space="preserve">An animated short film built in Unreal Engine 5</w:t>
+      </w:r>
+      <w:r>
+        <w:rPr>
+          <w:rFonts w:ascii="Calibri" w:hAnsi="Calibri" w:cs="Calibri"/>
+          <w:sz w:val="21"/>
+          <w:szCs w:val="21"/>
+        </w:rPr>
+        <w:t xml:space="preserve"> — I wrote </w:t>
+      </w:r>
+      <w:r>
+        <w:rPr>
+          <w:rFonts w:ascii="Calibri" w:hAnsi="Calibri" w:cs="Calibri"/>
+          <w:b/>
+          <w:bCs/>
+          <w:sz w:val="21"/>
+          <w:szCs w:val="21"/>
+        </w:rPr>
+        <w:t xml:space="preserve">2 custom shaders</w:t>
+      </w:r>
+      <w:r>
+        <w:rPr>
+          <w:rFonts w:ascii="Calibri" w:hAnsi="Calibri" w:cs="Calibri"/>
+          <w:sz w:val="21"/>
+          <w:szCs w:val="21"/>
+        </w:rPr>
+        <w:t xml:space="preserve"> that make the ray-traced render read as hand-painted rather than computer-generated, rendered out through the Movie Render Pipeline</w:t>
+      </w:r>
+    </w:p>
+    <w:p>
+      <w:pPr>
+        <w:numPr>
+          <w:ilvl w:val="0"/>
+          <w:numId w:val="1"/>
+        </w:numPr>
+        <w:spacing w:before="0" w:after="0" w:line="214" w:lineRule="auto"/>
+        <w:ind w:left="360" w:hanging="216"/>
+      </w:pPr>
+      <w:r>
+        <w:rPr>
+          <w:rFonts w:ascii="Calibri" w:hAnsi="Calibri" w:cs="Calibri"/>
+          <w:b/>
+          <w:bCs/>
+          <w:sz w:val="21"/>
+          <w:szCs w:val="21"/>
+        </w:rPr>
+        <w:t xml:space="preserve">Rigged and animated the character in Maya</w:t>
+      </w:r>
+      <w:r>
+        <w:rPr>
+          <w:rFonts w:ascii="Calibri" w:hAnsi="Calibri" w:cs="Calibri"/>
+          <w:sz w:val="21"/>
+          <w:szCs w:val="21"/>
+        </w:rPr>
+        <w:t xml:space="preserve">, driven inside Unreal through an animation blueprint</w:t>
       </w:r>
     </w:p>
     <w:p>
@@ -1285,79 +1221,43 @@
           <w:sz w:val="21"/>
           <w:szCs w:val="21"/>
         </w:rPr>
-        <w:t xml:space="preserve">Made arbitrary meshes editable in place</w:t>
-      </w:r>
-      <w:r>
-        <w:rPr>
-          <w:rFonts w:ascii="Calibri" w:hAnsi="Calibri" w:cs="Calibri"/>
-          <w:sz w:val="21"/>
-          <w:szCs w:val="21"/>
-        </w:rPr>
-        <w:t xml:space="preserve"> — a </w:t>
-      </w:r>
-      <w:r>
-        <w:rPr>
-          <w:rFonts w:ascii="Calibri" w:hAnsi="Calibri" w:cs="Calibri"/>
-          <w:b/>
-          <w:bCs/>
-          <w:sz w:val="21"/>
-          <w:szCs w:val="21"/>
-        </w:rPr>
-        <w:t xml:space="preserve">half-edge structure</w:t>
-      </w:r>
-      <w:r>
-        <w:rPr>
-          <w:rFonts w:ascii="Calibri" w:hAnsi="Calibri" w:cs="Calibri"/>
-          <w:sz w:val="21"/>
-          <w:szCs w:val="21"/>
-        </w:rPr>
-        <w:t xml:space="preserve"> with smart-pointer ownership giving topology-aware traversal, plus an OBJ parser accepting arbitrary n-gons, rendered via OpenGL VBOs</w:t>
-      </w:r>
-    </w:p>
-    <w:p>
-      <w:pPr>
-        <w:numPr>
-          <w:ilvl w:val="0"/>
-          <w:numId w:val="1"/>
-        </w:numPr>
-        <w:spacing w:before="0" w:after="0" w:line="214" w:lineRule="auto"/>
-        <w:ind w:left="360" w:hanging="216"/>
-      </w:pPr>
-      <w:r>
-        <w:rPr>
-          <w:rFonts w:ascii="Calibri" w:hAnsi="Calibri" w:cs="Calibri"/>
-          <w:b/>
-          <w:bCs/>
-          <w:sz w:val="21"/>
-          <w:szCs w:val="21"/>
-        </w:rPr>
-        <w:t xml:space="preserve">Turned coarse geometry into smooth surfaces</w:t>
-      </w:r>
-      <w:r>
-        <w:rPr>
-          <w:rFonts w:ascii="Calibri" w:hAnsi="Calibri" w:cs="Calibri"/>
-          <w:sz w:val="21"/>
-          <w:szCs w:val="21"/>
-        </w:rPr>
-        <w:t xml:space="preserve"> with </w:t>
-      </w:r>
-      <w:r>
-        <w:rPr>
-          <w:rFonts w:ascii="Calibri" w:hAnsi="Calibri" w:cs="Calibri"/>
-          <w:b/>
-          <w:bCs/>
-          <w:sz w:val="21"/>
-          <w:szCs w:val="21"/>
-        </w:rPr>
-        <w:t xml:space="preserve">Catmull–Clark subdivision</w:t>
-      </w:r>
-      <w:r>
-        <w:rPr>
-          <w:rFonts w:ascii="Calibri" w:hAnsi="Calibri" w:cs="Calibri"/>
-          <w:sz w:val="21"/>
-          <w:szCs w:val="21"/>
-        </w:rPr>
-        <w:t xml:space="preserve"> and topology ops in a Qt editor</w:t>
+        <w:t xml:space="preserve">A 3D modeling tool in the spirit of Maya, in C++ and Qt</w:t>
+      </w:r>
+      <w:r>
+        <w:rPr>
+          <w:rFonts w:ascii="Calibri" w:hAnsi="Calibri" w:cs="Calibri"/>
+          <w:sz w:val="21"/>
+          <w:szCs w:val="21"/>
+        </w:rPr>
+        <w:t xml:space="preserve"> — edit any model's geometry directly, with a half-edge structure tracking how faces, edges and vertices connect, each selectable from a clickable Qt list</w:t>
+      </w:r>
+    </w:p>
+    <w:p>
+      <w:pPr>
+        <w:numPr>
+          <w:ilvl w:val="0"/>
+          <w:numId w:val="1"/>
+        </w:numPr>
+        <w:spacing w:before="0" w:after="0" w:line="214" w:lineRule="auto"/>
+        <w:ind w:left="360" w:hanging="216"/>
+      </w:pPr>
+      <w:r>
+        <w:rPr>
+          <w:rFonts w:ascii="Calibri" w:hAnsi="Calibri" w:cs="Calibri"/>
+          <w:b/>
+          <w:bCs/>
+          <w:sz w:val="21"/>
+          <w:szCs w:val="21"/>
+        </w:rPr>
+        <w:t xml:space="preserve">Smooths rough models into refined surfaces</w:t>
+      </w:r>
+      <w:r>
+        <w:rPr>
+          <w:rFonts w:ascii="Calibri" w:hAnsi="Calibri" w:cs="Calibri"/>
+          <w:sz w:val="21"/>
+          <w:szCs w:val="21"/>
+        </w:rPr>
+        <w:t xml:space="preserve"> with Catmull–Clark subdivision, the algorithm film and game studios use</w:t>
       </w:r>
     </w:p>
     <w:p>
